--- a/CONG TY TAM THAI/TamThai_ThanhLapDiaDiem/TamThai_Mau17.docx
+++ b/CONG TY TAM THAI/TamThai_ThanhLapDiaDiem/TamThai_Mau17.docx
@@ -855,7 +855,7 @@
           <w:sz w:val="28"/>
           <w:szCs w:val="28"/>
         </w:rPr>
-        <w:t xml:space="preserve"> </w:t>
+        <w:t xml:space="preserve"> Doanh </w:t>
       </w:r>
       <w:proofErr w:type="spellStart"/>
       <w:r>
@@ -865,9 +865,8 @@
           <w:sz w:val="28"/>
           <w:szCs w:val="28"/>
         </w:rPr>
-        <w:t>đăng</w:t>
-      </w:r>
-      <w:proofErr w:type="spellEnd"/>
+        <w:t>n</w:t>
+      </w:r>
       <w:r>
         <w:rPr>
           <w:i/>
@@ -875,9 +874,9 @@
           <w:sz w:val="28"/>
           <w:szCs w:val="28"/>
         </w:rPr>
-        <w:t xml:space="preserve"> </w:t>
-      </w:r>
-      <w:proofErr w:type="spellStart"/>
+        <w:t>ghiệp</w:t>
+      </w:r>
+      <w:proofErr w:type="spellEnd"/>
       <w:r>
         <w:rPr>
           <w:i/>
@@ -885,9 +884,9 @@
           <w:sz w:val="28"/>
           <w:szCs w:val="28"/>
         </w:rPr>
-        <w:t>ký</w:t>
-      </w:r>
-      <w:proofErr w:type="spellEnd"/>
+        <w:t xml:space="preserve"> </w:t>
+      </w:r>
+      <w:proofErr w:type="spellStart"/>
       <w:r>
         <w:rPr>
           <w:i/>
@@ -895,9 +894,8 @@
           <w:sz w:val="28"/>
           <w:szCs w:val="28"/>
         </w:rPr>
-        <w:t xml:space="preserve"> </w:t>
-      </w:r>
-      <w:proofErr w:type="spellStart"/>
+        <w:t>S</w:t>
+      </w:r>
       <w:r>
         <w:rPr>
           <w:i/>
@@ -905,7 +903,7 @@
           <w:sz w:val="28"/>
           <w:szCs w:val="28"/>
         </w:rPr>
-        <w:t>kinh</w:t>
+        <w:t>ở</w:t>
       </w:r>
       <w:proofErr w:type="spellEnd"/>
       <w:r>
@@ -925,7 +923,7 @@
           <w:sz w:val="28"/>
           <w:szCs w:val="28"/>
         </w:rPr>
-        <w:t>doanh</w:t>
+        <w:t>tài</w:t>
       </w:r>
       <w:proofErr w:type="spellEnd"/>
       <w:r>
@@ -940,29 +938,40 @@
       <w:proofErr w:type="spellStart"/>
       <w:r>
         <w:rPr>
-          <w:rFonts w:eastAsia="Times New Roman"/>
           <w:i/>
-          <w:sz w:val="26"/>
-          <w:szCs w:val="26"/>
-        </w:rPr>
-        <w:t>t</w:t>
-      </w:r>
-      <w:r>
-        <w:rPr>
-          <w:rFonts w:eastAsia="Times New Roman"/>
+          <w:iCs/>
+          <w:sz w:val="28"/>
+          <w:szCs w:val="28"/>
+        </w:rPr>
+        <w:t>chính</w:t>
+      </w:r>
+      <w:proofErr w:type="spellEnd"/>
+      <w:r>
+        <w:rPr>
           <w:i/>
-          <w:sz w:val="26"/>
-          <w:szCs w:val="26"/>
-        </w:rPr>
-        <w:t>ỉnh</w:t>
-      </w:r>
-      <w:proofErr w:type="spellEnd"/>
-      <w:r>
-        <w:rPr>
-          <w:rFonts w:eastAsia="Times New Roman"/>
+          <w:iCs/>
+          <w:sz w:val="28"/>
+          <w:szCs w:val="28"/>
+        </w:rPr>
+        <w:t xml:space="preserve"> </w:t>
+      </w:r>
+      <w:proofErr w:type="spellStart"/>
+      <w:r>
+        <w:rPr>
           <w:i/>
-          <w:sz w:val="26"/>
-          <w:szCs w:val="26"/>
+          <w:iCs/>
+          <w:sz w:val="28"/>
+          <w:szCs w:val="28"/>
+        </w:rPr>
+        <w:t>tỉnh</w:t>
+      </w:r>
+      <w:proofErr w:type="spellEnd"/>
+      <w:r>
+        <w:rPr>
+          <w:i/>
+          <w:iCs/>
+          <w:sz w:val="28"/>
+          <w:szCs w:val="28"/>
         </w:rPr>
         <w:t xml:space="preserve"> Ninh Bình</w:t>
       </w:r>
@@ -4846,7 +4855,7 @@
                       <v:stroke joinstyle="miter"/>
                       <v:path gradientshapeok="t" o:connecttype="rect"/>
                     </v:shapetype>
-                    <v:shape id="Text Box 2" o:spid="_x0000_s1026" type="#_x0000_t202" style="position:absolute;left:0;text-align:left;margin-left:11.45pt;margin-top:2.55pt;width:22.9pt;height:17.8pt;z-index:251669504;visibility:visible;mso-wrap-style:square;mso-width-percent:0;mso-height-percent:0;mso-wrap-distance-left:9pt;mso-wrap-distance-top:3.6pt;mso-wrap-distance-right:9pt;mso-wrap-distance-bottom:3.6pt;mso-position-horizontal:absolute;mso-position-horizontal-relative:text;mso-position-vertical:absolute;mso-position-vertical-relative:text;mso-width-percent:0;mso-height-percent:0;mso-width-relative:margin;mso-height-relative:margin;v-text-anchor:top" o:gfxdata="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">
+                    <v:shape id="Text Box 2" o:spid="_x0000_s1026" type="#_x0000_t202" style="position:absolute;left:0;text-align:left;margin-left:11.45pt;margin-top:2.55pt;width:22.9pt;height:17.8pt;z-index:251669504;visibility:visible;mso-wrap-style:square;mso-width-percent:0;mso-height-percent:0;mso-wrap-distance-left:9pt;mso-wrap-distance-top:3.6pt;mso-wrap-distance-right:9pt;mso-wrap-distance-bottom:3.6pt;mso-position-horizontal:absolute;mso-position-horizontal-relative:text;mso-position-vertical:absolute;mso-position-vertical-relative:text;mso-width-percent:0;mso-height-percent:0;mso-width-relative:margin;mso-height-relative:margin;v-text-anchor:top" o:gfxdata="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">
                       <v:textbox>
                         <w:txbxContent>
                           <w:p/>
@@ -5016,7 +5025,7 @@
                 </mc:Choice>
                 <mc:Fallback>
                   <w:pict>
-                    <v:shape w14:anchorId="74B1409C" id="_x0000_s1027" type="#_x0000_t202" style="position:absolute;left:0;text-align:left;margin-left:11.45pt;margin-top:2.45pt;width:22.9pt;height:17.8pt;z-index:251670528;visibility:visible;mso-wrap-style:square;mso-width-percent:0;mso-height-percent:0;mso-wrap-distance-left:9pt;mso-wrap-distance-top:3.6pt;mso-wrap-distance-right:9pt;mso-wrap-distance-bottom:3.6pt;mso-position-horizontal:absolute;mso-position-horizontal-relative:text;mso-position-vertical:absolute;mso-position-vertical-relative:text;mso-width-percent:0;mso-height-percent:0;mso-width-relative:margin;mso-height-relative:margin;v-text-anchor:top" o:gfxdata="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">
+                    <v:shape w14:anchorId="74B1409C" id="_x0000_s1027" type="#_x0000_t202" style="position:absolute;left:0;text-align:left;margin-left:11.45pt;margin-top:2.45pt;width:22.9pt;height:17.8pt;z-index:251670528;visibility:visible;mso-wrap-style:square;mso-width-percent:0;mso-height-percent:0;mso-wrap-distance-left:9pt;mso-wrap-distance-top:3.6pt;mso-wrap-distance-right:9pt;mso-wrap-distance-bottom:3.6pt;mso-position-horizontal:absolute;mso-position-horizontal-relative:text;mso-position-vertical:absolute;mso-position-vertical-relative:text;mso-width-percent:0;mso-height-percent:0;mso-width-relative:margin;mso-height-relative:margin;v-text-anchor:top" o:gfxdata="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">
                       <v:textbox>
                         <w:txbxContent>
                           <w:p/>
@@ -5186,7 +5195,7 @@
                 </mc:Choice>
                 <mc:Fallback>
                   <w:pict>
-                    <v:shape w14:anchorId="1A5274A4" id="_x0000_s1028" type="#_x0000_t202" style="position:absolute;left:0;text-align:left;margin-left:11.45pt;margin-top:2.35pt;width:22.9pt;height:17.8pt;z-index:251671552;visibility:visible;mso-wrap-style:square;mso-width-percent:0;mso-height-percent:0;mso-wrap-distance-left:9pt;mso-wrap-distance-top:3.6pt;mso-wrap-distance-right:9pt;mso-wrap-distance-bottom:3.6pt;mso-position-horizontal:absolute;mso-position-horizontal-relative:text;mso-position-vertical:absolute;mso-position-vertical-relative:text;mso-width-percent:0;mso-height-percent:0;mso-width-relative:margin;mso-height-relative:margin;v-text-anchor:top" o:gfxdata="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">
+                    <v:shape w14:anchorId="1A5274A4" id="_x0000_s1028" type="#_x0000_t202" style="position:absolute;left:0;text-align:left;margin-left:11.45pt;margin-top:2.35pt;width:22.9pt;height:17.8pt;z-index:251671552;visibility:visible;mso-wrap-style:square;mso-width-percent:0;mso-height-percent:0;mso-wrap-distance-left:9pt;mso-wrap-distance-top:3.6pt;mso-wrap-distance-right:9pt;mso-wrap-distance-bottom:3.6pt;mso-position-horizontal:absolute;mso-position-horizontal-relative:text;mso-position-vertical:absolute;mso-position-vertical-relative:text;mso-width-percent:0;mso-height-percent:0;mso-width-relative:margin;mso-height-relative:margin;v-text-anchor:top" o:gfxdata="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">
                       <v:textbox>
                         <w:txbxContent>
                           <w:p/>
@@ -5378,7 +5387,7 @@
                 </mc:Choice>
                 <mc:Fallback>
                   <w:pict>
-                    <v:shape w14:anchorId="1750E094" id="_x0000_s1029" type="#_x0000_t202" style="position:absolute;left:0;text-align:left;margin-left:11.45pt;margin-top:2.25pt;width:22.9pt;height:17.8pt;z-index:251672576;visibility:visible;mso-wrap-style:square;mso-width-percent:0;mso-height-percent:0;mso-wrap-distance-left:9pt;mso-wrap-distance-top:3.6pt;mso-wrap-distance-right:9pt;mso-wrap-distance-bottom:3.6pt;mso-position-horizontal:absolute;mso-position-horizontal-relative:text;mso-position-vertical:absolute;mso-position-vertical-relative:text;mso-width-percent:0;mso-height-percent:0;mso-width-relative:margin;mso-height-relative:margin;v-text-anchor:top" o:gfxdata="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">
+                    <v:shape w14:anchorId="1750E094" id="_x0000_s1029" type="#_x0000_t202" style="position:absolute;left:0;text-align:left;margin-left:11.45pt;margin-top:2.25pt;width:22.9pt;height:17.8pt;z-index:251672576;visibility:visible;mso-wrap-style:square;mso-width-percent:0;mso-height-percent:0;mso-wrap-distance-left:9pt;mso-wrap-distance-top:3.6pt;mso-wrap-distance-right:9pt;mso-wrap-distance-bottom:3.6pt;mso-position-horizontal:absolute;mso-position-horizontal-relative:text;mso-position-vertical:absolute;mso-position-vertical-relative:text;mso-width-percent:0;mso-height-percent:0;mso-width-relative:margin;mso-height-relative:margin;v-text-anchor:top" o:gfxdata="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">
                       <v:textbox>
                         <w:txbxContent>
                           <w:p/>
@@ -16303,14 +16312,7 @@
                 <w:sz w:val="28"/>
                 <w:szCs w:val="28"/>
               </w:rPr>
-              <w:t>Trung Quốc</w:t>
-            </w:r>
-            <w:r>
-              <w:rPr>
-                <w:sz w:val="28"/>
-                <w:szCs w:val="28"/>
-              </w:rPr>
-              <w:t xml:space="preserve"> </w:t>
+              <w:t xml:space="preserve">Trung Quốc </w:t>
             </w:r>
           </w:p>
           <w:p>
@@ -17050,14 +17052,7 @@
                 <w:sz w:val="28"/>
                 <w:szCs w:val="28"/>
               </w:rPr>
-              <w:t>16/04/2025</w:t>
-            </w:r>
-            <w:r>
-              <w:rPr>
-                <w:sz w:val="28"/>
-                <w:szCs w:val="28"/>
-              </w:rPr>
-              <w:t xml:space="preserve"> </w:t>
+              <w:t xml:space="preserve">16/04/2025 </w:t>
             </w:r>
             <w:proofErr w:type="spellStart"/>
             <w:r>
@@ -23992,7 +23987,7 @@
                       </mc:Choice>
                       <mc:Fallback>
                         <w:pict>
-                          <v:rect w14:anchorId="1F003D19" id="Rectangle 33" o:spid="_x0000_s1030" style="position:absolute;left:0;text-align:left;margin-left:0;margin-top:2.9pt;width:22.75pt;height:18.55pt;z-index:251674624;visibility:visible;mso-wrap-style:none;mso-width-percent:0;mso-height-percent:0;mso-wrap-distance-left:9pt;mso-wrap-distance-top:0;mso-wrap-distance-right:9pt;mso-wrap-distance-bottom:0;mso-position-horizontal:center;mso-position-horizontal-relative:margin;mso-position-vertical:absolute;mso-position-vertical-relative:text;mso-width-percent:0;mso-height-percent:0;mso-width-relative:page;mso-height-relative:page;v-text-anchor:middle" o:gfxdata="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" strokeweight=".26mm">
+                          <v:rect w14:anchorId="1F003D19" id="Rectangle 33" o:spid="_x0000_s1030" style="position:absolute;left:0;text-align:left;margin-left:0;margin-top:2.9pt;width:22.75pt;height:18.55pt;z-index:251674624;visibility:visible;mso-wrap-style:none;mso-width-percent:0;mso-height-percent:0;mso-wrap-distance-left:9pt;mso-wrap-distance-top:0;mso-wrap-distance-right:9pt;mso-wrap-distance-bottom:0;mso-position-horizontal:center;mso-position-horizontal-relative:margin;mso-position-vertical:absolute;mso-position-vertical-relative:text;mso-width-percent:0;mso-height-percent:0;mso-width-relative:page;mso-height-relative:page;v-text-anchor:middle" o:gfxdata="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" strokeweight=".26mm">
                             <v:stroke endcap="square"/>
                             <v:textbox>
                               <w:txbxContent>
@@ -25133,7 +25128,7 @@
                       </mc:Choice>
                       <mc:Fallback>
                         <w:pict>
-                          <v:rect w14:anchorId="4FFC141A" id="Rectangle 261" o:spid="_x0000_s1031" style="position:absolute;left:0;text-align:left;margin-left:51.9pt;margin-top:-.2pt;width:20.45pt;height:18.5pt;z-index:251664384;visibility:visible;mso-wrap-style:none;mso-width-percent:0;mso-height-percent:0;mso-wrap-distance-left:9pt;mso-wrap-distance-top:0;mso-wrap-distance-right:9pt;mso-wrap-distance-bottom:0;mso-position-horizontal:absolute;mso-position-horizontal-relative:text;mso-position-vertical:absolute;mso-position-vertical-relative:text;mso-width-percent:0;mso-height-percent:0;mso-width-relative:page;mso-height-relative:page;v-text-anchor:middle" o:gfxdata="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" strokeweight=".26mm">
+                          <v:rect w14:anchorId="4FFC141A" id="Rectangle 261" o:spid="_x0000_s1031" style="position:absolute;left:0;text-align:left;margin-left:51.9pt;margin-top:-.2pt;width:20.45pt;height:18.5pt;z-index:251664384;visibility:visible;mso-wrap-style:none;mso-width-percent:0;mso-height-percent:0;mso-wrap-distance-left:9pt;mso-wrap-distance-top:0;mso-wrap-distance-right:9pt;mso-wrap-distance-bottom:0;mso-position-horizontal:absolute;mso-position-horizontal-relative:text;mso-position-vertical:absolute;mso-position-vertical-relative:text;mso-width-percent:0;mso-height-percent:0;mso-width-relative:page;mso-height-relative:page;v-text-anchor:middle" o:gfxdata="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" strokeweight=".26mm">
                             <v:stroke endcap="square"/>
                             <v:textbox>
                               <w:txbxContent>
@@ -26204,7 +26199,7 @@
                 </mc:Choice>
                 <mc:Fallback>
                   <w:pict>
-                    <v:rect w14:anchorId="4C458F8D" id="Rectangle 257" o:spid="_x0000_s1032" style="position:absolute;left:0;text-align:left;margin-left:9.6pt;margin-top:4.25pt;width:20.45pt;height:18.5pt;z-index:251662336;visibility:visible;mso-wrap-style:none;mso-width-percent:0;mso-height-percent:0;mso-wrap-distance-left:9pt;mso-wrap-distance-top:0;mso-wrap-distance-right:9pt;mso-wrap-distance-bottom:0;mso-position-horizontal:absolute;mso-position-horizontal-relative:text;mso-position-vertical:absolute;mso-position-vertical-relative:text;mso-width-percent:0;mso-height-percent:0;mso-width-relative:page;mso-height-relative:page;v-text-anchor:middle" o:gfxdata="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" strokeweight=".26mm">
+                    <v:rect w14:anchorId="4C458F8D" id="Rectangle 257" o:spid="_x0000_s1032" style="position:absolute;left:0;text-align:left;margin-left:9.6pt;margin-top:4.25pt;width:20.45pt;height:18.5pt;z-index:251662336;visibility:visible;mso-wrap-style:none;mso-width-percent:0;mso-height-percent:0;mso-wrap-distance-left:9pt;mso-wrap-distance-top:0;mso-wrap-distance-right:9pt;mso-wrap-distance-bottom:0;mso-position-horizontal:absolute;mso-position-horizontal-relative:text;mso-position-vertical:absolute;mso-position-vertical-relative:text;mso-width-percent:0;mso-height-percent:0;mso-width-relative:page;mso-height-relative:page;v-text-anchor:middle" o:gfxdata="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" strokeweight=".26mm">
                       <v:stroke endcap="square"/>
                       <v:textbox>
                         <w:txbxContent>
@@ -27001,7 +26996,7 @@
                 </mc:Choice>
                 <mc:Fallback>
                   <w:pict>
-                    <v:rect w14:anchorId="72AE0CE4" id="Rectangle 132" o:spid="_x0000_s1033" style="position:absolute;left:0;text-align:left;margin-left:-2.8pt;margin-top:1.4pt;width:20.45pt;height:18.5pt;z-index:251667456;visibility:visible;mso-wrap-style:none;mso-width-percent:0;mso-height-percent:0;mso-wrap-distance-left:9pt;mso-wrap-distance-top:0;mso-wrap-distance-right:9pt;mso-wrap-distance-bottom:0;mso-position-horizontal:absolute;mso-position-horizontal-relative:text;mso-position-vertical:absolute;mso-position-vertical-relative:text;mso-width-percent:0;mso-height-percent:0;mso-width-relative:page;mso-height-relative:page;v-text-anchor:middle" o:gfxdata="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" strokeweight=".26mm">
+                    <v:rect w14:anchorId="72AE0CE4" id="Rectangle 132" o:spid="_x0000_s1033" style="position:absolute;left:0;text-align:left;margin-left:-2.8pt;margin-top:1.4pt;width:20.45pt;height:18.5pt;z-index:251667456;visibility:visible;mso-wrap-style:none;mso-width-percent:0;mso-height-percent:0;mso-wrap-distance-left:9pt;mso-wrap-distance-top:0;mso-wrap-distance-right:9pt;mso-wrap-distance-bottom:0;mso-position-horizontal:absolute;mso-position-horizontal-relative:text;mso-position-vertical:absolute;mso-position-vertical-relative:text;mso-width-percent:0;mso-height-percent:0;mso-width-relative:page;mso-height-relative:page;v-text-anchor:middle" o:gfxdata="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" strokeweight=".26mm">
                       <v:stroke endcap="square"/>
                       <v:textbox>
                         <w:txbxContent>
@@ -27009,8 +27004,6 @@
                             <w:pPr>
                               <w:jc w:val="center"/>
                             </w:pPr>
-                            <w:bookmarkStart w:id="2" w:name="_GoBack"/>
-                            <w:bookmarkEnd w:id="2"/>
                           </w:p>
                         </w:txbxContent>
                       </v:textbox>
@@ -29502,7 +29495,7 @@
           </mc:Choice>
           <mc:Fallback>
             <w:pict>
-              <v:shape w14:anchorId="71A9B4B5" id="_x0000_s1034" type="#_x0000_t202" style="position:absolute;left:0;text-align:left;margin-left:-1.45pt;margin-top:2.15pt;width:22.9pt;height:17.8pt;z-index:251668480;visibility:visible;mso-wrap-style:square;mso-width-percent:0;mso-height-percent:0;mso-wrap-distance-left:9pt;mso-wrap-distance-top:3.6pt;mso-wrap-distance-right:9pt;mso-wrap-distance-bottom:3.6pt;mso-position-horizontal:absolute;mso-position-horizontal-relative:text;mso-position-vertical:absolute;mso-position-vertical-relative:text;mso-width-percent:0;mso-height-percent:0;mso-width-relative:margin;mso-height-relative:margin;v-text-anchor:top" o:gfxdata="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">
+              <v:shape w14:anchorId="71A9B4B5" id="_x0000_s1034" type="#_x0000_t202" style="position:absolute;left:0;text-align:left;margin-left:-1.45pt;margin-top:2.15pt;width:22.9pt;height:17.8pt;z-index:251668480;visibility:visible;mso-wrap-style:square;mso-width-percent:0;mso-height-percent:0;mso-wrap-distance-left:9pt;mso-wrap-distance-top:3.6pt;mso-wrap-distance-right:9pt;mso-wrap-distance-bottom:3.6pt;mso-position-horizontal:absolute;mso-position-horizontal-relative:text;mso-position-vertical:absolute;mso-position-vertical-relative:text;mso-width-percent:0;mso-height-percent:0;mso-width-relative:margin;mso-height-relative:margin;v-text-anchor:top" o:gfxdata="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">
                 <v:textbox>
                   <w:txbxContent>
                     <w:p/>

--- a/CONG TY TAM THAI/TamThai_ThanhLapDiaDiem/TamThai_Mau17.docx
+++ b/CONG TY TAM THAI/TamThai_ThanhLapDiaDiem/TamThai_Mau17.docx
@@ -137,7 +137,7 @@
                     </wp:anchor>
                   </w:drawing>
                 </mc:Choice>
-                <mc:Fallback xmlns:w16sdtfl="http://schemas.microsoft.com/office/word/2024/wordml/sdtformatlock" xmlns:w16sdtdh="http://schemas.microsoft.com/office/word/2020/wordml/sdtdatahash" xmlns:w16du="http://schemas.microsoft.com/office/word/2023/wordml/word16du" xmlns:w16="http://schemas.microsoft.com/office/word/2018/wordml" xmlns:w16cid="http://schemas.microsoft.com/office/word/2016/wordml/cid" xmlns:w16cex="http://schemas.microsoft.com/office/word/2018/wordml/cex" xmlns:oel="http://schemas.microsoft.com/office/2019/extlst" xmlns:am3d="http://schemas.microsoft.com/office/drawing/2017/model3d" xmlns:aink="http://schemas.microsoft.com/office/drawing/2016/ink" xmlns:cx8="http://schemas.microsoft.com/office/drawing/2016/5/14/chartex" xmlns:cx7="http://schemas.microsoft.com/office/drawing/2016/5/13/chartex" xmlns:cx6="http://schemas.microsoft.com/office/drawing/2016/5/12/chartex" xmlns:cx5="http://schemas.microsoft.com/office/drawing/2016/5/11/chartex" xmlns:cx4="http://schemas.microsoft.com/office/drawing/2016/5/10/chartex" xmlns:cx3="http://schemas.microsoft.com/office/drawing/2016/5/9/chartex" xmlns:cx2="http://schemas.microsoft.com/office/drawing/2015/10/21/chartex">
+                <mc:Fallback xmlns:cx2="http://schemas.microsoft.com/office/drawing/2015/10/21/chartex" xmlns:cx3="http://schemas.microsoft.com/office/drawing/2016/5/9/chartex" xmlns:cx4="http://schemas.microsoft.com/office/drawing/2016/5/10/chartex" xmlns:cx5="http://schemas.microsoft.com/office/drawing/2016/5/11/chartex" xmlns:cx6="http://schemas.microsoft.com/office/drawing/2016/5/12/chartex" xmlns:cx7="http://schemas.microsoft.com/office/drawing/2016/5/13/chartex" xmlns:cx8="http://schemas.microsoft.com/office/drawing/2016/5/14/chartex" xmlns:aink="http://schemas.microsoft.com/office/drawing/2016/ink" xmlns:am3d="http://schemas.microsoft.com/office/drawing/2017/model3d" xmlns:oel="http://schemas.microsoft.com/office/2019/extlst" xmlns:w16cex="http://schemas.microsoft.com/office/word/2018/wordml/cex" xmlns:w16cid="http://schemas.microsoft.com/office/word/2016/wordml/cid" xmlns:w16="http://schemas.microsoft.com/office/word/2018/wordml" xmlns:w16du="http://schemas.microsoft.com/office/word/2023/wordml/word16du" xmlns:w16sdtdh="http://schemas.microsoft.com/office/word/2020/wordml/sdtdatahash" xmlns:w16sdtfl="http://schemas.microsoft.com/office/word/2024/wordml/sdtformatlock">
                   <w:pict>
                     <v:line w14:anchorId="7C7F996C" id="Line 159" o:spid="_x0000_s1026" style="position:absolute;z-index:251677696;visibility:visible;mso-wrap-style:square;mso-width-percent:0;mso-height-percent:0;mso-wrap-distance-left:9pt;mso-wrap-distance-top:-3e-5mm;mso-wrap-distance-right:9pt;mso-wrap-distance-bottom:-3e-5mm;mso-position-horizontal:center;mso-position-horizontal-relative:margin;mso-position-vertical:absolute;mso-position-vertical-relative:text;mso-width-percent:0;mso-height-percent:0;mso-width-relative:page;mso-height-relative:page" from="0,15.5pt" to="158.75pt,15.5pt" o:gfxdata="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">
                       <w10:wrap anchorx="margin"/>
@@ -239,10 +239,8 @@
                 <w:sz w:val="26"/>
                 <w:szCs w:val="26"/>
               </w:rPr>
-              <w:t>20</w:t>
-            </w:r>
-            <w:bookmarkStart w:id="0" w:name="_GoBack"/>
-            <w:bookmarkEnd w:id="0"/>
+              <w:t>7</w:t>
+            </w:r>
             <w:r>
               <w:rPr>
                 <w:rFonts w:eastAsia="Times New Roman"/>
@@ -268,8 +266,10 @@
                 <w:sz w:val="26"/>
                 <w:szCs w:val="26"/>
               </w:rPr>
-              <w:t>6</w:t>
-            </w:r>
+              <w:t>7</w:t>
+            </w:r>
+            <w:bookmarkStart w:id="0" w:name="_GoBack"/>
+            <w:bookmarkEnd w:id="0"/>
             <w:r>
               <w:rPr>
                 <w:rFonts w:eastAsia="Times New Roman"/>
@@ -366,7 +366,7 @@
               </wp:anchor>
             </w:drawing>
           </mc:Choice>
-          <mc:Fallback xmlns:w16sdtfl="http://schemas.microsoft.com/office/word/2024/wordml/sdtformatlock" xmlns:w16sdtdh="http://schemas.microsoft.com/office/word/2020/wordml/sdtdatahash" xmlns:w16du="http://schemas.microsoft.com/office/word/2023/wordml/word16du" xmlns:w16="http://schemas.microsoft.com/office/word/2018/wordml" xmlns:w16cid="http://schemas.microsoft.com/office/word/2016/wordml/cid" xmlns:w16cex="http://schemas.microsoft.com/office/word/2018/wordml/cex" xmlns:oel="http://schemas.microsoft.com/office/2019/extlst" xmlns:am3d="http://schemas.microsoft.com/office/drawing/2017/model3d" xmlns:aink="http://schemas.microsoft.com/office/drawing/2016/ink" xmlns:cx8="http://schemas.microsoft.com/office/drawing/2016/5/14/chartex" xmlns:cx7="http://schemas.microsoft.com/office/drawing/2016/5/13/chartex" xmlns:cx6="http://schemas.microsoft.com/office/drawing/2016/5/12/chartex" xmlns:cx5="http://schemas.microsoft.com/office/drawing/2016/5/11/chartex" xmlns:cx4="http://schemas.microsoft.com/office/drawing/2016/5/10/chartex" xmlns:cx3="http://schemas.microsoft.com/office/drawing/2016/5/9/chartex" xmlns:cx2="http://schemas.microsoft.com/office/drawing/2015/10/21/chartex">
+          <mc:Fallback xmlns:cx2="http://schemas.microsoft.com/office/drawing/2015/10/21/chartex" xmlns:cx3="http://schemas.microsoft.com/office/drawing/2016/5/9/chartex" xmlns:cx4="http://schemas.microsoft.com/office/drawing/2016/5/10/chartex" xmlns:cx5="http://schemas.microsoft.com/office/drawing/2016/5/11/chartex" xmlns:cx6="http://schemas.microsoft.com/office/drawing/2016/5/12/chartex" xmlns:cx7="http://schemas.microsoft.com/office/drawing/2016/5/13/chartex" xmlns:cx8="http://schemas.microsoft.com/office/drawing/2016/5/14/chartex" xmlns:aink="http://schemas.microsoft.com/office/drawing/2016/ink" xmlns:am3d="http://schemas.microsoft.com/office/drawing/2017/model3d" xmlns:oel="http://schemas.microsoft.com/office/2019/extlst" xmlns:w16cex="http://schemas.microsoft.com/office/word/2018/wordml/cex" xmlns:w16cid="http://schemas.microsoft.com/office/word/2016/wordml/cid" xmlns:w16="http://schemas.microsoft.com/office/word/2018/wordml" xmlns:w16du="http://schemas.microsoft.com/office/word/2023/wordml/word16du" xmlns:w16sdtdh="http://schemas.microsoft.com/office/word/2020/wordml/sdtdatahash" xmlns:w16sdtfl="http://schemas.microsoft.com/office/word/2024/wordml/sdtformatlock">
             <w:pict>
               <v:line w14:anchorId="300F921F" id="Straight Connector 1" o:spid="_x0000_s1026" style="position:absolute;z-index:251678720;visibility:visible;mso-wrap-style:square;mso-width-percent:0;mso-wrap-distance-left:9pt;mso-wrap-distance-top:0;mso-wrap-distance-right:9pt;mso-wrap-distance-bottom:0;mso-position-horizontal:center;mso-position-horizontal-relative:margin;mso-position-vertical:absolute;mso-position-vertical-relative:text;mso-width-percent:0;mso-width-relative:margin" from="0,78.4pt" to="111.65pt,78.4pt" o:gfxdata="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" strokecolor="black [3200]" strokeweight=".5pt">
                 <v:stroke joinstyle="miter"/>
@@ -1297,7 +1297,7 @@
                     </wp:anchor>
                   </w:drawing>
                 </mc:Choice>
-                <mc:Fallback xmlns:w16sdtfl="http://schemas.microsoft.com/office/word/2024/wordml/sdtformatlock" xmlns:w16sdtdh="http://schemas.microsoft.com/office/word/2020/wordml/sdtdatahash" xmlns:w16du="http://schemas.microsoft.com/office/word/2023/wordml/word16du" xmlns:w16="http://schemas.microsoft.com/office/word/2018/wordml" xmlns:w16cid="http://schemas.microsoft.com/office/word/2016/wordml/cid" xmlns:w16cex="http://schemas.microsoft.com/office/word/2018/wordml/cex" xmlns:oel="http://schemas.microsoft.com/office/2019/extlst" xmlns:am3d="http://schemas.microsoft.com/office/drawing/2017/model3d" xmlns:aink="http://schemas.microsoft.com/office/drawing/2016/ink" xmlns:cx8="http://schemas.microsoft.com/office/drawing/2016/5/14/chartex" xmlns:cx7="http://schemas.microsoft.com/office/drawing/2016/5/13/chartex" xmlns:cx6="http://schemas.microsoft.com/office/drawing/2016/5/12/chartex" xmlns:cx5="http://schemas.microsoft.com/office/drawing/2016/5/11/chartex" xmlns:cx4="http://schemas.microsoft.com/office/drawing/2016/5/10/chartex" xmlns:cx3="http://schemas.microsoft.com/office/drawing/2016/5/9/chartex" xmlns:cx2="http://schemas.microsoft.com/office/drawing/2015/10/21/chartex">
+                <mc:Fallback xmlns:cx2="http://schemas.microsoft.com/office/drawing/2015/10/21/chartex" xmlns:cx3="http://schemas.microsoft.com/office/drawing/2016/5/9/chartex" xmlns:cx4="http://schemas.microsoft.com/office/drawing/2016/5/10/chartex" xmlns:cx5="http://schemas.microsoft.com/office/drawing/2016/5/11/chartex" xmlns:cx6="http://schemas.microsoft.com/office/drawing/2016/5/12/chartex" xmlns:cx7="http://schemas.microsoft.com/office/drawing/2016/5/13/chartex" xmlns:cx8="http://schemas.microsoft.com/office/drawing/2016/5/14/chartex" xmlns:aink="http://schemas.microsoft.com/office/drawing/2016/ink" xmlns:am3d="http://schemas.microsoft.com/office/drawing/2017/model3d" xmlns:oel="http://schemas.microsoft.com/office/2019/extlst" xmlns:w16cex="http://schemas.microsoft.com/office/word/2018/wordml/cex" xmlns:w16cid="http://schemas.microsoft.com/office/word/2016/wordml/cid" xmlns:w16="http://schemas.microsoft.com/office/word/2018/wordml" xmlns:w16du="http://schemas.microsoft.com/office/word/2023/wordml/word16du" xmlns:w16sdtdh="http://schemas.microsoft.com/office/word/2020/wordml/sdtdatahash" xmlns:w16sdtfl="http://schemas.microsoft.com/office/word/2024/wordml/sdtformatlock">
                   <w:pict>
                     <v:shapetype w14:anchorId="6C7C3C40" id="_x0000_t202" coordsize="21600,21600" o:spt="202" path="m,l,21600r21600,l21600,xe">
                       <v:stroke joinstyle="miter"/>
@@ -1437,7 +1437,7 @@
                     </wp:anchor>
                   </w:drawing>
                 </mc:Choice>
-                <mc:Fallback xmlns:w16sdtfl="http://schemas.microsoft.com/office/word/2024/wordml/sdtformatlock" xmlns:w16sdtdh="http://schemas.microsoft.com/office/word/2020/wordml/sdtdatahash" xmlns:w16du="http://schemas.microsoft.com/office/word/2023/wordml/word16du" xmlns:w16="http://schemas.microsoft.com/office/word/2018/wordml" xmlns:w16cid="http://schemas.microsoft.com/office/word/2016/wordml/cid" xmlns:w16cex="http://schemas.microsoft.com/office/word/2018/wordml/cex" xmlns:oel="http://schemas.microsoft.com/office/2019/extlst" xmlns:am3d="http://schemas.microsoft.com/office/drawing/2017/model3d" xmlns:aink="http://schemas.microsoft.com/office/drawing/2016/ink" xmlns:cx8="http://schemas.microsoft.com/office/drawing/2016/5/14/chartex" xmlns:cx7="http://schemas.microsoft.com/office/drawing/2016/5/13/chartex" xmlns:cx6="http://schemas.microsoft.com/office/drawing/2016/5/12/chartex" xmlns:cx5="http://schemas.microsoft.com/office/drawing/2016/5/11/chartex" xmlns:cx4="http://schemas.microsoft.com/office/drawing/2016/5/10/chartex" xmlns:cx3="http://schemas.microsoft.com/office/drawing/2016/5/9/chartex" xmlns:cx2="http://schemas.microsoft.com/office/drawing/2015/10/21/chartex">
+                <mc:Fallback xmlns:cx2="http://schemas.microsoft.com/office/drawing/2015/10/21/chartex" xmlns:cx3="http://schemas.microsoft.com/office/drawing/2016/5/9/chartex" xmlns:cx4="http://schemas.microsoft.com/office/drawing/2016/5/10/chartex" xmlns:cx5="http://schemas.microsoft.com/office/drawing/2016/5/11/chartex" xmlns:cx6="http://schemas.microsoft.com/office/drawing/2016/5/12/chartex" xmlns:cx7="http://schemas.microsoft.com/office/drawing/2016/5/13/chartex" xmlns:cx8="http://schemas.microsoft.com/office/drawing/2016/5/14/chartex" xmlns:aink="http://schemas.microsoft.com/office/drawing/2016/ink" xmlns:am3d="http://schemas.microsoft.com/office/drawing/2017/model3d" xmlns:oel="http://schemas.microsoft.com/office/2019/extlst" xmlns:w16cex="http://schemas.microsoft.com/office/word/2018/wordml/cex" xmlns:w16cid="http://schemas.microsoft.com/office/word/2016/wordml/cid" xmlns:w16="http://schemas.microsoft.com/office/word/2018/wordml" xmlns:w16du="http://schemas.microsoft.com/office/word/2023/wordml/word16du" xmlns:w16sdtdh="http://schemas.microsoft.com/office/word/2020/wordml/sdtdatahash" xmlns:w16sdtfl="http://schemas.microsoft.com/office/word/2024/wordml/sdtformatlock">
                   <w:pict>
                     <v:shape w14:anchorId="74B1409C" id="_x0000_s1027" type="#_x0000_t202" style="position:absolute;left:0;text-align:left;margin-left:11.45pt;margin-top:2.45pt;width:22.9pt;height:17.8pt;z-index:251670528;visibility:visible;mso-wrap-style:square;mso-width-percent:0;mso-height-percent:0;mso-wrap-distance-left:9pt;mso-wrap-distance-top:3.6pt;mso-wrap-distance-right:9pt;mso-wrap-distance-bottom:3.6pt;mso-position-horizontal:absolute;mso-position-horizontal-relative:text;mso-position-vertical:absolute;mso-position-vertical-relative:text;mso-width-percent:0;mso-height-percent:0;mso-width-relative:margin;mso-height-relative:margin;v-text-anchor:top" o:gfxdata="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">
                       <v:textbox>
@@ -1573,7 +1573,7 @@
                     </wp:anchor>
                   </w:drawing>
                 </mc:Choice>
-                <mc:Fallback xmlns:w16sdtfl="http://schemas.microsoft.com/office/word/2024/wordml/sdtformatlock" xmlns:w16sdtdh="http://schemas.microsoft.com/office/word/2020/wordml/sdtdatahash" xmlns:w16du="http://schemas.microsoft.com/office/word/2023/wordml/word16du" xmlns:w16="http://schemas.microsoft.com/office/word/2018/wordml" xmlns:w16cid="http://schemas.microsoft.com/office/word/2016/wordml/cid" xmlns:w16cex="http://schemas.microsoft.com/office/word/2018/wordml/cex" xmlns:oel="http://schemas.microsoft.com/office/2019/extlst" xmlns:am3d="http://schemas.microsoft.com/office/drawing/2017/model3d" xmlns:aink="http://schemas.microsoft.com/office/drawing/2016/ink" xmlns:cx8="http://schemas.microsoft.com/office/drawing/2016/5/14/chartex" xmlns:cx7="http://schemas.microsoft.com/office/drawing/2016/5/13/chartex" xmlns:cx6="http://schemas.microsoft.com/office/drawing/2016/5/12/chartex" xmlns:cx5="http://schemas.microsoft.com/office/drawing/2016/5/11/chartex" xmlns:cx4="http://schemas.microsoft.com/office/drawing/2016/5/10/chartex" xmlns:cx3="http://schemas.microsoft.com/office/drawing/2016/5/9/chartex" xmlns:cx2="http://schemas.microsoft.com/office/drawing/2015/10/21/chartex">
+                <mc:Fallback xmlns:cx2="http://schemas.microsoft.com/office/drawing/2015/10/21/chartex" xmlns:cx3="http://schemas.microsoft.com/office/drawing/2016/5/9/chartex" xmlns:cx4="http://schemas.microsoft.com/office/drawing/2016/5/10/chartex" xmlns:cx5="http://schemas.microsoft.com/office/drawing/2016/5/11/chartex" xmlns:cx6="http://schemas.microsoft.com/office/drawing/2016/5/12/chartex" xmlns:cx7="http://schemas.microsoft.com/office/drawing/2016/5/13/chartex" xmlns:cx8="http://schemas.microsoft.com/office/drawing/2016/5/14/chartex" xmlns:aink="http://schemas.microsoft.com/office/drawing/2016/ink" xmlns:am3d="http://schemas.microsoft.com/office/drawing/2017/model3d" xmlns:oel="http://schemas.microsoft.com/office/2019/extlst" xmlns:w16cex="http://schemas.microsoft.com/office/word/2018/wordml/cex" xmlns:w16cid="http://schemas.microsoft.com/office/word/2016/wordml/cid" xmlns:w16="http://schemas.microsoft.com/office/word/2018/wordml" xmlns:w16du="http://schemas.microsoft.com/office/word/2023/wordml/word16du" xmlns:w16sdtdh="http://schemas.microsoft.com/office/word/2020/wordml/sdtdatahash" xmlns:w16sdtfl="http://schemas.microsoft.com/office/word/2024/wordml/sdtformatlock">
                   <w:pict>
                     <v:shape w14:anchorId="1A5274A4" id="_x0000_s1028" type="#_x0000_t202" style="position:absolute;left:0;text-align:left;margin-left:11.45pt;margin-top:2.35pt;width:22.9pt;height:17.8pt;z-index:251671552;visibility:visible;mso-wrap-style:square;mso-width-percent:0;mso-height-percent:0;mso-wrap-distance-left:9pt;mso-wrap-distance-top:3.6pt;mso-wrap-distance-right:9pt;mso-wrap-distance-bottom:3.6pt;mso-position-horizontal:absolute;mso-position-horizontal-relative:text;mso-position-vertical:absolute;mso-position-vertical-relative:text;mso-width-percent:0;mso-height-percent:0;mso-width-relative:margin;mso-height-relative:margin;v-text-anchor:top" o:gfxdata="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">
                       <v:textbox>
@@ -1709,7 +1709,7 @@
                     </wp:anchor>
                   </w:drawing>
                 </mc:Choice>
-                <mc:Fallback xmlns:w16sdtfl="http://schemas.microsoft.com/office/word/2024/wordml/sdtformatlock" xmlns:w16sdtdh="http://schemas.microsoft.com/office/word/2020/wordml/sdtdatahash" xmlns:w16du="http://schemas.microsoft.com/office/word/2023/wordml/word16du" xmlns:w16="http://schemas.microsoft.com/office/word/2018/wordml" xmlns:w16cid="http://schemas.microsoft.com/office/word/2016/wordml/cid" xmlns:w16cex="http://schemas.microsoft.com/office/word/2018/wordml/cex" xmlns:oel="http://schemas.microsoft.com/office/2019/extlst" xmlns:am3d="http://schemas.microsoft.com/office/drawing/2017/model3d" xmlns:aink="http://schemas.microsoft.com/office/drawing/2016/ink" xmlns:cx8="http://schemas.microsoft.com/office/drawing/2016/5/14/chartex" xmlns:cx7="http://schemas.microsoft.com/office/drawing/2016/5/13/chartex" xmlns:cx6="http://schemas.microsoft.com/office/drawing/2016/5/12/chartex" xmlns:cx5="http://schemas.microsoft.com/office/drawing/2016/5/11/chartex" xmlns:cx4="http://schemas.microsoft.com/office/drawing/2016/5/10/chartex" xmlns:cx3="http://schemas.microsoft.com/office/drawing/2016/5/9/chartex" xmlns:cx2="http://schemas.microsoft.com/office/drawing/2015/10/21/chartex">
+                <mc:Fallback xmlns:cx2="http://schemas.microsoft.com/office/drawing/2015/10/21/chartex" xmlns:cx3="http://schemas.microsoft.com/office/drawing/2016/5/9/chartex" xmlns:cx4="http://schemas.microsoft.com/office/drawing/2016/5/10/chartex" xmlns:cx5="http://schemas.microsoft.com/office/drawing/2016/5/11/chartex" xmlns:cx6="http://schemas.microsoft.com/office/drawing/2016/5/12/chartex" xmlns:cx7="http://schemas.microsoft.com/office/drawing/2016/5/13/chartex" xmlns:cx8="http://schemas.microsoft.com/office/drawing/2016/5/14/chartex" xmlns:aink="http://schemas.microsoft.com/office/drawing/2016/ink" xmlns:am3d="http://schemas.microsoft.com/office/drawing/2017/model3d" xmlns:oel="http://schemas.microsoft.com/office/2019/extlst" xmlns:w16cex="http://schemas.microsoft.com/office/word/2018/wordml/cex" xmlns:w16cid="http://schemas.microsoft.com/office/word/2016/wordml/cid" xmlns:w16="http://schemas.microsoft.com/office/word/2018/wordml" xmlns:w16du="http://schemas.microsoft.com/office/word/2023/wordml/word16du" xmlns:w16sdtdh="http://schemas.microsoft.com/office/word/2020/wordml/sdtdatahash" xmlns:w16sdtfl="http://schemas.microsoft.com/office/word/2024/wordml/sdtformatlock">
                   <w:pict>
                     <v:shape w14:anchorId="1750E094" id="_x0000_s1029" type="#_x0000_t202" style="position:absolute;left:0;text-align:left;margin-left:11.45pt;margin-top:2.25pt;width:22.9pt;height:17.8pt;z-index:251672576;visibility:visible;mso-wrap-style:square;mso-width-percent:0;mso-height-percent:0;mso-wrap-distance-left:9pt;mso-wrap-distance-top:3.6pt;mso-wrap-distance-right:9pt;mso-wrap-distance-bottom:3.6pt;mso-position-horizontal:absolute;mso-position-horizontal-relative:text;mso-position-vertical:absolute;mso-position-vertical-relative:text;mso-width-percent:0;mso-height-percent:0;mso-width-relative:margin;mso-height-relative:margin;v-text-anchor:top" o:gfxdata="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">
                       <v:textbox>
@@ -5123,7 +5123,7 @@
                           </wp:anchor>
                         </w:drawing>
                       </mc:Choice>
-                      <mc:Fallback xmlns:w16sdtfl="http://schemas.microsoft.com/office/word/2024/wordml/sdtformatlock" xmlns:w16sdtdh="http://schemas.microsoft.com/office/word/2020/wordml/sdtdatahash" xmlns:w16du="http://schemas.microsoft.com/office/word/2023/wordml/word16du" xmlns:w16="http://schemas.microsoft.com/office/word/2018/wordml" xmlns:w16cid="http://schemas.microsoft.com/office/word/2016/wordml/cid" xmlns:w16cex="http://schemas.microsoft.com/office/word/2018/wordml/cex" xmlns:oel="http://schemas.microsoft.com/office/2019/extlst" xmlns:am3d="http://schemas.microsoft.com/office/drawing/2017/model3d" xmlns:aink="http://schemas.microsoft.com/office/drawing/2016/ink" xmlns:cx8="http://schemas.microsoft.com/office/drawing/2016/5/14/chartex" xmlns:cx7="http://schemas.microsoft.com/office/drawing/2016/5/13/chartex" xmlns:cx6="http://schemas.microsoft.com/office/drawing/2016/5/12/chartex" xmlns:cx5="http://schemas.microsoft.com/office/drawing/2016/5/11/chartex" xmlns:cx4="http://schemas.microsoft.com/office/drawing/2016/5/10/chartex" xmlns:cx3="http://schemas.microsoft.com/office/drawing/2016/5/9/chartex" xmlns:cx2="http://schemas.microsoft.com/office/drawing/2015/10/21/chartex">
+                      <mc:Fallback xmlns:cx2="http://schemas.microsoft.com/office/drawing/2015/10/21/chartex" xmlns:cx3="http://schemas.microsoft.com/office/drawing/2016/5/9/chartex" xmlns:cx4="http://schemas.microsoft.com/office/drawing/2016/5/10/chartex" xmlns:cx5="http://schemas.microsoft.com/office/drawing/2016/5/11/chartex" xmlns:cx6="http://schemas.microsoft.com/office/drawing/2016/5/12/chartex" xmlns:cx7="http://schemas.microsoft.com/office/drawing/2016/5/13/chartex" xmlns:cx8="http://schemas.microsoft.com/office/drawing/2016/5/14/chartex" xmlns:aink="http://schemas.microsoft.com/office/drawing/2016/ink" xmlns:am3d="http://schemas.microsoft.com/office/drawing/2017/model3d" xmlns:oel="http://schemas.microsoft.com/office/2019/extlst" xmlns:w16cex="http://schemas.microsoft.com/office/word/2018/wordml/cex" xmlns:w16cid="http://schemas.microsoft.com/office/word/2016/wordml/cid" xmlns:w16="http://schemas.microsoft.com/office/word/2018/wordml" xmlns:w16du="http://schemas.microsoft.com/office/word/2023/wordml/word16du" xmlns:w16sdtdh="http://schemas.microsoft.com/office/word/2020/wordml/sdtdatahash" xmlns:w16sdtfl="http://schemas.microsoft.com/office/word/2024/wordml/sdtformatlock">
                         <w:pict>
                           <v:rect w14:anchorId="20CE5793" id="Rectangle 34" o:spid="_x0000_s1026" style="position:absolute;margin-left:0;margin-top:.45pt;width:22.75pt;height:18.55pt;z-index:251673600;visibility:visible;mso-wrap-style:none;mso-width-percent:0;mso-height-percent:0;mso-wrap-distance-left:9pt;mso-wrap-distance-top:0;mso-wrap-distance-right:9pt;mso-wrap-distance-bottom:0;mso-position-horizontal:center;mso-position-horizontal-relative:margin;mso-position-vertical:absolute;mso-position-vertical-relative:text;mso-width-percent:0;mso-height-percent:0;mso-width-relative:page;mso-height-relative:page;v-text-anchor:middle" o:gfxdata="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" strokeweight=".26mm">
                             <v:stroke endcap="square"/>
@@ -5232,7 +5232,7 @@
                           </wp:anchor>
                         </w:drawing>
                       </mc:Choice>
-                      <mc:Fallback xmlns:w16sdtfl="http://schemas.microsoft.com/office/word/2024/wordml/sdtformatlock" xmlns:w16sdtdh="http://schemas.microsoft.com/office/word/2020/wordml/sdtdatahash" xmlns:w16du="http://schemas.microsoft.com/office/word/2023/wordml/word16du" xmlns:w16="http://schemas.microsoft.com/office/word/2018/wordml" xmlns:w16cid="http://schemas.microsoft.com/office/word/2016/wordml/cid" xmlns:w16cex="http://schemas.microsoft.com/office/word/2018/wordml/cex" xmlns:oel="http://schemas.microsoft.com/office/2019/extlst" xmlns:am3d="http://schemas.microsoft.com/office/drawing/2017/model3d" xmlns:aink="http://schemas.microsoft.com/office/drawing/2016/ink" xmlns:cx8="http://schemas.microsoft.com/office/drawing/2016/5/14/chartex" xmlns:cx7="http://schemas.microsoft.com/office/drawing/2016/5/13/chartex" xmlns:cx6="http://schemas.microsoft.com/office/drawing/2016/5/12/chartex" xmlns:cx5="http://schemas.microsoft.com/office/drawing/2016/5/11/chartex" xmlns:cx4="http://schemas.microsoft.com/office/drawing/2016/5/10/chartex" xmlns:cx3="http://schemas.microsoft.com/office/drawing/2016/5/9/chartex" xmlns:cx2="http://schemas.microsoft.com/office/drawing/2015/10/21/chartex">
+                      <mc:Fallback xmlns:cx2="http://schemas.microsoft.com/office/drawing/2015/10/21/chartex" xmlns:cx3="http://schemas.microsoft.com/office/drawing/2016/5/9/chartex" xmlns:cx4="http://schemas.microsoft.com/office/drawing/2016/5/10/chartex" xmlns:cx5="http://schemas.microsoft.com/office/drawing/2016/5/11/chartex" xmlns:cx6="http://schemas.microsoft.com/office/drawing/2016/5/12/chartex" xmlns:cx7="http://schemas.microsoft.com/office/drawing/2016/5/13/chartex" xmlns:cx8="http://schemas.microsoft.com/office/drawing/2016/5/14/chartex" xmlns:aink="http://schemas.microsoft.com/office/drawing/2016/ink" xmlns:am3d="http://schemas.microsoft.com/office/drawing/2017/model3d" xmlns:oel="http://schemas.microsoft.com/office/2019/extlst" xmlns:w16cex="http://schemas.microsoft.com/office/word/2018/wordml/cex" xmlns:w16cid="http://schemas.microsoft.com/office/word/2016/wordml/cid" xmlns:w16="http://schemas.microsoft.com/office/word/2018/wordml" xmlns:w16du="http://schemas.microsoft.com/office/word/2023/wordml/word16du" xmlns:w16sdtdh="http://schemas.microsoft.com/office/word/2020/wordml/sdtdatahash" xmlns:w16sdtfl="http://schemas.microsoft.com/office/word/2024/wordml/sdtformatlock">
                         <w:pict>
                           <v:rect w14:anchorId="1DF8A1F2" id="Rectangle 33" o:spid="_x0000_s1026" style="position:absolute;margin-left:175.95pt;margin-top:1.3pt;width:22.75pt;height:18.55pt;z-index:251675648;visibility:visible;mso-wrap-style:none;mso-width-percent:0;mso-height-percent:0;mso-wrap-distance-left:9pt;mso-wrap-distance-top:0;mso-wrap-distance-right:9pt;mso-wrap-distance-bottom:0;mso-position-horizontal:absolute;mso-position-horizontal-relative:text;mso-position-vertical:absolute;mso-position-vertical-relative:text;mso-width-percent:0;mso-height-percent:0;mso-width-relative:page;mso-height-relative:page;v-text-anchor:middle" o:gfxdata="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" strokeweight=".26mm">
                             <v:stroke endcap="square"/>
@@ -5375,7 +5375,7 @@
                           </wp:anchor>
                         </w:drawing>
                       </mc:Choice>
-                      <mc:Fallback xmlns:w16sdtfl="http://schemas.microsoft.com/office/word/2024/wordml/sdtformatlock" xmlns:w16sdtdh="http://schemas.microsoft.com/office/word/2020/wordml/sdtdatahash" xmlns:w16du="http://schemas.microsoft.com/office/word/2023/wordml/word16du" xmlns:w16="http://schemas.microsoft.com/office/word/2018/wordml" xmlns:w16cid="http://schemas.microsoft.com/office/word/2016/wordml/cid" xmlns:w16cex="http://schemas.microsoft.com/office/word/2018/wordml/cex" xmlns:oel="http://schemas.microsoft.com/office/2019/extlst" xmlns:am3d="http://schemas.microsoft.com/office/drawing/2017/model3d" xmlns:aink="http://schemas.microsoft.com/office/drawing/2016/ink" xmlns:cx8="http://schemas.microsoft.com/office/drawing/2016/5/14/chartex" xmlns:cx7="http://schemas.microsoft.com/office/drawing/2016/5/13/chartex" xmlns:cx6="http://schemas.microsoft.com/office/drawing/2016/5/12/chartex" xmlns:cx5="http://schemas.microsoft.com/office/drawing/2016/5/11/chartex" xmlns:cx4="http://schemas.microsoft.com/office/drawing/2016/5/10/chartex" xmlns:cx3="http://schemas.microsoft.com/office/drawing/2016/5/9/chartex" xmlns:cx2="http://schemas.microsoft.com/office/drawing/2015/10/21/chartex">
+                      <mc:Fallback xmlns:cx2="http://schemas.microsoft.com/office/drawing/2015/10/21/chartex" xmlns:cx3="http://schemas.microsoft.com/office/drawing/2016/5/9/chartex" xmlns:cx4="http://schemas.microsoft.com/office/drawing/2016/5/10/chartex" xmlns:cx5="http://schemas.microsoft.com/office/drawing/2016/5/11/chartex" xmlns:cx6="http://schemas.microsoft.com/office/drawing/2016/5/12/chartex" xmlns:cx7="http://schemas.microsoft.com/office/drawing/2016/5/13/chartex" xmlns:cx8="http://schemas.microsoft.com/office/drawing/2016/5/14/chartex" xmlns:aink="http://schemas.microsoft.com/office/drawing/2016/ink" xmlns:am3d="http://schemas.microsoft.com/office/drawing/2017/model3d" xmlns:oel="http://schemas.microsoft.com/office/2019/extlst" xmlns:w16cex="http://schemas.microsoft.com/office/word/2018/wordml/cex" xmlns:w16cid="http://schemas.microsoft.com/office/word/2016/wordml/cid" xmlns:w16="http://schemas.microsoft.com/office/word/2018/wordml" xmlns:w16du="http://schemas.microsoft.com/office/word/2023/wordml/word16du" xmlns:w16sdtdh="http://schemas.microsoft.com/office/word/2020/wordml/sdtdatahash" xmlns:w16sdtfl="http://schemas.microsoft.com/office/word/2024/wordml/sdtformatlock">
                         <w:pict>
                           <v:rect w14:anchorId="1F003D19" id="Rectangle 33" o:spid="_x0000_s1030" style="position:absolute;left:0;text-align:left;margin-left:0;margin-top:2.9pt;width:22.75pt;height:18.55pt;z-index:251674624;visibility:visible;mso-wrap-style:none;mso-width-percent:0;mso-height-percent:0;mso-wrap-distance-left:9pt;mso-wrap-distance-top:0;mso-wrap-distance-right:9pt;mso-wrap-distance-bottom:0;mso-position-horizontal:center;mso-position-horizontal-relative:margin;mso-position-vertical:absolute;mso-position-vertical-relative:text;mso-width-percent:0;mso-height-percent:0;mso-width-relative:page;mso-height-relative:page;v-text-anchor:middle" o:gfxdata="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" strokeweight=".26mm">
                             <v:stroke endcap="square"/>
@@ -5886,7 +5886,7 @@
                           </wp:anchor>
                         </w:drawing>
                       </mc:Choice>
-                      <mc:Fallback xmlns:w16sdtfl="http://schemas.microsoft.com/office/word/2024/wordml/sdtformatlock" xmlns:w16sdtdh="http://schemas.microsoft.com/office/word/2020/wordml/sdtdatahash" xmlns:w16du="http://schemas.microsoft.com/office/word/2023/wordml/word16du" xmlns:w16="http://schemas.microsoft.com/office/word/2018/wordml" xmlns:w16cid="http://schemas.microsoft.com/office/word/2016/wordml/cid" xmlns:w16cex="http://schemas.microsoft.com/office/word/2018/wordml/cex" xmlns:oel="http://schemas.microsoft.com/office/2019/extlst" xmlns:am3d="http://schemas.microsoft.com/office/drawing/2017/model3d" xmlns:aink="http://schemas.microsoft.com/office/drawing/2016/ink" xmlns:cx8="http://schemas.microsoft.com/office/drawing/2016/5/14/chartex" xmlns:cx7="http://schemas.microsoft.com/office/drawing/2016/5/13/chartex" xmlns:cx6="http://schemas.microsoft.com/office/drawing/2016/5/12/chartex" xmlns:cx5="http://schemas.microsoft.com/office/drawing/2016/5/11/chartex" xmlns:cx4="http://schemas.microsoft.com/office/drawing/2016/5/10/chartex" xmlns:cx3="http://schemas.microsoft.com/office/drawing/2016/5/9/chartex" xmlns:cx2="http://schemas.microsoft.com/office/drawing/2015/10/21/chartex">
+                      <mc:Fallback xmlns:cx2="http://schemas.microsoft.com/office/drawing/2015/10/21/chartex" xmlns:cx3="http://schemas.microsoft.com/office/drawing/2016/5/9/chartex" xmlns:cx4="http://schemas.microsoft.com/office/drawing/2016/5/10/chartex" xmlns:cx5="http://schemas.microsoft.com/office/drawing/2016/5/11/chartex" xmlns:cx6="http://schemas.microsoft.com/office/drawing/2016/5/12/chartex" xmlns:cx7="http://schemas.microsoft.com/office/drawing/2016/5/13/chartex" xmlns:cx8="http://schemas.microsoft.com/office/drawing/2016/5/14/chartex" xmlns:aink="http://schemas.microsoft.com/office/drawing/2016/ink" xmlns:am3d="http://schemas.microsoft.com/office/drawing/2017/model3d" xmlns:oel="http://schemas.microsoft.com/office/2019/extlst" xmlns:w16cex="http://schemas.microsoft.com/office/word/2018/wordml/cex" xmlns:w16cid="http://schemas.microsoft.com/office/word/2016/wordml/cid" xmlns:w16="http://schemas.microsoft.com/office/word/2018/wordml" xmlns:w16du="http://schemas.microsoft.com/office/word/2023/wordml/word16du" xmlns:w16sdtdh="http://schemas.microsoft.com/office/word/2020/wordml/sdtdatahash" xmlns:w16sdtfl="http://schemas.microsoft.com/office/word/2024/wordml/sdtformatlock">
                         <w:pict>
                           <v:rect w14:anchorId="0DBAD5E7" id="Rectangle 262" o:spid="_x0000_s1026" style="position:absolute;margin-left:26.25pt;margin-top:-.2pt;width:20.45pt;height:18.5pt;z-index:251663360;visibility:visible;mso-wrap-style:none;mso-width-percent:0;mso-height-percent:0;mso-wrap-distance-left:9pt;mso-wrap-distance-top:0;mso-wrap-distance-right:9pt;mso-wrap-distance-bottom:0;mso-position-horizontal:absolute;mso-position-horizontal-relative:text;mso-position-vertical:absolute;mso-position-vertical-relative:text;mso-width-percent:0;mso-height-percent:0;mso-width-relative:page;mso-height-relative:page;v-text-anchor:middle" o:gfxdata="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" strokeweight=".26mm">
                             <v:stroke endcap="square"/>
@@ -5998,7 +5998,7 @@
                           </wp:anchor>
                         </w:drawing>
                       </mc:Choice>
-                      <mc:Fallback xmlns:w16sdtfl="http://schemas.microsoft.com/office/word/2024/wordml/sdtformatlock" xmlns:w16sdtdh="http://schemas.microsoft.com/office/word/2020/wordml/sdtdatahash" xmlns:w16du="http://schemas.microsoft.com/office/word/2023/wordml/word16du" xmlns:w16="http://schemas.microsoft.com/office/word/2018/wordml" xmlns:w16cid="http://schemas.microsoft.com/office/word/2016/wordml/cid" xmlns:w16cex="http://schemas.microsoft.com/office/word/2018/wordml/cex" xmlns:oel="http://schemas.microsoft.com/office/2019/extlst" xmlns:am3d="http://schemas.microsoft.com/office/drawing/2017/model3d" xmlns:aink="http://schemas.microsoft.com/office/drawing/2016/ink" xmlns:cx8="http://schemas.microsoft.com/office/drawing/2016/5/14/chartex" xmlns:cx7="http://schemas.microsoft.com/office/drawing/2016/5/13/chartex" xmlns:cx6="http://schemas.microsoft.com/office/drawing/2016/5/12/chartex" xmlns:cx5="http://schemas.microsoft.com/office/drawing/2016/5/11/chartex" xmlns:cx4="http://schemas.microsoft.com/office/drawing/2016/5/10/chartex" xmlns:cx3="http://schemas.microsoft.com/office/drawing/2016/5/9/chartex" xmlns:cx2="http://schemas.microsoft.com/office/drawing/2015/10/21/chartex">
+                      <mc:Fallback xmlns:cx2="http://schemas.microsoft.com/office/drawing/2015/10/21/chartex" xmlns:cx3="http://schemas.microsoft.com/office/drawing/2016/5/9/chartex" xmlns:cx4="http://schemas.microsoft.com/office/drawing/2016/5/10/chartex" xmlns:cx5="http://schemas.microsoft.com/office/drawing/2016/5/11/chartex" xmlns:cx6="http://schemas.microsoft.com/office/drawing/2016/5/12/chartex" xmlns:cx7="http://schemas.microsoft.com/office/drawing/2016/5/13/chartex" xmlns:cx8="http://schemas.microsoft.com/office/drawing/2016/5/14/chartex" xmlns:aink="http://schemas.microsoft.com/office/drawing/2016/ink" xmlns:am3d="http://schemas.microsoft.com/office/drawing/2017/model3d" xmlns:oel="http://schemas.microsoft.com/office/2019/extlst" xmlns:w16cex="http://schemas.microsoft.com/office/word/2018/wordml/cex" xmlns:w16cid="http://schemas.microsoft.com/office/word/2016/wordml/cid" xmlns:w16="http://schemas.microsoft.com/office/word/2018/wordml" xmlns:w16du="http://schemas.microsoft.com/office/word/2023/wordml/word16du" xmlns:w16sdtdh="http://schemas.microsoft.com/office/word/2020/wordml/sdtdatahash" xmlns:w16sdtfl="http://schemas.microsoft.com/office/word/2024/wordml/sdtformatlock">
                         <w:pict>
                           <v:rect w14:anchorId="4FFC141A" id="Rectangle 261" o:spid="_x0000_s1031" style="position:absolute;left:0;text-align:left;margin-left:51.9pt;margin-top:-.2pt;width:20.45pt;height:18.5pt;z-index:251664384;visibility:visible;mso-wrap-style:none;mso-width-percent:0;mso-height-percent:0;mso-wrap-distance-left:9pt;mso-wrap-distance-top:0;mso-wrap-distance-right:9pt;mso-wrap-distance-bottom:0;mso-position-horizontal:absolute;mso-position-horizontal-relative:text;mso-position-vertical:absolute;mso-position-vertical-relative:text;mso-width-percent:0;mso-height-percent:0;mso-width-relative:page;mso-height-relative:page;v-text-anchor:middle" o:gfxdata="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" strokeweight=".26mm">
                             <v:stroke endcap="square"/>
@@ -6277,7 +6277,7 @@
                     </wp:anchor>
                   </w:drawing>
                 </mc:Choice>
-                <mc:Fallback xmlns:w16sdtfl="http://schemas.microsoft.com/office/word/2024/wordml/sdtformatlock" xmlns:w16sdtdh="http://schemas.microsoft.com/office/word/2020/wordml/sdtdatahash" xmlns:w16du="http://schemas.microsoft.com/office/word/2023/wordml/word16du" xmlns:w16="http://schemas.microsoft.com/office/word/2018/wordml" xmlns:w16cid="http://schemas.microsoft.com/office/word/2016/wordml/cid" xmlns:w16cex="http://schemas.microsoft.com/office/word/2018/wordml/cex" xmlns:oel="http://schemas.microsoft.com/office/2019/extlst" xmlns:am3d="http://schemas.microsoft.com/office/drawing/2017/model3d" xmlns:aink="http://schemas.microsoft.com/office/drawing/2016/ink" xmlns:cx8="http://schemas.microsoft.com/office/drawing/2016/5/14/chartex" xmlns:cx7="http://schemas.microsoft.com/office/drawing/2016/5/13/chartex" xmlns:cx6="http://schemas.microsoft.com/office/drawing/2016/5/12/chartex" xmlns:cx5="http://schemas.microsoft.com/office/drawing/2016/5/11/chartex" xmlns:cx4="http://schemas.microsoft.com/office/drawing/2016/5/10/chartex" xmlns:cx3="http://schemas.microsoft.com/office/drawing/2016/5/9/chartex" xmlns:cx2="http://schemas.microsoft.com/office/drawing/2015/10/21/chartex">
+                <mc:Fallback xmlns:cx2="http://schemas.microsoft.com/office/drawing/2015/10/21/chartex" xmlns:cx3="http://schemas.microsoft.com/office/drawing/2016/5/9/chartex" xmlns:cx4="http://schemas.microsoft.com/office/drawing/2016/5/10/chartex" xmlns:cx5="http://schemas.microsoft.com/office/drawing/2016/5/11/chartex" xmlns:cx6="http://schemas.microsoft.com/office/drawing/2016/5/12/chartex" xmlns:cx7="http://schemas.microsoft.com/office/drawing/2016/5/13/chartex" xmlns:cx8="http://schemas.microsoft.com/office/drawing/2016/5/14/chartex" xmlns:aink="http://schemas.microsoft.com/office/drawing/2016/ink" xmlns:am3d="http://schemas.microsoft.com/office/drawing/2017/model3d" xmlns:oel="http://schemas.microsoft.com/office/2019/extlst" xmlns:w16cex="http://schemas.microsoft.com/office/word/2018/wordml/cex" xmlns:w16cid="http://schemas.microsoft.com/office/word/2016/wordml/cid" xmlns:w16="http://schemas.microsoft.com/office/word/2018/wordml" xmlns:w16du="http://schemas.microsoft.com/office/word/2023/wordml/word16du" xmlns:w16sdtdh="http://schemas.microsoft.com/office/word/2020/wordml/sdtdatahash" xmlns:w16sdtfl="http://schemas.microsoft.com/office/word/2024/wordml/sdtformatlock">
                   <w:pict>
                     <v:rect w14:anchorId="21642757" id="Rectangle 260" o:spid="_x0000_s1026" style="position:absolute;margin-left:9.6pt;margin-top:2.5pt;width:20.45pt;height:18.5pt;z-index:251659264;visibility:visible;mso-wrap-style:none;mso-width-percent:0;mso-height-percent:0;mso-wrap-distance-left:9pt;mso-wrap-distance-top:0;mso-wrap-distance-right:9pt;mso-wrap-distance-bottom:0;mso-position-horizontal:absolute;mso-position-horizontal-relative:text;mso-position-vertical:absolute;mso-position-vertical-relative:text;mso-width-percent:0;mso-height-percent:0;mso-width-relative:page;mso-height-relative:page;v-text-anchor:middle" o:gfxdata="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" strokeweight=".26mm">
                       <v:stroke endcap="square"/>
@@ -6432,7 +6432,7 @@
                     </wp:anchor>
                   </w:drawing>
                 </mc:Choice>
-                <mc:Fallback xmlns:w16sdtfl="http://schemas.microsoft.com/office/word/2024/wordml/sdtformatlock" xmlns:w16sdtdh="http://schemas.microsoft.com/office/word/2020/wordml/sdtdatahash" xmlns:w16du="http://schemas.microsoft.com/office/word/2023/wordml/word16du" xmlns:w16="http://schemas.microsoft.com/office/word/2018/wordml" xmlns:w16cid="http://schemas.microsoft.com/office/word/2016/wordml/cid" xmlns:w16cex="http://schemas.microsoft.com/office/word/2018/wordml/cex" xmlns:oel="http://schemas.microsoft.com/office/2019/extlst" xmlns:am3d="http://schemas.microsoft.com/office/drawing/2017/model3d" xmlns:aink="http://schemas.microsoft.com/office/drawing/2016/ink" xmlns:cx8="http://schemas.microsoft.com/office/drawing/2016/5/14/chartex" xmlns:cx7="http://schemas.microsoft.com/office/drawing/2016/5/13/chartex" xmlns:cx6="http://schemas.microsoft.com/office/drawing/2016/5/12/chartex" xmlns:cx5="http://schemas.microsoft.com/office/drawing/2016/5/11/chartex" xmlns:cx4="http://schemas.microsoft.com/office/drawing/2016/5/10/chartex" xmlns:cx3="http://schemas.microsoft.com/office/drawing/2016/5/9/chartex" xmlns:cx2="http://schemas.microsoft.com/office/drawing/2015/10/21/chartex">
+                <mc:Fallback xmlns:cx2="http://schemas.microsoft.com/office/drawing/2015/10/21/chartex" xmlns:cx3="http://schemas.microsoft.com/office/drawing/2016/5/9/chartex" xmlns:cx4="http://schemas.microsoft.com/office/drawing/2016/5/10/chartex" xmlns:cx5="http://schemas.microsoft.com/office/drawing/2016/5/11/chartex" xmlns:cx6="http://schemas.microsoft.com/office/drawing/2016/5/12/chartex" xmlns:cx7="http://schemas.microsoft.com/office/drawing/2016/5/13/chartex" xmlns:cx8="http://schemas.microsoft.com/office/drawing/2016/5/14/chartex" xmlns:aink="http://schemas.microsoft.com/office/drawing/2016/ink" xmlns:am3d="http://schemas.microsoft.com/office/drawing/2017/model3d" xmlns:oel="http://schemas.microsoft.com/office/2019/extlst" xmlns:w16cex="http://schemas.microsoft.com/office/word/2018/wordml/cex" xmlns:w16cid="http://schemas.microsoft.com/office/word/2016/wordml/cid" xmlns:w16="http://schemas.microsoft.com/office/word/2018/wordml" xmlns:w16du="http://schemas.microsoft.com/office/word/2023/wordml/word16du" xmlns:w16sdtdh="http://schemas.microsoft.com/office/word/2020/wordml/sdtdatahash" xmlns:w16sdtfl="http://schemas.microsoft.com/office/word/2024/wordml/sdtformatlock">
                   <w:pict>
                     <v:rect w14:anchorId="3B743A14" id="Rectangle 259" o:spid="_x0000_s1026" style="position:absolute;margin-left:9.6pt;margin-top:3.55pt;width:20.45pt;height:18.5pt;z-index:251660288;visibility:visible;mso-wrap-style:none;mso-width-percent:0;mso-height-percent:0;mso-wrap-distance-left:9pt;mso-wrap-distance-top:0;mso-wrap-distance-right:9pt;mso-wrap-distance-bottom:0;mso-position-horizontal:absolute;mso-position-horizontal-relative:text;mso-position-vertical:absolute;mso-position-vertical-relative:text;mso-width-percent:0;mso-height-percent:0;mso-width-relative:page;mso-height-relative:page;v-text-anchor:middle" o:gfxdata="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" strokeweight=".26mm">
                       <v:stroke endcap="square"/>
@@ -6587,7 +6587,7 @@
                     </wp:anchor>
                   </w:drawing>
                 </mc:Choice>
-                <mc:Fallback xmlns:w16sdtfl="http://schemas.microsoft.com/office/word/2024/wordml/sdtformatlock" xmlns:w16sdtdh="http://schemas.microsoft.com/office/word/2020/wordml/sdtdatahash" xmlns:w16du="http://schemas.microsoft.com/office/word/2023/wordml/word16du" xmlns:w16="http://schemas.microsoft.com/office/word/2018/wordml" xmlns:w16cid="http://schemas.microsoft.com/office/word/2016/wordml/cid" xmlns:w16cex="http://schemas.microsoft.com/office/word/2018/wordml/cex" xmlns:oel="http://schemas.microsoft.com/office/2019/extlst" xmlns:am3d="http://schemas.microsoft.com/office/drawing/2017/model3d" xmlns:aink="http://schemas.microsoft.com/office/drawing/2016/ink" xmlns:cx8="http://schemas.microsoft.com/office/drawing/2016/5/14/chartex" xmlns:cx7="http://schemas.microsoft.com/office/drawing/2016/5/13/chartex" xmlns:cx6="http://schemas.microsoft.com/office/drawing/2016/5/12/chartex" xmlns:cx5="http://schemas.microsoft.com/office/drawing/2016/5/11/chartex" xmlns:cx4="http://schemas.microsoft.com/office/drawing/2016/5/10/chartex" xmlns:cx3="http://schemas.microsoft.com/office/drawing/2016/5/9/chartex" xmlns:cx2="http://schemas.microsoft.com/office/drawing/2015/10/21/chartex">
+                <mc:Fallback xmlns:cx2="http://schemas.microsoft.com/office/drawing/2015/10/21/chartex" xmlns:cx3="http://schemas.microsoft.com/office/drawing/2016/5/9/chartex" xmlns:cx4="http://schemas.microsoft.com/office/drawing/2016/5/10/chartex" xmlns:cx5="http://schemas.microsoft.com/office/drawing/2016/5/11/chartex" xmlns:cx6="http://schemas.microsoft.com/office/drawing/2016/5/12/chartex" xmlns:cx7="http://schemas.microsoft.com/office/drawing/2016/5/13/chartex" xmlns:cx8="http://schemas.microsoft.com/office/drawing/2016/5/14/chartex" xmlns:aink="http://schemas.microsoft.com/office/drawing/2016/ink" xmlns:am3d="http://schemas.microsoft.com/office/drawing/2017/model3d" xmlns:oel="http://schemas.microsoft.com/office/2019/extlst" xmlns:w16cex="http://schemas.microsoft.com/office/word/2018/wordml/cex" xmlns:w16cid="http://schemas.microsoft.com/office/word/2016/wordml/cid" xmlns:w16="http://schemas.microsoft.com/office/word/2018/wordml" xmlns:w16du="http://schemas.microsoft.com/office/word/2023/wordml/word16du" xmlns:w16sdtdh="http://schemas.microsoft.com/office/word/2020/wordml/sdtdatahash" xmlns:w16sdtfl="http://schemas.microsoft.com/office/word/2024/wordml/sdtformatlock">
                   <w:pict>
                     <v:rect w14:anchorId="2CA9DAE1" id="Rectangle 258" o:spid="_x0000_s1026" style="position:absolute;margin-left:9.6pt;margin-top:2.95pt;width:20.45pt;height:18.5pt;z-index:251661312;visibility:visible;mso-wrap-style:none;mso-width-percent:0;mso-height-percent:0;mso-wrap-distance-left:9pt;mso-wrap-distance-top:0;mso-wrap-distance-right:9pt;mso-wrap-distance-bottom:0;mso-position-horizontal:absolute;mso-position-horizontal-relative:text;mso-position-vertical:absolute;mso-position-vertical-relative:text;mso-width-percent:0;mso-height-percent:0;mso-width-relative:page;mso-height-relative:page;v-text-anchor:middle" o:gfxdata="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" strokeweight=".26mm">
                       <v:stroke endcap="square"/>
@@ -6757,7 +6757,7 @@
                     </wp:anchor>
                   </w:drawing>
                 </mc:Choice>
-                <mc:Fallback xmlns:w16sdtfl="http://schemas.microsoft.com/office/word/2024/wordml/sdtformatlock" xmlns:w16sdtdh="http://schemas.microsoft.com/office/word/2020/wordml/sdtdatahash" xmlns:w16du="http://schemas.microsoft.com/office/word/2023/wordml/word16du" xmlns:w16="http://schemas.microsoft.com/office/word/2018/wordml" xmlns:w16cid="http://schemas.microsoft.com/office/word/2016/wordml/cid" xmlns:w16cex="http://schemas.microsoft.com/office/word/2018/wordml/cex" xmlns:oel="http://schemas.microsoft.com/office/2019/extlst" xmlns:am3d="http://schemas.microsoft.com/office/drawing/2017/model3d" xmlns:aink="http://schemas.microsoft.com/office/drawing/2016/ink" xmlns:cx8="http://schemas.microsoft.com/office/drawing/2016/5/14/chartex" xmlns:cx7="http://schemas.microsoft.com/office/drawing/2016/5/13/chartex" xmlns:cx6="http://schemas.microsoft.com/office/drawing/2016/5/12/chartex" xmlns:cx5="http://schemas.microsoft.com/office/drawing/2016/5/11/chartex" xmlns:cx4="http://schemas.microsoft.com/office/drawing/2016/5/10/chartex" xmlns:cx3="http://schemas.microsoft.com/office/drawing/2016/5/9/chartex" xmlns:cx2="http://schemas.microsoft.com/office/drawing/2015/10/21/chartex">
+                <mc:Fallback xmlns:cx2="http://schemas.microsoft.com/office/drawing/2015/10/21/chartex" xmlns:cx3="http://schemas.microsoft.com/office/drawing/2016/5/9/chartex" xmlns:cx4="http://schemas.microsoft.com/office/drawing/2016/5/10/chartex" xmlns:cx5="http://schemas.microsoft.com/office/drawing/2016/5/11/chartex" xmlns:cx6="http://schemas.microsoft.com/office/drawing/2016/5/12/chartex" xmlns:cx7="http://schemas.microsoft.com/office/drawing/2016/5/13/chartex" xmlns:cx8="http://schemas.microsoft.com/office/drawing/2016/5/14/chartex" xmlns:aink="http://schemas.microsoft.com/office/drawing/2016/ink" xmlns:am3d="http://schemas.microsoft.com/office/drawing/2017/model3d" xmlns:oel="http://schemas.microsoft.com/office/2019/extlst" xmlns:w16cex="http://schemas.microsoft.com/office/word/2018/wordml/cex" xmlns:w16cid="http://schemas.microsoft.com/office/word/2016/wordml/cid" xmlns:w16="http://schemas.microsoft.com/office/word/2018/wordml" xmlns:w16du="http://schemas.microsoft.com/office/word/2023/wordml/word16du" xmlns:w16sdtdh="http://schemas.microsoft.com/office/word/2020/wordml/sdtdatahash" xmlns:w16sdtfl="http://schemas.microsoft.com/office/word/2024/wordml/sdtformatlock">
                   <w:pict>
                     <v:rect w14:anchorId="4C458F8D" id="Rectangle 257" o:spid="_x0000_s1032" style="position:absolute;left:0;text-align:left;margin-left:9.6pt;margin-top:4.25pt;width:20.45pt;height:18.5pt;z-index:251662336;visibility:visible;mso-wrap-style:none;mso-width-percent:0;mso-height-percent:0;mso-wrap-distance-left:9pt;mso-wrap-distance-top:0;mso-wrap-distance-right:9pt;mso-wrap-distance-bottom:0;mso-position-horizontal:absolute;mso-position-horizontal-relative:text;mso-position-vertical:absolute;mso-position-vertical-relative:text;mso-width-percent:0;mso-height-percent:0;mso-width-relative:page;mso-height-relative:page;v-text-anchor:middle" o:gfxdata="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" strokeweight=".26mm">
                       <v:stroke endcap="square"/>
@@ -7021,7 +7021,7 @@
                     </wp:anchor>
                   </w:drawing>
                 </mc:Choice>
-                <mc:Fallback xmlns:w16sdtfl="http://schemas.microsoft.com/office/word/2024/wordml/sdtformatlock" xmlns:w16sdtdh="http://schemas.microsoft.com/office/word/2020/wordml/sdtdatahash" xmlns:w16du="http://schemas.microsoft.com/office/word/2023/wordml/word16du" xmlns:w16="http://schemas.microsoft.com/office/word/2018/wordml" xmlns:w16cid="http://schemas.microsoft.com/office/word/2016/wordml/cid" xmlns:w16cex="http://schemas.microsoft.com/office/word/2018/wordml/cex" xmlns:oel="http://schemas.microsoft.com/office/2019/extlst" xmlns:am3d="http://schemas.microsoft.com/office/drawing/2017/model3d" xmlns:aink="http://schemas.microsoft.com/office/drawing/2016/ink" xmlns:cx8="http://schemas.microsoft.com/office/drawing/2016/5/14/chartex" xmlns:cx7="http://schemas.microsoft.com/office/drawing/2016/5/13/chartex" xmlns:cx6="http://schemas.microsoft.com/office/drawing/2016/5/12/chartex" xmlns:cx5="http://schemas.microsoft.com/office/drawing/2016/5/11/chartex" xmlns:cx4="http://schemas.microsoft.com/office/drawing/2016/5/10/chartex" xmlns:cx3="http://schemas.microsoft.com/office/drawing/2016/5/9/chartex" xmlns:cx2="http://schemas.microsoft.com/office/drawing/2015/10/21/chartex">
+                <mc:Fallback xmlns:cx2="http://schemas.microsoft.com/office/drawing/2015/10/21/chartex" xmlns:cx3="http://schemas.microsoft.com/office/drawing/2016/5/9/chartex" xmlns:cx4="http://schemas.microsoft.com/office/drawing/2016/5/10/chartex" xmlns:cx5="http://schemas.microsoft.com/office/drawing/2016/5/11/chartex" xmlns:cx6="http://schemas.microsoft.com/office/drawing/2016/5/12/chartex" xmlns:cx7="http://schemas.microsoft.com/office/drawing/2016/5/13/chartex" xmlns:cx8="http://schemas.microsoft.com/office/drawing/2016/5/14/chartex" xmlns:aink="http://schemas.microsoft.com/office/drawing/2016/ink" xmlns:am3d="http://schemas.microsoft.com/office/drawing/2017/model3d" xmlns:oel="http://schemas.microsoft.com/office/2019/extlst" xmlns:w16cex="http://schemas.microsoft.com/office/word/2018/wordml/cex" xmlns:w16cid="http://schemas.microsoft.com/office/word/2016/wordml/cid" xmlns:w16="http://schemas.microsoft.com/office/word/2018/wordml" xmlns:w16du="http://schemas.microsoft.com/office/word/2023/wordml/word16du" xmlns:w16sdtdh="http://schemas.microsoft.com/office/word/2020/wordml/sdtdatahash" xmlns:w16sdtfl="http://schemas.microsoft.com/office/word/2024/wordml/sdtformatlock">
                   <w:pict>
                     <v:rect w14:anchorId="72AE0CE4" id="Rectangle 132" o:spid="_x0000_s1033" style="position:absolute;left:0;text-align:left;margin-left:-2.8pt;margin-top:1.4pt;width:20.45pt;height:18.5pt;z-index:251667456;visibility:visible;mso-wrap-style:none;mso-width-percent:0;mso-height-percent:0;mso-wrap-distance-left:9pt;mso-wrap-distance-top:0;mso-wrap-distance-right:9pt;mso-wrap-distance-bottom:0;mso-position-horizontal:absolute;mso-position-horizontal-relative:text;mso-position-vertical:absolute;mso-position-vertical-relative:text;mso-width-percent:0;mso-height-percent:0;mso-width-relative:page;mso-height-relative:page;v-text-anchor:middle" o:gfxdata="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" strokeweight=".26mm">
                       <v:stroke endcap="square"/>
@@ -7131,7 +7131,7 @@
                     </wp:anchor>
                   </w:drawing>
                 </mc:Choice>
-                <mc:Fallback xmlns:w16sdtfl="http://schemas.microsoft.com/office/word/2024/wordml/sdtformatlock" xmlns:w16sdtdh="http://schemas.microsoft.com/office/word/2020/wordml/sdtdatahash" xmlns:w16du="http://schemas.microsoft.com/office/word/2023/wordml/word16du" xmlns:w16="http://schemas.microsoft.com/office/word/2018/wordml" xmlns:w16cid="http://schemas.microsoft.com/office/word/2016/wordml/cid" xmlns:w16cex="http://schemas.microsoft.com/office/word/2018/wordml/cex" xmlns:oel="http://schemas.microsoft.com/office/2019/extlst" xmlns:am3d="http://schemas.microsoft.com/office/drawing/2017/model3d" xmlns:aink="http://schemas.microsoft.com/office/drawing/2016/ink" xmlns:cx8="http://schemas.microsoft.com/office/drawing/2016/5/14/chartex" xmlns:cx7="http://schemas.microsoft.com/office/drawing/2016/5/13/chartex" xmlns:cx6="http://schemas.microsoft.com/office/drawing/2016/5/12/chartex" xmlns:cx5="http://schemas.microsoft.com/office/drawing/2016/5/11/chartex" xmlns:cx4="http://schemas.microsoft.com/office/drawing/2016/5/10/chartex" xmlns:cx3="http://schemas.microsoft.com/office/drawing/2016/5/9/chartex" xmlns:cx2="http://schemas.microsoft.com/office/drawing/2015/10/21/chartex">
+                <mc:Fallback xmlns:cx2="http://schemas.microsoft.com/office/drawing/2015/10/21/chartex" xmlns:cx3="http://schemas.microsoft.com/office/drawing/2016/5/9/chartex" xmlns:cx4="http://schemas.microsoft.com/office/drawing/2016/5/10/chartex" xmlns:cx5="http://schemas.microsoft.com/office/drawing/2016/5/11/chartex" xmlns:cx6="http://schemas.microsoft.com/office/drawing/2016/5/12/chartex" xmlns:cx7="http://schemas.microsoft.com/office/drawing/2016/5/13/chartex" xmlns:cx8="http://schemas.microsoft.com/office/drawing/2016/5/14/chartex" xmlns:aink="http://schemas.microsoft.com/office/drawing/2016/ink" xmlns:am3d="http://schemas.microsoft.com/office/drawing/2017/model3d" xmlns:oel="http://schemas.microsoft.com/office/2019/extlst" xmlns:w16cex="http://schemas.microsoft.com/office/word/2018/wordml/cex" xmlns:w16cid="http://schemas.microsoft.com/office/word/2016/wordml/cid" xmlns:w16="http://schemas.microsoft.com/office/word/2018/wordml" xmlns:w16du="http://schemas.microsoft.com/office/word/2023/wordml/word16du" xmlns:w16sdtdh="http://schemas.microsoft.com/office/word/2020/wordml/sdtdatahash" xmlns:w16sdtfl="http://schemas.microsoft.com/office/word/2024/wordml/sdtformatlock">
                   <w:pict>
                     <v:rect w14:anchorId="6C31450E" id="Rectangle 133" o:spid="_x0000_s1026" style="position:absolute;margin-left:-1.55pt;margin-top:1.1pt;width:20.45pt;height:18.5pt;z-index:251665408;visibility:visible;mso-wrap-style:none;mso-width-percent:0;mso-height-percent:0;mso-wrap-distance-left:9pt;mso-wrap-distance-top:0;mso-wrap-distance-right:9pt;mso-wrap-distance-bottom:0;mso-position-horizontal:absolute;mso-position-horizontal-relative:text;mso-position-vertical:absolute;mso-position-vertical-relative:text;mso-width-percent:0;mso-height-percent:0;mso-width-relative:page;mso-height-relative:page;v-text-anchor:middle" o:gfxdata="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" strokeweight=".26mm">
                       <v:stroke endcap="square"/>
@@ -7232,7 +7232,7 @@
                     </wp:anchor>
                   </w:drawing>
                 </mc:Choice>
-                <mc:Fallback xmlns:w16sdtfl="http://schemas.microsoft.com/office/word/2024/wordml/sdtformatlock" xmlns:w16sdtdh="http://schemas.microsoft.com/office/word/2020/wordml/sdtdatahash" xmlns:w16du="http://schemas.microsoft.com/office/word/2023/wordml/word16du" xmlns:w16="http://schemas.microsoft.com/office/word/2018/wordml" xmlns:w16cid="http://schemas.microsoft.com/office/word/2016/wordml/cid" xmlns:w16cex="http://schemas.microsoft.com/office/word/2018/wordml/cex" xmlns:oel="http://schemas.microsoft.com/office/2019/extlst" xmlns:am3d="http://schemas.microsoft.com/office/drawing/2017/model3d" xmlns:aink="http://schemas.microsoft.com/office/drawing/2016/ink" xmlns:cx8="http://schemas.microsoft.com/office/drawing/2016/5/14/chartex" xmlns:cx7="http://schemas.microsoft.com/office/drawing/2016/5/13/chartex" xmlns:cx6="http://schemas.microsoft.com/office/drawing/2016/5/12/chartex" xmlns:cx5="http://schemas.microsoft.com/office/drawing/2016/5/11/chartex" xmlns:cx4="http://schemas.microsoft.com/office/drawing/2016/5/10/chartex" xmlns:cx3="http://schemas.microsoft.com/office/drawing/2016/5/9/chartex" xmlns:cx2="http://schemas.microsoft.com/office/drawing/2015/10/21/chartex">
+                <mc:Fallback xmlns:cx2="http://schemas.microsoft.com/office/drawing/2015/10/21/chartex" xmlns:cx3="http://schemas.microsoft.com/office/drawing/2016/5/9/chartex" xmlns:cx4="http://schemas.microsoft.com/office/drawing/2016/5/10/chartex" xmlns:cx5="http://schemas.microsoft.com/office/drawing/2016/5/11/chartex" xmlns:cx6="http://schemas.microsoft.com/office/drawing/2016/5/12/chartex" xmlns:cx7="http://schemas.microsoft.com/office/drawing/2016/5/13/chartex" xmlns:cx8="http://schemas.microsoft.com/office/drawing/2016/5/14/chartex" xmlns:aink="http://schemas.microsoft.com/office/drawing/2016/ink" xmlns:am3d="http://schemas.microsoft.com/office/drawing/2017/model3d" xmlns:oel="http://schemas.microsoft.com/office/2019/extlst" xmlns:w16cex="http://schemas.microsoft.com/office/word/2018/wordml/cex" xmlns:w16cid="http://schemas.microsoft.com/office/word/2016/wordml/cid" xmlns:w16="http://schemas.microsoft.com/office/word/2018/wordml" xmlns:w16du="http://schemas.microsoft.com/office/word/2023/wordml/word16du" xmlns:w16sdtdh="http://schemas.microsoft.com/office/word/2020/wordml/sdtdatahash" xmlns:w16sdtfl="http://schemas.microsoft.com/office/word/2024/wordml/sdtformatlock">
                   <w:pict>
                     <v:rect w14:anchorId="7FF5F20B" id="Rectangle 288" o:spid="_x0000_s1026" style="position:absolute;margin-left:4.85pt;margin-top:1.85pt;width:20.45pt;height:18.5pt;z-index:251666432;visibility:visible;mso-wrap-style:none;mso-width-percent:0;mso-height-percent:0;mso-wrap-distance-left:9pt;mso-wrap-distance-top:0;mso-wrap-distance-right:9pt;mso-wrap-distance-bottom:0;mso-position-horizontal:absolute;mso-position-horizontal-relative:text;mso-position-vertical:absolute;mso-position-vertical-relative:text;mso-width-percent:0;mso-height-percent:0;mso-width-relative:page;mso-height-relative:page;v-text-anchor:middle" o:gfxdata="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" strokeweight=".26mm">
                       <v:stroke endcap="square"/>
@@ -7454,7 +7454,7 @@
               </wp:anchor>
             </w:drawing>
           </mc:Choice>
-          <mc:Fallback xmlns:w16sdtfl="http://schemas.microsoft.com/office/word/2024/wordml/sdtformatlock" xmlns:w16sdtdh="http://schemas.microsoft.com/office/word/2020/wordml/sdtdatahash" xmlns:w16du="http://schemas.microsoft.com/office/word/2023/wordml/word16du" xmlns:w16="http://schemas.microsoft.com/office/word/2018/wordml" xmlns:w16cid="http://schemas.microsoft.com/office/word/2016/wordml/cid" xmlns:w16cex="http://schemas.microsoft.com/office/word/2018/wordml/cex" xmlns:oel="http://schemas.microsoft.com/office/2019/extlst" xmlns:am3d="http://schemas.microsoft.com/office/drawing/2017/model3d" xmlns:aink="http://schemas.microsoft.com/office/drawing/2016/ink" xmlns:cx8="http://schemas.microsoft.com/office/drawing/2016/5/14/chartex" xmlns:cx7="http://schemas.microsoft.com/office/drawing/2016/5/13/chartex" xmlns:cx6="http://schemas.microsoft.com/office/drawing/2016/5/12/chartex" xmlns:cx5="http://schemas.microsoft.com/office/drawing/2016/5/11/chartex" xmlns:cx4="http://schemas.microsoft.com/office/drawing/2016/5/10/chartex" xmlns:cx3="http://schemas.microsoft.com/office/drawing/2016/5/9/chartex" xmlns:cx2="http://schemas.microsoft.com/office/drawing/2015/10/21/chartex">
+          <mc:Fallback xmlns:cx2="http://schemas.microsoft.com/office/drawing/2015/10/21/chartex" xmlns:cx3="http://schemas.microsoft.com/office/drawing/2016/5/9/chartex" xmlns:cx4="http://schemas.microsoft.com/office/drawing/2016/5/10/chartex" xmlns:cx5="http://schemas.microsoft.com/office/drawing/2016/5/11/chartex" xmlns:cx6="http://schemas.microsoft.com/office/drawing/2016/5/12/chartex" xmlns:cx7="http://schemas.microsoft.com/office/drawing/2016/5/13/chartex" xmlns:cx8="http://schemas.microsoft.com/office/drawing/2016/5/14/chartex" xmlns:aink="http://schemas.microsoft.com/office/drawing/2016/ink" xmlns:am3d="http://schemas.microsoft.com/office/drawing/2017/model3d" xmlns:oel="http://schemas.microsoft.com/office/2019/extlst" xmlns:w16cex="http://schemas.microsoft.com/office/word/2018/wordml/cex" xmlns:w16cid="http://schemas.microsoft.com/office/word/2016/wordml/cid" xmlns:w16="http://schemas.microsoft.com/office/word/2018/wordml" xmlns:w16du="http://schemas.microsoft.com/office/word/2023/wordml/word16du" xmlns:w16sdtdh="http://schemas.microsoft.com/office/word/2020/wordml/sdtdatahash" xmlns:w16sdtfl="http://schemas.microsoft.com/office/word/2024/wordml/sdtformatlock">
             <w:pict>
               <v:shape w14:anchorId="71A9B4B5" id="_x0000_s1034" type="#_x0000_t202" style="position:absolute;left:0;text-align:left;margin-left:-1.45pt;margin-top:2.15pt;width:22.9pt;height:17.8pt;z-index:251668480;visibility:visible;mso-wrap-style:square;mso-width-percent:0;mso-height-percent:0;mso-wrap-distance-left:9pt;mso-wrap-distance-top:3.6pt;mso-wrap-distance-right:9pt;mso-wrap-distance-bottom:3.6pt;mso-position-horizontal:absolute;mso-position-horizontal-relative:text;mso-position-vertical:absolute;mso-position-vertical-relative:text;mso-width-percent:0;mso-height-percent:0;mso-width-relative:margin;mso-height-relative:margin;v-text-anchor:top" o:gfxdata="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">
                 <v:textbox>

--- a/CONG TY TAM THAI/TamThai_ThanhLapDiaDiem/TamThai_Mau17.docx
+++ b/CONG TY TAM THAI/TamThai_ThanhLapDiaDiem/TamThai_Mau17.docx
@@ -1,6 +1,6 @@
 
 <file path=word/document.xml><?xml version="1.0" encoding="utf-8"?>
-<w:document xmlns:wpc="http://schemas.microsoft.com/office/word/2010/wordprocessingCanvas" xmlns:cx="http://schemas.microsoft.com/office/drawing/2014/chartex" xmlns:cx1="http://schemas.microsoft.com/office/drawing/2015/9/8/chartex" xmlns:mc="http://schemas.openxmlformats.org/markup-compatibility/2006" xmlns:o="urn:schemas-microsoft-com:office:office" xmlns:r="http://schemas.openxmlformats.org/officeDocument/2006/relationships" xmlns:m="http://schemas.openxmlformats.org/officeDocument/2006/math" xmlns:v="urn:schemas-microsoft-com:vml" xmlns:wp14="http://schemas.microsoft.com/office/word/2010/wordprocessingDrawing" xmlns:wp="http://schemas.openxmlformats.org/drawingml/2006/wordprocessingDrawing" xmlns:w10="urn:schemas-microsoft-com:office:word" xmlns:w="http://schemas.openxmlformats.org/wordprocessingml/2006/main" xmlns:w14="http://schemas.microsoft.com/office/word/2010/wordml" xmlns:w15="http://schemas.microsoft.com/office/word/2012/wordml" xmlns:w16se="http://schemas.microsoft.com/office/word/2015/wordml/symex" xmlns:wpg="http://schemas.microsoft.com/office/word/2010/wordprocessingGroup" xmlns:wpi="http://schemas.microsoft.com/office/word/2010/wordprocessingInk" xmlns:wne="http://schemas.microsoft.com/office/word/2006/wordml" xmlns:wps="http://schemas.microsoft.com/office/word/2010/wordprocessingShape" mc:Ignorable="w14 w15 w16se wp14">
+<w:document xmlns:wpc="http://schemas.microsoft.com/office/word/2010/wordprocessingCanvas" xmlns:cx="http://schemas.microsoft.com/office/drawing/2014/chartex" xmlns:cx1="http://schemas.microsoft.com/office/drawing/2015/9/8/chartex" xmlns:cx2="http://schemas.microsoft.com/office/drawing/2015/10/21/chartex" xmlns:cx3="http://schemas.microsoft.com/office/drawing/2016/5/9/chartex" xmlns:cx4="http://schemas.microsoft.com/office/drawing/2016/5/10/chartex" xmlns:cx5="http://schemas.microsoft.com/office/drawing/2016/5/11/chartex" xmlns:cx6="http://schemas.microsoft.com/office/drawing/2016/5/12/chartex" xmlns:cx7="http://schemas.microsoft.com/office/drawing/2016/5/13/chartex" xmlns:cx8="http://schemas.microsoft.com/office/drawing/2016/5/14/chartex" xmlns:mc="http://schemas.openxmlformats.org/markup-compatibility/2006" xmlns:aink="http://schemas.microsoft.com/office/drawing/2016/ink" xmlns:am3d="http://schemas.microsoft.com/office/drawing/2017/model3d" xmlns:o="urn:schemas-microsoft-com:office:office" xmlns:oel="http://schemas.microsoft.com/office/2019/extlst" xmlns:r="http://schemas.openxmlformats.org/officeDocument/2006/relationships" xmlns:m="http://schemas.openxmlformats.org/officeDocument/2006/math" xmlns:v="urn:schemas-microsoft-com:vml" xmlns:wp14="http://schemas.microsoft.com/office/word/2010/wordprocessingDrawing" xmlns:wp="http://schemas.openxmlformats.org/drawingml/2006/wordprocessingDrawing" xmlns:w10="urn:schemas-microsoft-com:office:word" xmlns:w="http://schemas.openxmlformats.org/wordprocessingml/2006/main" xmlns:w14="http://schemas.microsoft.com/office/word/2010/wordml" xmlns:w15="http://schemas.microsoft.com/office/word/2012/wordml" xmlns:w16cex="http://schemas.microsoft.com/office/word/2018/wordml/cex" xmlns:w16cid="http://schemas.microsoft.com/office/word/2016/wordml/cid" xmlns:w16="http://schemas.microsoft.com/office/word/2018/wordml" xmlns:w16du="http://schemas.microsoft.com/office/word/2023/wordml/word16du" xmlns:w16sdtdh="http://schemas.microsoft.com/office/word/2020/wordml/sdtdatahash" xmlns:w16sdtfl="http://schemas.microsoft.com/office/word/2024/wordml/sdtformatlock" xmlns:w16se="http://schemas.microsoft.com/office/word/2015/wordml/symex" xmlns:wpg="http://schemas.microsoft.com/office/word/2010/wordprocessingGroup" xmlns:wpi="http://schemas.microsoft.com/office/word/2010/wordprocessingInk" xmlns:wne="http://schemas.microsoft.com/office/word/2006/wordml" xmlns:wps="http://schemas.microsoft.com/office/word/2010/wordprocessingShape" mc:Ignorable="w14 w15 w16se w16cid w16 w16cex w16sdtdh w16sdtfl w16du wp14">
   <w:body>
     <w:tbl>
       <w:tblPr>
@@ -137,7 +137,7 @@
                     </wp:anchor>
                   </w:drawing>
                 </mc:Choice>
-                <mc:Fallback xmlns:cx2="http://schemas.microsoft.com/office/drawing/2015/10/21/chartex" xmlns:cx3="http://schemas.microsoft.com/office/drawing/2016/5/9/chartex" xmlns:cx4="http://schemas.microsoft.com/office/drawing/2016/5/10/chartex" xmlns:cx5="http://schemas.microsoft.com/office/drawing/2016/5/11/chartex" xmlns:cx6="http://schemas.microsoft.com/office/drawing/2016/5/12/chartex" xmlns:cx7="http://schemas.microsoft.com/office/drawing/2016/5/13/chartex" xmlns:cx8="http://schemas.microsoft.com/office/drawing/2016/5/14/chartex" xmlns:aink="http://schemas.microsoft.com/office/drawing/2016/ink" xmlns:am3d="http://schemas.microsoft.com/office/drawing/2017/model3d" xmlns:oel="http://schemas.microsoft.com/office/2019/extlst" xmlns:w16cex="http://schemas.microsoft.com/office/word/2018/wordml/cex" xmlns:w16cid="http://schemas.microsoft.com/office/word/2016/wordml/cid" xmlns:w16="http://schemas.microsoft.com/office/word/2018/wordml" xmlns:w16du="http://schemas.microsoft.com/office/word/2023/wordml/word16du" xmlns:w16sdtdh="http://schemas.microsoft.com/office/word/2020/wordml/sdtdatahash" xmlns:w16sdtfl="http://schemas.microsoft.com/office/word/2024/wordml/sdtformatlock">
+                <mc:Fallback>
                   <w:pict>
                     <v:line w14:anchorId="7C7F996C" id="Line 159" o:spid="_x0000_s1026" style="position:absolute;z-index:251677696;visibility:visible;mso-wrap-style:square;mso-width-percent:0;mso-height-percent:0;mso-wrap-distance-left:9pt;mso-wrap-distance-top:-3e-5mm;mso-wrap-distance-right:9pt;mso-wrap-distance-bottom:-3e-5mm;mso-position-horizontal:center;mso-position-horizontal-relative:margin;mso-position-vertical:absolute;mso-position-vertical-relative:text;mso-width-percent:0;mso-height-percent:0;mso-width-relative:page;mso-height-relative:page" from="0,15.5pt" to="158.75pt,15.5pt" o:gfxdata="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">
                       <w10:wrap anchorx="margin"/>
@@ -268,8 +268,6 @@
               </w:rPr>
               <w:t>7</w:t>
             </w:r>
-            <w:bookmarkStart w:id="0" w:name="_GoBack"/>
-            <w:bookmarkEnd w:id="0"/>
             <w:r>
               <w:rPr>
                 <w:rFonts w:eastAsia="Times New Roman"/>
@@ -366,7 +364,7 @@
               </wp:anchor>
             </w:drawing>
           </mc:Choice>
-          <mc:Fallback xmlns:cx2="http://schemas.microsoft.com/office/drawing/2015/10/21/chartex" xmlns:cx3="http://schemas.microsoft.com/office/drawing/2016/5/9/chartex" xmlns:cx4="http://schemas.microsoft.com/office/drawing/2016/5/10/chartex" xmlns:cx5="http://schemas.microsoft.com/office/drawing/2016/5/11/chartex" xmlns:cx6="http://schemas.microsoft.com/office/drawing/2016/5/12/chartex" xmlns:cx7="http://schemas.microsoft.com/office/drawing/2016/5/13/chartex" xmlns:cx8="http://schemas.microsoft.com/office/drawing/2016/5/14/chartex" xmlns:aink="http://schemas.microsoft.com/office/drawing/2016/ink" xmlns:am3d="http://schemas.microsoft.com/office/drawing/2017/model3d" xmlns:oel="http://schemas.microsoft.com/office/2019/extlst" xmlns:w16cex="http://schemas.microsoft.com/office/word/2018/wordml/cex" xmlns:w16cid="http://schemas.microsoft.com/office/word/2016/wordml/cid" xmlns:w16="http://schemas.microsoft.com/office/word/2018/wordml" xmlns:w16du="http://schemas.microsoft.com/office/word/2023/wordml/word16du" xmlns:w16sdtdh="http://schemas.microsoft.com/office/word/2020/wordml/sdtdatahash" xmlns:w16sdtfl="http://schemas.microsoft.com/office/word/2024/wordml/sdtformatlock">
+          <mc:Fallback>
             <w:pict>
               <v:line w14:anchorId="300F921F" id="Straight Connector 1" o:spid="_x0000_s1026" style="position:absolute;z-index:251678720;visibility:visible;mso-wrap-style:square;mso-width-percent:0;mso-wrap-distance-left:9pt;mso-wrap-distance-top:0;mso-wrap-distance-right:9pt;mso-wrap-distance-bottom:0;mso-position-horizontal:center;mso-position-horizontal-relative:margin;mso-position-vertical:absolute;mso-position-vertical-relative:text;mso-width-percent:0;mso-width-relative:margin" from="0,78.4pt" to="111.65pt,78.4pt" o:gfxdata="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" strokecolor="black [3200]" strokeweight=".5pt">
                 <v:stroke joinstyle="miter"/>
@@ -391,7 +389,6 @@
           <w:szCs w:val="28"/>
         </w:rPr>
         <w:br/>
-        <w:t>Đăng ký hoạt động chi nhánh/văn phòng đại diện/</w:t>
       </w:r>
       <w:r>
         <w:rPr>
@@ -577,27 +574,6 @@
           <w:sz w:val="28"/>
           <w:szCs w:val="28"/>
         </w:rPr>
-        <w:t>Đăng ký hoạt động chi nhánh/văn phòng đại diện/</w:t>
-      </w:r>
-    </w:p>
-    <w:p>
-      <w:pPr>
-        <w:tabs>
-          <w:tab w:val="left" w:leader="dot" w:pos="9072"/>
-        </w:tabs>
-        <w:jc w:val="center"/>
-        <w:rPr>
-          <w:b/>
-          <w:sz w:val="28"/>
-          <w:szCs w:val="28"/>
-        </w:rPr>
-      </w:pPr>
-      <w:r>
-        <w:rPr>
-          <w:b/>
-          <w:sz w:val="28"/>
-          <w:szCs w:val="28"/>
-        </w:rPr>
         <w:t>Thông báo lập địa điểm kinh doanh với các nội dung sau:</w:t>
       </w:r>
     </w:p>
@@ -615,14 +591,14 @@
           <w:szCs w:val="28"/>
         </w:rPr>
       </w:pPr>
-      <w:bookmarkStart w:id="1" w:name="_Hlk177941350"/>
+      <w:bookmarkStart w:id="0" w:name="_Hlk177941350"/>
       <w:r>
         <w:rPr>
           <w:b/>
           <w:sz w:val="28"/>
           <w:szCs w:val="28"/>
         </w:rPr>
-        <w:t>1. Tên chi nhánh/văn phòng đại diện/địa điểm kinh doanh</w:t>
+        <w:t>1. Tên địa điểm kinh doanh</w:t>
       </w:r>
     </w:p>
     <w:p>
@@ -643,7 +619,7 @@
           <w:sz w:val="28"/>
           <w:szCs w:val="28"/>
         </w:rPr>
-        <w:t>Tên chi nhánh/văn phòng đại diện/địa điểm kinh doanh viết bằng tiếng Việt (</w:t>
+        <w:t>Tên địa điểm kinh doanh viết bằng tiếng Việt (</w:t>
       </w:r>
       <w:r>
         <w:rPr>
@@ -694,7 +670,7 @@
           <w:sz w:val="28"/>
           <w:szCs w:val="28"/>
         </w:rPr>
-        <w:t>Tên chi nhánh/văn phòng đại diện/địa điểm kinh doanh viết bằng tiếng nước ngoài (</w:t>
+        <w:t>Tên địa điểm kinh doanh viết bằng tiếng nước ngoài (</w:t>
       </w:r>
       <w:r>
         <w:rPr>
@@ -736,7 +712,6 @@
         </w:tabs>
         <w:spacing w:before="160"/>
         <w:ind w:firstLine="567"/>
-        <w:jc w:val="both"/>
         <w:rPr>
           <w:b/>
           <w:sz w:val="28"/>
@@ -748,7 +723,21 @@
           <w:sz w:val="28"/>
           <w:szCs w:val="28"/>
         </w:rPr>
-        <w:t>Tên chi nhánh/văn phòng đại diện/địa điểm kinh doanh viết tắt (</w:t>
+        <w:t>Tên</w:t>
+      </w:r>
+      <w:r>
+        <w:rPr>
+          <w:sz w:val="28"/>
+          <w:szCs w:val="28"/>
+        </w:rPr>
+        <w:t xml:space="preserve"> </w:t>
+      </w:r>
+      <w:r>
+        <w:rPr>
+          <w:sz w:val="28"/>
+          <w:szCs w:val="28"/>
+        </w:rPr>
+        <w:t>địa điểm kinh doanh viết tắt (</w:t>
       </w:r>
       <w:r>
         <w:rPr>
@@ -793,7 +782,7 @@
           <w:sz w:val="28"/>
           <w:szCs w:val="28"/>
         </w:rPr>
-        <w:t>2. Địa chỉ chi nhánh/văn phòng đại diện/địa điểm kinh doanh</w:t>
+        <w:t>2. Địa chỉ địa điểm kinh doanh</w:t>
       </w:r>
       <w:r>
         <w:rPr>
@@ -1143,7 +1132,7 @@
           <w:lang w:val="fr-FR"/>
         </w:rPr>
         <w:lastRenderedPageBreak/>
-        <w:t>- Chi nhánh/Văn phòng đại diện/Địa điểm kinh doanh nằm trong (</w:t>
+        <w:t>- Địa điểm kinh doanh nằm trong (</w:t>
       </w:r>
       <w:r>
         <w:rPr>
@@ -1297,7 +1286,7 @@
                     </wp:anchor>
                   </w:drawing>
                 </mc:Choice>
-                <mc:Fallback xmlns:cx2="http://schemas.microsoft.com/office/drawing/2015/10/21/chartex" xmlns:cx3="http://schemas.microsoft.com/office/drawing/2016/5/9/chartex" xmlns:cx4="http://schemas.microsoft.com/office/drawing/2016/5/10/chartex" xmlns:cx5="http://schemas.microsoft.com/office/drawing/2016/5/11/chartex" xmlns:cx6="http://schemas.microsoft.com/office/drawing/2016/5/12/chartex" xmlns:cx7="http://schemas.microsoft.com/office/drawing/2016/5/13/chartex" xmlns:cx8="http://schemas.microsoft.com/office/drawing/2016/5/14/chartex" xmlns:aink="http://schemas.microsoft.com/office/drawing/2016/ink" xmlns:am3d="http://schemas.microsoft.com/office/drawing/2017/model3d" xmlns:oel="http://schemas.microsoft.com/office/2019/extlst" xmlns:w16cex="http://schemas.microsoft.com/office/word/2018/wordml/cex" xmlns:w16cid="http://schemas.microsoft.com/office/word/2016/wordml/cid" xmlns:w16="http://schemas.microsoft.com/office/word/2018/wordml" xmlns:w16du="http://schemas.microsoft.com/office/word/2023/wordml/word16du" xmlns:w16sdtdh="http://schemas.microsoft.com/office/word/2020/wordml/sdtdatahash" xmlns:w16sdtfl="http://schemas.microsoft.com/office/word/2024/wordml/sdtformatlock">
+                <mc:Fallback>
                   <w:pict>
                     <v:shapetype w14:anchorId="6C7C3C40" id="_x0000_t202" coordsize="21600,21600" o:spt="202" path="m,l,21600r21600,l21600,xe">
                       <v:stroke joinstyle="miter"/>
@@ -1437,7 +1426,7 @@
                     </wp:anchor>
                   </w:drawing>
                 </mc:Choice>
-                <mc:Fallback xmlns:cx2="http://schemas.microsoft.com/office/drawing/2015/10/21/chartex" xmlns:cx3="http://schemas.microsoft.com/office/drawing/2016/5/9/chartex" xmlns:cx4="http://schemas.microsoft.com/office/drawing/2016/5/10/chartex" xmlns:cx5="http://schemas.microsoft.com/office/drawing/2016/5/11/chartex" xmlns:cx6="http://schemas.microsoft.com/office/drawing/2016/5/12/chartex" xmlns:cx7="http://schemas.microsoft.com/office/drawing/2016/5/13/chartex" xmlns:cx8="http://schemas.microsoft.com/office/drawing/2016/5/14/chartex" xmlns:aink="http://schemas.microsoft.com/office/drawing/2016/ink" xmlns:am3d="http://schemas.microsoft.com/office/drawing/2017/model3d" xmlns:oel="http://schemas.microsoft.com/office/2019/extlst" xmlns:w16cex="http://schemas.microsoft.com/office/word/2018/wordml/cex" xmlns:w16cid="http://schemas.microsoft.com/office/word/2016/wordml/cid" xmlns:w16="http://schemas.microsoft.com/office/word/2018/wordml" xmlns:w16du="http://schemas.microsoft.com/office/word/2023/wordml/word16du" xmlns:w16sdtdh="http://schemas.microsoft.com/office/word/2020/wordml/sdtdatahash" xmlns:w16sdtfl="http://schemas.microsoft.com/office/word/2024/wordml/sdtformatlock">
+                <mc:Fallback>
                   <w:pict>
                     <v:shape w14:anchorId="74B1409C" id="_x0000_s1027" type="#_x0000_t202" style="position:absolute;left:0;text-align:left;margin-left:11.45pt;margin-top:2.45pt;width:22.9pt;height:17.8pt;z-index:251670528;visibility:visible;mso-wrap-style:square;mso-width-percent:0;mso-height-percent:0;mso-wrap-distance-left:9pt;mso-wrap-distance-top:3.6pt;mso-wrap-distance-right:9pt;mso-wrap-distance-bottom:3.6pt;mso-position-horizontal:absolute;mso-position-horizontal-relative:text;mso-position-vertical:absolute;mso-position-vertical-relative:text;mso-width-percent:0;mso-height-percent:0;mso-width-relative:margin;mso-height-relative:margin;v-text-anchor:top" o:gfxdata="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">
                       <v:textbox>
@@ -1573,7 +1562,7 @@
                     </wp:anchor>
                   </w:drawing>
                 </mc:Choice>
-                <mc:Fallback xmlns:cx2="http://schemas.microsoft.com/office/drawing/2015/10/21/chartex" xmlns:cx3="http://schemas.microsoft.com/office/drawing/2016/5/9/chartex" xmlns:cx4="http://schemas.microsoft.com/office/drawing/2016/5/10/chartex" xmlns:cx5="http://schemas.microsoft.com/office/drawing/2016/5/11/chartex" xmlns:cx6="http://schemas.microsoft.com/office/drawing/2016/5/12/chartex" xmlns:cx7="http://schemas.microsoft.com/office/drawing/2016/5/13/chartex" xmlns:cx8="http://schemas.microsoft.com/office/drawing/2016/5/14/chartex" xmlns:aink="http://schemas.microsoft.com/office/drawing/2016/ink" xmlns:am3d="http://schemas.microsoft.com/office/drawing/2017/model3d" xmlns:oel="http://schemas.microsoft.com/office/2019/extlst" xmlns:w16cex="http://schemas.microsoft.com/office/word/2018/wordml/cex" xmlns:w16cid="http://schemas.microsoft.com/office/word/2016/wordml/cid" xmlns:w16="http://schemas.microsoft.com/office/word/2018/wordml" xmlns:w16du="http://schemas.microsoft.com/office/word/2023/wordml/word16du" xmlns:w16sdtdh="http://schemas.microsoft.com/office/word/2020/wordml/sdtdatahash" xmlns:w16sdtfl="http://schemas.microsoft.com/office/word/2024/wordml/sdtformatlock">
+                <mc:Fallback>
                   <w:pict>
                     <v:shape w14:anchorId="1A5274A4" id="_x0000_s1028" type="#_x0000_t202" style="position:absolute;left:0;text-align:left;margin-left:11.45pt;margin-top:2.35pt;width:22.9pt;height:17.8pt;z-index:251671552;visibility:visible;mso-wrap-style:square;mso-width-percent:0;mso-height-percent:0;mso-wrap-distance-left:9pt;mso-wrap-distance-top:3.6pt;mso-wrap-distance-right:9pt;mso-wrap-distance-bottom:3.6pt;mso-position-horizontal:absolute;mso-position-horizontal-relative:text;mso-position-vertical:absolute;mso-position-vertical-relative:text;mso-width-percent:0;mso-height-percent:0;mso-width-relative:margin;mso-height-relative:margin;v-text-anchor:top" o:gfxdata="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">
                       <v:textbox>
@@ -1709,7 +1698,7 @@
                     </wp:anchor>
                   </w:drawing>
                 </mc:Choice>
-                <mc:Fallback xmlns:cx2="http://schemas.microsoft.com/office/drawing/2015/10/21/chartex" xmlns:cx3="http://schemas.microsoft.com/office/drawing/2016/5/9/chartex" xmlns:cx4="http://schemas.microsoft.com/office/drawing/2016/5/10/chartex" xmlns:cx5="http://schemas.microsoft.com/office/drawing/2016/5/11/chartex" xmlns:cx6="http://schemas.microsoft.com/office/drawing/2016/5/12/chartex" xmlns:cx7="http://schemas.microsoft.com/office/drawing/2016/5/13/chartex" xmlns:cx8="http://schemas.microsoft.com/office/drawing/2016/5/14/chartex" xmlns:aink="http://schemas.microsoft.com/office/drawing/2016/ink" xmlns:am3d="http://schemas.microsoft.com/office/drawing/2017/model3d" xmlns:oel="http://schemas.microsoft.com/office/2019/extlst" xmlns:w16cex="http://schemas.microsoft.com/office/word/2018/wordml/cex" xmlns:w16cid="http://schemas.microsoft.com/office/word/2016/wordml/cid" xmlns:w16="http://schemas.microsoft.com/office/word/2018/wordml" xmlns:w16du="http://schemas.microsoft.com/office/word/2023/wordml/word16du" xmlns:w16sdtdh="http://schemas.microsoft.com/office/word/2020/wordml/sdtdatahash" xmlns:w16sdtfl="http://schemas.microsoft.com/office/word/2024/wordml/sdtformatlock">
+                <mc:Fallback>
                   <w:pict>
                     <v:shape w14:anchorId="1750E094" id="_x0000_s1029" type="#_x0000_t202" style="position:absolute;left:0;text-align:left;margin-left:11.45pt;margin-top:2.25pt;width:22.9pt;height:17.8pt;z-index:251672576;visibility:visible;mso-wrap-style:square;mso-width-percent:0;mso-height-percent:0;mso-wrap-distance-left:9pt;mso-wrap-distance-top:3.6pt;mso-wrap-distance-right:9pt;mso-wrap-distance-bottom:3.6pt;mso-position-horizontal:absolute;mso-position-horizontal-relative:text;mso-position-vertical:absolute;mso-position-vertical-relative:text;mso-width-percent:0;mso-height-percent:0;mso-width-relative:margin;mso-height-relative:margin;v-text-anchor:top" o:gfxdata="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">
                       <v:textbox>
@@ -3314,12 +3303,14 @@
         <w:rPr>
           <w:sz w:val="28"/>
           <w:szCs w:val="28"/>
+          <w:lang w:val="fr-FR"/>
         </w:rPr>
       </w:pPr>
       <w:r>
         <w:rPr>
           <w:sz w:val="28"/>
           <w:szCs w:val="28"/>
+          <w:lang w:val="fr-FR"/>
         </w:rPr>
         <w:t>b) Nội dung hoạt động (</w:t>
       </w:r>
@@ -3328,6 +3319,7 @@
           <w:i/>
           <w:sz w:val="28"/>
           <w:szCs w:val="28"/>
+          <w:lang w:val="fr-FR"/>
         </w:rPr>
         <w:t>chỉ kê khai đối với văn phòng đại diện</w:t>
       </w:r>
@@ -3335,6 +3327,7 @@
         <w:rPr>
           <w:sz w:val="28"/>
           <w:szCs w:val="28"/>
+          <w:lang w:val="fr-FR"/>
         </w:rPr>
         <w:t xml:space="preserve">): </w:t>
       </w:r>
@@ -3342,6 +3335,7 @@
         <w:rPr>
           <w:sz w:val="28"/>
           <w:szCs w:val="28"/>
+          <w:lang w:val="fr-FR"/>
         </w:rPr>
         <w:tab/>
       </w:r>
@@ -3358,6 +3352,7 @@
           <w:b/>
           <w:sz w:val="28"/>
           <w:szCs w:val="28"/>
+          <w:lang w:val="fr-FR"/>
         </w:rPr>
       </w:pPr>
       <w:r>
@@ -3365,8 +3360,9 @@
           <w:b/>
           <w:sz w:val="28"/>
           <w:szCs w:val="28"/>
-        </w:rPr>
-        <w:t xml:space="preserve">4. Người đứng đầu chi nhánh/văn phòng đại diện/địa điểm kinh doanh: </w:t>
+          <w:lang w:val="fr-FR"/>
+        </w:rPr>
+        <w:t xml:space="preserve">4. Người đứng đầu địa điểm kinh doanh: </w:t>
       </w:r>
     </w:p>
     <w:p>
@@ -3381,14 +3377,15 @@
         <w:rPr>
           <w:sz w:val="28"/>
           <w:szCs w:val="28"/>
+          <w:lang w:val="fr-FR"/>
         </w:rPr>
       </w:pPr>
       <w:r>
         <w:rPr>
           <w:sz w:val="28"/>
           <w:szCs w:val="28"/>
-        </w:rPr>
-        <w:lastRenderedPageBreak/>
+          <w:lang w:val="fr-FR"/>
+        </w:rPr>
         <w:t>Họ, chữ đệm và tên (</w:t>
       </w:r>
       <w:r>
@@ -3397,6 +3394,7 @@
           <w:iCs/>
           <w:sz w:val="28"/>
           <w:szCs w:val="28"/>
+          <w:lang w:val="fr-FR"/>
         </w:rPr>
         <w:t>ghi bằng chữ in hoa</w:t>
       </w:r>
@@ -3404,6 +3402,7 @@
         <w:rPr>
           <w:sz w:val="28"/>
           <w:szCs w:val="28"/>
+          <w:lang w:val="fr-FR"/>
         </w:rPr>
         <w:t xml:space="preserve">): </w:t>
       </w:r>
@@ -3411,6 +3410,7 @@
         <w:rPr>
           <w:sz w:val="28"/>
           <w:szCs w:val="28"/>
+          <w:lang w:val="fr-FR"/>
         </w:rPr>
         <w:t>ZHAO, JIAN</w:t>
       </w:r>
@@ -3429,6 +3429,7 @@
           <w:rStyle w:val="citation-113"/>
           <w:sz w:val="28"/>
           <w:szCs w:val="28"/>
+          <w:lang w:val="fr-FR"/>
         </w:rPr>
       </w:pPr>
       <w:r>
@@ -3436,7 +3437,9 @@
           <w:rFonts w:eastAsia="Times New Roman"/>
           <w:sz w:val="28"/>
           <w:szCs w:val="28"/>
-        </w:rPr>
+          <w:lang w:val="fr-FR"/>
+        </w:rPr>
+        <w:lastRenderedPageBreak/>
         <w:t xml:space="preserve">Ngày, tháng, năm sinh: </w:t>
       </w:r>
       <w:r>
@@ -3444,6 +3447,7 @@
           <w:rStyle w:val="citation-113"/>
           <w:sz w:val="28"/>
           <w:szCs w:val="28"/>
+          <w:lang w:val="fr-FR"/>
         </w:rPr>
         <w:t>02/11/1999</w:t>
       </w:r>
@@ -3462,6 +3466,7 @@
           <w:rFonts w:eastAsia="Times New Roman"/>
           <w:sz w:val="28"/>
           <w:szCs w:val="28"/>
+          <w:lang w:val="fr-FR"/>
         </w:rPr>
       </w:pPr>
       <w:r>
@@ -3469,6 +3474,7 @@
           <w:rFonts w:eastAsia="Times New Roman"/>
           <w:sz w:val="28"/>
           <w:szCs w:val="28"/>
+          <w:lang w:val="fr-FR"/>
         </w:rPr>
         <w:t xml:space="preserve">Giới tính: </w:t>
       </w:r>
@@ -3477,6 +3483,7 @@
           <w:rFonts w:eastAsia="Times New Roman"/>
           <w:sz w:val="28"/>
           <w:szCs w:val="28"/>
+          <w:lang w:val="fr-FR"/>
         </w:rPr>
         <w:t>Nam</w:t>
       </w:r>
@@ -3500,6 +3507,7 @@
           <w:rFonts w:eastAsia="Times New Roman"/>
           <w:sz w:val="24"/>
           <w:szCs w:val="24"/>
+          <w:lang w:val="fr-FR"/>
         </w:rPr>
       </w:pPr>
       <w:r>
@@ -3507,6 +3515,7 @@
           <w:rFonts w:eastAsia="Times New Roman"/>
           <w:sz w:val="28"/>
           <w:szCs w:val="28"/>
+          <w:lang w:val="fr-FR"/>
         </w:rPr>
         <w:t xml:space="preserve">Số định danh cá nhân: </w:t>
       </w:r>
@@ -3518,12 +3527,14 @@
         <w:rPr>
           <w:sz w:val="28"/>
           <w:szCs w:val="28"/>
+          <w:lang w:val="fr-FR"/>
         </w:rPr>
       </w:pPr>
       <w:r>
         <w:rPr>
           <w:sz w:val="28"/>
           <w:szCs w:val="28"/>
+          <w:lang w:val="fr-FR"/>
         </w:rPr>
         <w:t>Địa chỉ liên lạc:</w:t>
       </w:r>
@@ -3535,6 +3546,7 @@
         <w:rPr>
           <w:sz w:val="28"/>
           <w:szCs w:val="28"/>
+          <w:lang w:val="fr-FR"/>
         </w:rPr>
       </w:pPr>
       <w:r>
@@ -3542,6 +3554,7 @@
           <w:spacing w:val="-8"/>
           <w:sz w:val="28"/>
           <w:szCs w:val="28"/>
+          <w:lang w:val="fr-FR"/>
         </w:rPr>
         <w:t>Số nhà/phòng, ngách/hẻm, ngõ/kiệt, đường/phố/đại lộ, tổ/xóm/ấp/thôn</w:t>
       </w:r>
@@ -3549,6 +3562,7 @@
         <w:rPr>
           <w:sz w:val="28"/>
           <w:szCs w:val="28"/>
+          <w:lang w:val="fr-FR"/>
         </w:rPr>
         <w:t xml:space="preserve">: </w:t>
       </w:r>
@@ -3557,6 +3571,7 @@
           <w:rStyle w:val="citation-103"/>
           <w:sz w:val="28"/>
           <w:szCs w:val="28"/>
+          <w:lang w:val="fr-FR"/>
         </w:rPr>
         <w:t>Số 205A/17, đường Lê Thị Trung, khu phố Bình Phước A</w:t>
       </w:r>
@@ -3568,12 +3583,14 @@
         <w:rPr>
           <w:sz w:val="28"/>
           <w:szCs w:val="28"/>
+          <w:lang w:val="fr-FR"/>
         </w:rPr>
       </w:pPr>
       <w:r>
         <w:rPr>
           <w:sz w:val="28"/>
           <w:szCs w:val="28"/>
+          <w:lang w:val="fr-FR"/>
         </w:rPr>
         <w:t xml:space="preserve">Xã/Phường/Đặc khu: </w:t>
       </w:r>
@@ -3582,6 +3599,7 @@
           <w:rStyle w:val="citation-103"/>
           <w:sz w:val="28"/>
           <w:szCs w:val="28"/>
+          <w:lang w:val="fr-FR"/>
         </w:rPr>
         <w:t>Phường An Phú</w:t>
       </w:r>
@@ -3593,12 +3611,14 @@
         <w:rPr>
           <w:sz w:val="28"/>
           <w:szCs w:val="28"/>
+          <w:lang w:val="fr-FR"/>
         </w:rPr>
       </w:pPr>
       <w:r>
         <w:rPr>
           <w:sz w:val="28"/>
           <w:szCs w:val="28"/>
+          <w:lang w:val="fr-FR"/>
         </w:rPr>
         <w:t xml:space="preserve">Tỉnh/Thành phố trực thuộc trung ương: </w:t>
       </w:r>
@@ -3606,6 +3626,7 @@
         <w:rPr>
           <w:sz w:val="28"/>
           <w:szCs w:val="28"/>
+          <w:lang w:val="fr-FR"/>
         </w:rPr>
         <w:t>Thành phố Hồ Chí Minh</w:t>
       </w:r>
@@ -3629,12 +3650,14 @@
           <w:rFonts w:eastAsia="Times New Roman"/>
           <w:sz w:val="28"/>
           <w:szCs w:val="28"/>
+          <w:lang w:val="fr-FR"/>
         </w:rPr>
       </w:pPr>
       <w:r>
         <w:rPr>
           <w:sz w:val="28"/>
           <w:szCs w:val="28"/>
+          <w:lang w:val="fr-FR"/>
         </w:rPr>
         <w:t xml:space="preserve">Quốc gia: </w:t>
       </w:r>
@@ -3642,6 +3665,7 @@
         <w:rPr>
           <w:sz w:val="28"/>
           <w:szCs w:val="28"/>
+          <w:lang w:val="fr-FR"/>
         </w:rPr>
         <w:t>Việt nam</w:t>
       </w:r>
@@ -3664,12 +3688,14 @@
         <w:rPr>
           <w:sz w:val="28"/>
           <w:szCs w:val="28"/>
+          <w:lang w:val="fr-FR"/>
         </w:rPr>
       </w:pPr>
       <w:r>
         <w:rPr>
           <w:sz w:val="28"/>
           <w:szCs w:val="28"/>
+          <w:lang w:val="fr-FR"/>
         </w:rPr>
         <w:t>Điện thoại</w:t>
       </w:r>
@@ -3678,6 +3704,7 @@
           <w:i/>
           <w:sz w:val="28"/>
           <w:szCs w:val="28"/>
+          <w:lang w:val="fr-FR"/>
         </w:rPr>
         <w:t xml:space="preserve"> </w:t>
       </w:r>
@@ -3687,6 +3714,7 @@
           <w:iCs/>
           <w:sz w:val="28"/>
           <w:szCs w:val="28"/>
+          <w:lang w:val="fr-FR"/>
         </w:rPr>
         <w:t>(nếu có)</w:t>
       </w:r>
@@ -3694,6 +3722,7 @@
         <w:rPr>
           <w:sz w:val="28"/>
           <w:szCs w:val="28"/>
+          <w:lang w:val="fr-FR"/>
         </w:rPr>
         <w:t xml:space="preserve">: </w:t>
       </w:r>
@@ -3701,6 +3730,7 @@
         <w:rPr>
           <w:sz w:val="28"/>
           <w:szCs w:val="28"/>
+          <w:lang w:val="fr-FR"/>
         </w:rPr>
         <w:t xml:space="preserve"> </w:t>
       </w:r>
@@ -3708,6 +3738,7 @@
         <w:rPr>
           <w:sz w:val="28"/>
           <w:szCs w:val="28"/>
+          <w:lang w:val="fr-FR"/>
         </w:rPr>
         <w:t xml:space="preserve"> </w:t>
       </w:r>
@@ -3715,6 +3746,7 @@
         <w:rPr>
           <w:sz w:val="28"/>
           <w:szCs w:val="28"/>
+          <w:lang w:val="fr-FR"/>
         </w:rPr>
         <w:t>Thư điện tử</w:t>
       </w:r>
@@ -3723,6 +3755,7 @@
           <w:i/>
           <w:sz w:val="28"/>
           <w:szCs w:val="28"/>
+          <w:lang w:val="fr-FR"/>
         </w:rPr>
         <w:t xml:space="preserve"> </w:t>
       </w:r>
@@ -3732,6 +3765,7 @@
           <w:iCs/>
           <w:sz w:val="28"/>
           <w:szCs w:val="28"/>
+          <w:lang w:val="fr-FR"/>
         </w:rPr>
         <w:t>(nếu có)</w:t>
       </w:r>
@@ -3739,6 +3773,7 @@
         <w:rPr>
           <w:sz w:val="28"/>
           <w:szCs w:val="28"/>
+          <w:lang w:val="fr-FR"/>
         </w:rPr>
         <w:t>: ………………</w:t>
       </w:r>
@@ -3765,6 +3800,7 @@
           <w:spacing w:val="2"/>
           <w:sz w:val="28"/>
           <w:szCs w:val="28"/>
+          <w:lang w:val="fr-FR"/>
         </w:rPr>
       </w:pPr>
       <w:r>
@@ -3775,6 +3811,7 @@
           <w:spacing w:val="2"/>
           <w:sz w:val="28"/>
           <w:szCs w:val="28"/>
+          <w:lang w:val="fr-FR"/>
         </w:rPr>
         <w:t xml:space="preserve">Trường hợp </w:t>
       </w:r>
@@ -3785,6 +3822,7 @@
           <w:iCs/>
           <w:sz w:val="28"/>
           <w:szCs w:val="28"/>
+          <w:lang w:val="fr-FR"/>
         </w:rPr>
         <w:t xml:space="preserve">không có số định danh </w:t>
       </w:r>
@@ -3796,6 +3834,7 @@
           <w:spacing w:val="2"/>
           <w:sz w:val="28"/>
           <w:szCs w:val="28"/>
+          <w:lang w:val="fr-FR"/>
         </w:rPr>
         <w:t>cá nhân hoặc việc kết nối giữa Cơ sở dữ liệu quốc gia về đăng ký doanh nghiệp với Cơ sở dữ liệu quốc gia về dân cư bị gián đoạn thì đề nghị kê khai các thông tin cá nhân dưới đây:</w:t>
       </w:r>
@@ -3821,22 +3860,28 @@
               <w:rPr>
                 <w:sz w:val="28"/>
                 <w:szCs w:val="28"/>
-              </w:rPr>
-            </w:pPr>
-            <w:r>
-              <w:rPr>
-                <w:sz w:val="28"/>
-                <w:szCs w:val="28"/>
+                <w:lang w:val="fr-FR"/>
+              </w:rPr>
+            </w:pPr>
+            <w:r>
+              <w:rPr>
+                <w:sz w:val="28"/>
+                <w:szCs w:val="28"/>
+                <w:lang w:val="fr-FR"/>
               </w:rPr>
               <w:t>Dân tộc:   Quốc tịch:</w:t>
             </w:r>
             <w:r>
+              <w:rPr>
+                <w:lang w:val="fr-FR"/>
+              </w:rPr>
               <w:t xml:space="preserve"> </w:t>
             </w:r>
             <w:r>
               <w:rPr>
                 <w:sz w:val="28"/>
                 <w:szCs w:val="28"/>
+                <w:lang w:val="fr-FR"/>
               </w:rPr>
               <w:t xml:space="preserve">Trung Quốc </w:t>
             </w:r>
@@ -3848,12 +3893,14 @@
               <w:rPr>
                 <w:sz w:val="28"/>
                 <w:szCs w:val="28"/>
-              </w:rPr>
-            </w:pPr>
-            <w:r>
-              <w:rPr>
-                <w:sz w:val="28"/>
-                <w:szCs w:val="28"/>
+                <w:lang w:val="fr-FR"/>
+              </w:rPr>
+            </w:pPr>
+            <w:r>
+              <w:rPr>
+                <w:sz w:val="28"/>
+                <w:szCs w:val="28"/>
+                <w:lang w:val="fr-FR"/>
               </w:rPr>
               <w:t>Số Hộ chiếu (</w:t>
             </w:r>
@@ -3862,6 +3909,7 @@
                 <w:i/>
                 <w:sz w:val="28"/>
                 <w:szCs w:val="28"/>
+                <w:lang w:val="fr-FR"/>
               </w:rPr>
               <w:t>đối với cá nhân Việt Nam không có số định danh cá nhân</w:t>
             </w:r>
@@ -3869,6 +3917,7 @@
               <w:rPr>
                 <w:sz w:val="28"/>
                 <w:szCs w:val="28"/>
+                <w:lang w:val="fr-FR"/>
               </w:rPr>
               <w:t>)/Số Hộ chiếu nước ngoài hoặc giấy tờ có giá trị thay thế hộ chiếu nước ngoài (</w:t>
             </w:r>
@@ -3878,6 +3927,7 @@
                 <w:iCs/>
                 <w:sz w:val="28"/>
                 <w:szCs w:val="28"/>
+                <w:lang w:val="fr-FR"/>
               </w:rPr>
               <w:t>đối với cá nhân là người nước ngoài</w:t>
             </w:r>
@@ -3885,6 +3935,7 @@
               <w:rPr>
                 <w:sz w:val="28"/>
                 <w:szCs w:val="28"/>
+                <w:lang w:val="fr-FR"/>
               </w:rPr>
               <w:t xml:space="preserve">): </w:t>
             </w:r>
@@ -3892,6 +3943,7 @@
               <w:rPr>
                 <w:sz w:val="28"/>
                 <w:szCs w:val="28"/>
+                <w:lang w:val="fr-FR"/>
               </w:rPr>
               <w:t>EP5848236</w:t>
             </w:r>
@@ -3902,12 +3954,14 @@
               <w:rPr>
                 <w:sz w:val="28"/>
                 <w:szCs w:val="28"/>
-              </w:rPr>
-            </w:pPr>
-            <w:r>
-              <w:rPr>
-                <w:sz w:val="28"/>
-                <w:szCs w:val="28"/>
+                <w:lang w:val="fr-FR"/>
+              </w:rPr>
+            </w:pPr>
+            <w:r>
+              <w:rPr>
+                <w:sz w:val="28"/>
+                <w:szCs w:val="28"/>
+                <w:lang w:val="fr-FR"/>
               </w:rPr>
               <w:t xml:space="preserve">Ngày cấp: </w:t>
             </w:r>
@@ -3915,6 +3969,7 @@
               <w:rPr>
                 <w:sz w:val="28"/>
                 <w:szCs w:val="28"/>
+                <w:lang w:val="fr-FR"/>
               </w:rPr>
               <w:t xml:space="preserve">16/04/2025 </w:t>
             </w:r>
@@ -3922,6 +3977,7 @@
               <w:rPr>
                 <w:sz w:val="28"/>
                 <w:szCs w:val="28"/>
+                <w:lang w:val="fr-FR"/>
               </w:rPr>
               <w:t>Nơi cấp:</w:t>
             </w:r>
@@ -3929,6 +3985,7 @@
               <w:rPr>
                 <w:sz w:val="28"/>
                 <w:szCs w:val="28"/>
+                <w:lang w:val="fr-FR"/>
               </w:rPr>
               <w:tab/>
             </w:r>
@@ -3937,7 +3994,7 @@
                 <w:sz w:val="28"/>
                 <w:szCs w:val="28"/>
               </w:rPr>
-              <w:t>Cục Quản lý Di cư Quốc gia Trung Quốc</w:t>
+              <w:t>ANHUI</w:t>
             </w:r>
           </w:p>
           <w:p>
@@ -3946,12 +4003,14 @@
               <w:rPr>
                 <w:sz w:val="28"/>
                 <w:szCs w:val="28"/>
-              </w:rPr>
-            </w:pPr>
-            <w:r>
-              <w:rPr>
-                <w:sz w:val="28"/>
-                <w:szCs w:val="28"/>
+                <w:lang w:val="fr-FR"/>
+              </w:rPr>
+            </w:pPr>
+            <w:r>
+              <w:rPr>
+                <w:sz w:val="28"/>
+                <w:szCs w:val="28"/>
+                <w:lang w:val="fr-FR"/>
               </w:rPr>
               <w:t>Nơi thường trú:</w:t>
             </w:r>
@@ -3963,6 +4022,7 @@
               <w:rPr>
                 <w:sz w:val="28"/>
                 <w:szCs w:val="28"/>
+                <w:lang w:val="fr-FR"/>
               </w:rPr>
             </w:pPr>
             <w:r>
@@ -3970,6 +4030,7 @@
                 <w:spacing w:val="-8"/>
                 <w:sz w:val="28"/>
                 <w:szCs w:val="28"/>
+                <w:lang w:val="fr-FR"/>
               </w:rPr>
               <w:t>Số nhà/phòng, ngách/hẻm, ngõ/kiệt, đường/phố/đại lộ, tổ/xóm/ấp/thôn</w:t>
             </w:r>
@@ -3977,6 +4038,7 @@
               <w:rPr>
                 <w:sz w:val="28"/>
                 <w:szCs w:val="28"/>
+                <w:lang w:val="fr-FR"/>
               </w:rPr>
               <w:t xml:space="preserve">: </w:t>
             </w:r>
@@ -3984,6 +4046,7 @@
               <w:rPr>
                 <w:sz w:val="28"/>
                 <w:szCs w:val="28"/>
+                <w:lang w:val="fr-FR"/>
               </w:rPr>
               <w:t>Biệt thự Baoma C6, đường Dekuan, quận Daquan</w:t>
             </w:r>
@@ -3995,12 +4058,14 @@
               <w:rPr>
                 <w:sz w:val="28"/>
                 <w:szCs w:val="28"/>
-              </w:rPr>
-            </w:pPr>
-            <w:r>
-              <w:rPr>
-                <w:sz w:val="28"/>
-                <w:szCs w:val="28"/>
+                <w:lang w:val="fr-FR"/>
+              </w:rPr>
+            </w:pPr>
+            <w:r>
+              <w:rPr>
+                <w:sz w:val="28"/>
+                <w:szCs w:val="28"/>
+                <w:lang w:val="fr-FR"/>
               </w:rPr>
               <w:t xml:space="preserve">Xã/Phường/Đặc khu: </w:t>
             </w:r>
@@ -4008,6 +4073,7 @@
               <w:rPr>
                 <w:sz w:val="28"/>
                 <w:szCs w:val="28"/>
+                <w:lang w:val="fr-FR"/>
               </w:rPr>
               <w:t>thành phố An Khánh</w:t>
             </w:r>
@@ -4019,12 +4085,14 @@
               <w:rPr>
                 <w:sz w:val="28"/>
                 <w:szCs w:val="28"/>
-              </w:rPr>
-            </w:pPr>
-            <w:r>
-              <w:rPr>
-                <w:sz w:val="28"/>
-                <w:szCs w:val="28"/>
+                <w:lang w:val="fr-FR"/>
+              </w:rPr>
+            </w:pPr>
+            <w:r>
+              <w:rPr>
+                <w:sz w:val="28"/>
+                <w:szCs w:val="28"/>
+                <w:lang w:val="fr-FR"/>
               </w:rPr>
               <w:t xml:space="preserve">Tỉnh/Thành phố trực thuộc trung ương: </w:t>
             </w:r>
@@ -4032,6 +4100,7 @@
               <w:rPr>
                 <w:sz w:val="28"/>
                 <w:szCs w:val="28"/>
+                <w:lang w:val="fr-FR"/>
               </w:rPr>
               <w:t>tỉnh An Huy</w:t>
             </w:r>
@@ -4427,19 +4496,8 @@
                 <w:szCs w:val="28"/>
                 <w:lang w:eastAsia="zh-CN"/>
               </w:rPr>
-              <w:t>Họ, chữ đệm và tên Kế toán trưởng/Phụ trách kế toán</w:t>
-            </w:r>
-            <w:proofErr w:type="gramStart"/>
-            <w:r>
-              <w:rPr>
-                <w:rFonts w:eastAsia="Times New Roman"/>
-                <w:sz w:val="28"/>
-                <w:szCs w:val="28"/>
-                <w:lang w:eastAsia="zh-CN"/>
-              </w:rPr>
-              <w:t>:................................</w:t>
-            </w:r>
-            <w:proofErr w:type="gramEnd"/>
+              <w:t>Họ, chữ đệm và tên Kế toán trưởng/Phụ trách kế toán:................................</w:t>
+            </w:r>
           </w:p>
           <w:p>
             <w:pPr>
@@ -4504,7 +4562,6 @@
                 <w:szCs w:val="28"/>
                 <w:lang w:eastAsia="zh-CN"/>
               </w:rPr>
-              <w:lastRenderedPageBreak/>
               <w:t>Số định danh cá nhân: ................................................................................</w:t>
             </w:r>
           </w:p>
@@ -4526,19 +4583,9 @@
                 <w:szCs w:val="28"/>
                 <w:lang w:eastAsia="zh-CN"/>
               </w:rPr>
-              <w:t>Điện thoại</w:t>
-            </w:r>
-            <w:proofErr w:type="gramStart"/>
-            <w:r>
-              <w:rPr>
-                <w:rFonts w:eastAsia="Times New Roman"/>
-                <w:sz w:val="28"/>
-                <w:szCs w:val="28"/>
-                <w:lang w:eastAsia="zh-CN"/>
-              </w:rPr>
-              <w:t>:..................................................................................................</w:t>
-            </w:r>
-            <w:proofErr w:type="gramEnd"/>
+              <w:lastRenderedPageBreak/>
+              <w:t>Điện thoại:..................................................................................................</w:t>
+            </w:r>
           </w:p>
         </w:tc>
       </w:tr>
@@ -4761,17 +4808,8 @@
                 <w:sz w:val="28"/>
                 <w:szCs w:val="28"/>
               </w:rPr>
-              <w:t xml:space="preserve">: </w:t>
-            </w:r>
-            <w:proofErr w:type="gramStart"/>
-            <w:r>
-              <w:rPr>
-                <w:sz w:val="28"/>
-                <w:szCs w:val="28"/>
-              </w:rPr>
-              <w:t>………………..…</w:t>
-            </w:r>
-            <w:proofErr w:type="gramEnd"/>
+              <w:t>: ………………..…</w:t>
+            </w:r>
           </w:p>
           <w:p>
             <w:pPr>
@@ -5123,7 +5161,7 @@
                           </wp:anchor>
                         </w:drawing>
                       </mc:Choice>
-                      <mc:Fallback xmlns:cx2="http://schemas.microsoft.com/office/drawing/2015/10/21/chartex" xmlns:cx3="http://schemas.microsoft.com/office/drawing/2016/5/9/chartex" xmlns:cx4="http://schemas.microsoft.com/office/drawing/2016/5/10/chartex" xmlns:cx5="http://schemas.microsoft.com/office/drawing/2016/5/11/chartex" xmlns:cx6="http://schemas.microsoft.com/office/drawing/2016/5/12/chartex" xmlns:cx7="http://schemas.microsoft.com/office/drawing/2016/5/13/chartex" xmlns:cx8="http://schemas.microsoft.com/office/drawing/2016/5/14/chartex" xmlns:aink="http://schemas.microsoft.com/office/drawing/2016/ink" xmlns:am3d="http://schemas.microsoft.com/office/drawing/2017/model3d" xmlns:oel="http://schemas.microsoft.com/office/2019/extlst" xmlns:w16cex="http://schemas.microsoft.com/office/word/2018/wordml/cex" xmlns:w16cid="http://schemas.microsoft.com/office/word/2016/wordml/cid" xmlns:w16="http://schemas.microsoft.com/office/word/2018/wordml" xmlns:w16du="http://schemas.microsoft.com/office/word/2023/wordml/word16du" xmlns:w16sdtdh="http://schemas.microsoft.com/office/word/2020/wordml/sdtdatahash" xmlns:w16sdtfl="http://schemas.microsoft.com/office/word/2024/wordml/sdtformatlock">
+                      <mc:Fallback>
                         <w:pict>
                           <v:rect w14:anchorId="20CE5793" id="Rectangle 34" o:spid="_x0000_s1026" style="position:absolute;margin-left:0;margin-top:.45pt;width:22.75pt;height:18.55pt;z-index:251673600;visibility:visible;mso-wrap-style:none;mso-width-percent:0;mso-height-percent:0;mso-wrap-distance-left:9pt;mso-wrap-distance-top:0;mso-wrap-distance-right:9pt;mso-wrap-distance-bottom:0;mso-position-horizontal:center;mso-position-horizontal-relative:margin;mso-position-vertical:absolute;mso-position-vertical-relative:text;mso-width-percent:0;mso-height-percent:0;mso-width-relative:page;mso-height-relative:page;v-text-anchor:middle" o:gfxdata="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" strokeweight=".26mm">
                             <v:stroke endcap="square"/>
@@ -5232,7 +5270,7 @@
                           </wp:anchor>
                         </w:drawing>
                       </mc:Choice>
-                      <mc:Fallback xmlns:cx2="http://schemas.microsoft.com/office/drawing/2015/10/21/chartex" xmlns:cx3="http://schemas.microsoft.com/office/drawing/2016/5/9/chartex" xmlns:cx4="http://schemas.microsoft.com/office/drawing/2016/5/10/chartex" xmlns:cx5="http://schemas.microsoft.com/office/drawing/2016/5/11/chartex" xmlns:cx6="http://schemas.microsoft.com/office/drawing/2016/5/12/chartex" xmlns:cx7="http://schemas.microsoft.com/office/drawing/2016/5/13/chartex" xmlns:cx8="http://schemas.microsoft.com/office/drawing/2016/5/14/chartex" xmlns:aink="http://schemas.microsoft.com/office/drawing/2016/ink" xmlns:am3d="http://schemas.microsoft.com/office/drawing/2017/model3d" xmlns:oel="http://schemas.microsoft.com/office/2019/extlst" xmlns:w16cex="http://schemas.microsoft.com/office/word/2018/wordml/cex" xmlns:w16cid="http://schemas.microsoft.com/office/word/2016/wordml/cid" xmlns:w16="http://schemas.microsoft.com/office/word/2018/wordml" xmlns:w16du="http://schemas.microsoft.com/office/word/2023/wordml/word16du" xmlns:w16sdtdh="http://schemas.microsoft.com/office/word/2020/wordml/sdtdatahash" xmlns:w16sdtfl="http://schemas.microsoft.com/office/word/2024/wordml/sdtformatlock">
+                      <mc:Fallback>
                         <w:pict>
                           <v:rect w14:anchorId="1DF8A1F2" id="Rectangle 33" o:spid="_x0000_s1026" style="position:absolute;margin-left:175.95pt;margin-top:1.3pt;width:22.75pt;height:18.55pt;z-index:251675648;visibility:visible;mso-wrap-style:none;mso-width-percent:0;mso-height-percent:0;mso-wrap-distance-left:9pt;mso-wrap-distance-top:0;mso-wrap-distance-right:9pt;mso-wrap-distance-bottom:0;mso-position-horizontal:absolute;mso-position-horizontal-relative:text;mso-position-vertical:absolute;mso-position-vertical-relative:text;mso-width-percent:0;mso-height-percent:0;mso-width-relative:page;mso-height-relative:page;v-text-anchor:middle" o:gfxdata="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" strokeweight=".26mm">
                             <v:stroke endcap="square"/>
@@ -5375,7 +5413,7 @@
                           </wp:anchor>
                         </w:drawing>
                       </mc:Choice>
-                      <mc:Fallback xmlns:cx2="http://schemas.microsoft.com/office/drawing/2015/10/21/chartex" xmlns:cx3="http://schemas.microsoft.com/office/drawing/2016/5/9/chartex" xmlns:cx4="http://schemas.microsoft.com/office/drawing/2016/5/10/chartex" xmlns:cx5="http://schemas.microsoft.com/office/drawing/2016/5/11/chartex" xmlns:cx6="http://schemas.microsoft.com/office/drawing/2016/5/12/chartex" xmlns:cx7="http://schemas.microsoft.com/office/drawing/2016/5/13/chartex" xmlns:cx8="http://schemas.microsoft.com/office/drawing/2016/5/14/chartex" xmlns:aink="http://schemas.microsoft.com/office/drawing/2016/ink" xmlns:am3d="http://schemas.microsoft.com/office/drawing/2017/model3d" xmlns:oel="http://schemas.microsoft.com/office/2019/extlst" xmlns:w16cex="http://schemas.microsoft.com/office/word/2018/wordml/cex" xmlns:w16cid="http://schemas.microsoft.com/office/word/2016/wordml/cid" xmlns:w16="http://schemas.microsoft.com/office/word/2018/wordml" xmlns:w16du="http://schemas.microsoft.com/office/word/2023/wordml/word16du" xmlns:w16sdtdh="http://schemas.microsoft.com/office/word/2020/wordml/sdtdatahash" xmlns:w16sdtfl="http://schemas.microsoft.com/office/word/2024/wordml/sdtformatlock">
+                      <mc:Fallback>
                         <w:pict>
                           <v:rect w14:anchorId="1F003D19" id="Rectangle 33" o:spid="_x0000_s1030" style="position:absolute;left:0;text-align:left;margin-left:0;margin-top:2.9pt;width:22.75pt;height:18.55pt;z-index:251674624;visibility:visible;mso-wrap-style:none;mso-width-percent:0;mso-height-percent:0;mso-wrap-distance-left:9pt;mso-wrap-distance-top:0;mso-wrap-distance-right:9pt;mso-wrap-distance-bottom:0;mso-position-horizontal:center;mso-position-horizontal-relative:margin;mso-position-vertical:absolute;mso-position-vertical-relative:text;mso-width-percent:0;mso-height-percent:0;mso-width-relative:page;mso-height-relative:page;v-text-anchor:middle" o:gfxdata="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" strokeweight=".26mm">
                             <v:stroke endcap="square"/>
@@ -5886,7 +5924,7 @@
                           </wp:anchor>
                         </w:drawing>
                       </mc:Choice>
-                      <mc:Fallback xmlns:cx2="http://schemas.microsoft.com/office/drawing/2015/10/21/chartex" xmlns:cx3="http://schemas.microsoft.com/office/drawing/2016/5/9/chartex" xmlns:cx4="http://schemas.microsoft.com/office/drawing/2016/5/10/chartex" xmlns:cx5="http://schemas.microsoft.com/office/drawing/2016/5/11/chartex" xmlns:cx6="http://schemas.microsoft.com/office/drawing/2016/5/12/chartex" xmlns:cx7="http://schemas.microsoft.com/office/drawing/2016/5/13/chartex" xmlns:cx8="http://schemas.microsoft.com/office/drawing/2016/5/14/chartex" xmlns:aink="http://schemas.microsoft.com/office/drawing/2016/ink" xmlns:am3d="http://schemas.microsoft.com/office/drawing/2017/model3d" xmlns:oel="http://schemas.microsoft.com/office/2019/extlst" xmlns:w16cex="http://schemas.microsoft.com/office/word/2018/wordml/cex" xmlns:w16cid="http://schemas.microsoft.com/office/word/2016/wordml/cid" xmlns:w16="http://schemas.microsoft.com/office/word/2018/wordml" xmlns:w16du="http://schemas.microsoft.com/office/word/2023/wordml/word16du" xmlns:w16sdtdh="http://schemas.microsoft.com/office/word/2020/wordml/sdtdatahash" xmlns:w16sdtfl="http://schemas.microsoft.com/office/word/2024/wordml/sdtformatlock">
+                      <mc:Fallback>
                         <w:pict>
                           <v:rect w14:anchorId="0DBAD5E7" id="Rectangle 262" o:spid="_x0000_s1026" style="position:absolute;margin-left:26.25pt;margin-top:-.2pt;width:20.45pt;height:18.5pt;z-index:251663360;visibility:visible;mso-wrap-style:none;mso-width-percent:0;mso-height-percent:0;mso-wrap-distance-left:9pt;mso-wrap-distance-top:0;mso-wrap-distance-right:9pt;mso-wrap-distance-bottom:0;mso-position-horizontal:absolute;mso-position-horizontal-relative:text;mso-position-vertical:absolute;mso-position-vertical-relative:text;mso-width-percent:0;mso-height-percent:0;mso-width-relative:page;mso-height-relative:page;v-text-anchor:middle" o:gfxdata="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" strokeweight=".26mm">
                             <v:stroke endcap="square"/>
@@ -5998,7 +6036,7 @@
                           </wp:anchor>
                         </w:drawing>
                       </mc:Choice>
-                      <mc:Fallback xmlns:cx2="http://schemas.microsoft.com/office/drawing/2015/10/21/chartex" xmlns:cx3="http://schemas.microsoft.com/office/drawing/2016/5/9/chartex" xmlns:cx4="http://schemas.microsoft.com/office/drawing/2016/5/10/chartex" xmlns:cx5="http://schemas.microsoft.com/office/drawing/2016/5/11/chartex" xmlns:cx6="http://schemas.microsoft.com/office/drawing/2016/5/12/chartex" xmlns:cx7="http://schemas.microsoft.com/office/drawing/2016/5/13/chartex" xmlns:cx8="http://schemas.microsoft.com/office/drawing/2016/5/14/chartex" xmlns:aink="http://schemas.microsoft.com/office/drawing/2016/ink" xmlns:am3d="http://schemas.microsoft.com/office/drawing/2017/model3d" xmlns:oel="http://schemas.microsoft.com/office/2019/extlst" xmlns:w16cex="http://schemas.microsoft.com/office/word/2018/wordml/cex" xmlns:w16cid="http://schemas.microsoft.com/office/word/2016/wordml/cid" xmlns:w16="http://schemas.microsoft.com/office/word/2018/wordml" xmlns:w16du="http://schemas.microsoft.com/office/word/2023/wordml/word16du" xmlns:w16sdtdh="http://schemas.microsoft.com/office/word/2020/wordml/sdtdatahash" xmlns:w16sdtfl="http://schemas.microsoft.com/office/word/2024/wordml/sdtformatlock">
+                      <mc:Fallback>
                         <w:pict>
                           <v:rect w14:anchorId="4FFC141A" id="Rectangle 261" o:spid="_x0000_s1031" style="position:absolute;left:0;text-align:left;margin-left:51.9pt;margin-top:-.2pt;width:20.45pt;height:18.5pt;z-index:251664384;visibility:visible;mso-wrap-style:none;mso-width-percent:0;mso-height-percent:0;mso-wrap-distance-left:9pt;mso-wrap-distance-top:0;mso-wrap-distance-right:9pt;mso-wrap-distance-bottom:0;mso-position-horizontal:absolute;mso-position-horizontal-relative:text;mso-position-vertical:absolute;mso-position-vertical-relative:text;mso-width-percent:0;mso-height-percent:0;mso-width-relative:page;mso-height-relative:page;v-text-anchor:middle" o:gfxdata="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" strokeweight=".26mm">
                             <v:stroke endcap="square"/>
@@ -6277,7 +6315,7 @@
                     </wp:anchor>
                   </w:drawing>
                 </mc:Choice>
-                <mc:Fallback xmlns:cx2="http://schemas.microsoft.com/office/drawing/2015/10/21/chartex" xmlns:cx3="http://schemas.microsoft.com/office/drawing/2016/5/9/chartex" xmlns:cx4="http://schemas.microsoft.com/office/drawing/2016/5/10/chartex" xmlns:cx5="http://schemas.microsoft.com/office/drawing/2016/5/11/chartex" xmlns:cx6="http://schemas.microsoft.com/office/drawing/2016/5/12/chartex" xmlns:cx7="http://schemas.microsoft.com/office/drawing/2016/5/13/chartex" xmlns:cx8="http://schemas.microsoft.com/office/drawing/2016/5/14/chartex" xmlns:aink="http://schemas.microsoft.com/office/drawing/2016/ink" xmlns:am3d="http://schemas.microsoft.com/office/drawing/2017/model3d" xmlns:oel="http://schemas.microsoft.com/office/2019/extlst" xmlns:w16cex="http://schemas.microsoft.com/office/word/2018/wordml/cex" xmlns:w16cid="http://schemas.microsoft.com/office/word/2016/wordml/cid" xmlns:w16="http://schemas.microsoft.com/office/word/2018/wordml" xmlns:w16du="http://schemas.microsoft.com/office/word/2023/wordml/word16du" xmlns:w16sdtdh="http://schemas.microsoft.com/office/word/2020/wordml/sdtdatahash" xmlns:w16sdtfl="http://schemas.microsoft.com/office/word/2024/wordml/sdtformatlock">
+                <mc:Fallback>
                   <w:pict>
                     <v:rect w14:anchorId="21642757" id="Rectangle 260" o:spid="_x0000_s1026" style="position:absolute;margin-left:9.6pt;margin-top:2.5pt;width:20.45pt;height:18.5pt;z-index:251659264;visibility:visible;mso-wrap-style:none;mso-width-percent:0;mso-height-percent:0;mso-wrap-distance-left:9pt;mso-wrap-distance-top:0;mso-wrap-distance-right:9pt;mso-wrap-distance-bottom:0;mso-position-horizontal:absolute;mso-position-horizontal-relative:text;mso-position-vertical:absolute;mso-position-vertical-relative:text;mso-width-percent:0;mso-height-percent:0;mso-width-relative:page;mso-height-relative:page;v-text-anchor:middle" o:gfxdata="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" strokeweight=".26mm">
                       <v:stroke endcap="square"/>
@@ -6432,7 +6470,7 @@
                     </wp:anchor>
                   </w:drawing>
                 </mc:Choice>
-                <mc:Fallback xmlns:cx2="http://schemas.microsoft.com/office/drawing/2015/10/21/chartex" xmlns:cx3="http://schemas.microsoft.com/office/drawing/2016/5/9/chartex" xmlns:cx4="http://schemas.microsoft.com/office/drawing/2016/5/10/chartex" xmlns:cx5="http://schemas.microsoft.com/office/drawing/2016/5/11/chartex" xmlns:cx6="http://schemas.microsoft.com/office/drawing/2016/5/12/chartex" xmlns:cx7="http://schemas.microsoft.com/office/drawing/2016/5/13/chartex" xmlns:cx8="http://schemas.microsoft.com/office/drawing/2016/5/14/chartex" xmlns:aink="http://schemas.microsoft.com/office/drawing/2016/ink" xmlns:am3d="http://schemas.microsoft.com/office/drawing/2017/model3d" xmlns:oel="http://schemas.microsoft.com/office/2019/extlst" xmlns:w16cex="http://schemas.microsoft.com/office/word/2018/wordml/cex" xmlns:w16cid="http://schemas.microsoft.com/office/word/2016/wordml/cid" xmlns:w16="http://schemas.microsoft.com/office/word/2018/wordml" xmlns:w16du="http://schemas.microsoft.com/office/word/2023/wordml/word16du" xmlns:w16sdtdh="http://schemas.microsoft.com/office/word/2020/wordml/sdtdatahash" xmlns:w16sdtfl="http://schemas.microsoft.com/office/word/2024/wordml/sdtformatlock">
+                <mc:Fallback>
                   <w:pict>
                     <v:rect w14:anchorId="3B743A14" id="Rectangle 259" o:spid="_x0000_s1026" style="position:absolute;margin-left:9.6pt;margin-top:3.55pt;width:20.45pt;height:18.5pt;z-index:251660288;visibility:visible;mso-wrap-style:none;mso-width-percent:0;mso-height-percent:0;mso-wrap-distance-left:9pt;mso-wrap-distance-top:0;mso-wrap-distance-right:9pt;mso-wrap-distance-bottom:0;mso-position-horizontal:absolute;mso-position-horizontal-relative:text;mso-position-vertical:absolute;mso-position-vertical-relative:text;mso-width-percent:0;mso-height-percent:0;mso-width-relative:page;mso-height-relative:page;v-text-anchor:middle" o:gfxdata="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" strokeweight=".26mm">
                       <v:stroke endcap="square"/>
@@ -6587,7 +6625,7 @@
                     </wp:anchor>
                   </w:drawing>
                 </mc:Choice>
-                <mc:Fallback xmlns:cx2="http://schemas.microsoft.com/office/drawing/2015/10/21/chartex" xmlns:cx3="http://schemas.microsoft.com/office/drawing/2016/5/9/chartex" xmlns:cx4="http://schemas.microsoft.com/office/drawing/2016/5/10/chartex" xmlns:cx5="http://schemas.microsoft.com/office/drawing/2016/5/11/chartex" xmlns:cx6="http://schemas.microsoft.com/office/drawing/2016/5/12/chartex" xmlns:cx7="http://schemas.microsoft.com/office/drawing/2016/5/13/chartex" xmlns:cx8="http://schemas.microsoft.com/office/drawing/2016/5/14/chartex" xmlns:aink="http://schemas.microsoft.com/office/drawing/2016/ink" xmlns:am3d="http://schemas.microsoft.com/office/drawing/2017/model3d" xmlns:oel="http://schemas.microsoft.com/office/2019/extlst" xmlns:w16cex="http://schemas.microsoft.com/office/word/2018/wordml/cex" xmlns:w16cid="http://schemas.microsoft.com/office/word/2016/wordml/cid" xmlns:w16="http://schemas.microsoft.com/office/word/2018/wordml" xmlns:w16du="http://schemas.microsoft.com/office/word/2023/wordml/word16du" xmlns:w16sdtdh="http://schemas.microsoft.com/office/word/2020/wordml/sdtdatahash" xmlns:w16sdtfl="http://schemas.microsoft.com/office/word/2024/wordml/sdtformatlock">
+                <mc:Fallback>
                   <w:pict>
                     <v:rect w14:anchorId="2CA9DAE1" id="Rectangle 258" o:spid="_x0000_s1026" style="position:absolute;margin-left:9.6pt;margin-top:2.95pt;width:20.45pt;height:18.5pt;z-index:251661312;visibility:visible;mso-wrap-style:none;mso-width-percent:0;mso-height-percent:0;mso-wrap-distance-left:9pt;mso-wrap-distance-top:0;mso-wrap-distance-right:9pt;mso-wrap-distance-bottom:0;mso-position-horizontal:absolute;mso-position-horizontal-relative:text;mso-position-vertical:absolute;mso-position-vertical-relative:text;mso-width-percent:0;mso-height-percent:0;mso-width-relative:page;mso-height-relative:page;v-text-anchor:middle" o:gfxdata="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" strokeweight=".26mm">
                       <v:stroke endcap="square"/>
@@ -6757,7 +6795,7 @@
                     </wp:anchor>
                   </w:drawing>
                 </mc:Choice>
-                <mc:Fallback xmlns:cx2="http://schemas.microsoft.com/office/drawing/2015/10/21/chartex" xmlns:cx3="http://schemas.microsoft.com/office/drawing/2016/5/9/chartex" xmlns:cx4="http://schemas.microsoft.com/office/drawing/2016/5/10/chartex" xmlns:cx5="http://schemas.microsoft.com/office/drawing/2016/5/11/chartex" xmlns:cx6="http://schemas.microsoft.com/office/drawing/2016/5/12/chartex" xmlns:cx7="http://schemas.microsoft.com/office/drawing/2016/5/13/chartex" xmlns:cx8="http://schemas.microsoft.com/office/drawing/2016/5/14/chartex" xmlns:aink="http://schemas.microsoft.com/office/drawing/2016/ink" xmlns:am3d="http://schemas.microsoft.com/office/drawing/2017/model3d" xmlns:oel="http://schemas.microsoft.com/office/2019/extlst" xmlns:w16cex="http://schemas.microsoft.com/office/word/2018/wordml/cex" xmlns:w16cid="http://schemas.microsoft.com/office/word/2016/wordml/cid" xmlns:w16="http://schemas.microsoft.com/office/word/2018/wordml" xmlns:w16du="http://schemas.microsoft.com/office/word/2023/wordml/word16du" xmlns:w16sdtdh="http://schemas.microsoft.com/office/word/2020/wordml/sdtdatahash" xmlns:w16sdtfl="http://schemas.microsoft.com/office/word/2024/wordml/sdtformatlock">
+                <mc:Fallback>
                   <w:pict>
                     <v:rect w14:anchorId="4C458F8D" id="Rectangle 257" o:spid="_x0000_s1032" style="position:absolute;left:0;text-align:left;margin-left:9.6pt;margin-top:4.25pt;width:20.45pt;height:18.5pt;z-index:251662336;visibility:visible;mso-wrap-style:none;mso-width-percent:0;mso-height-percent:0;mso-wrap-distance-left:9pt;mso-wrap-distance-top:0;mso-wrap-distance-right:9pt;mso-wrap-distance-bottom:0;mso-position-horizontal:absolute;mso-position-horizontal-relative:text;mso-position-vertical:absolute;mso-position-vertical-relative:text;mso-width-percent:0;mso-height-percent:0;mso-width-relative:page;mso-height-relative:page;v-text-anchor:middle" o:gfxdata="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" strokeweight=".26mm">
                       <v:stroke endcap="square"/>
@@ -7021,7 +7059,7 @@
                     </wp:anchor>
                   </w:drawing>
                 </mc:Choice>
-                <mc:Fallback xmlns:cx2="http://schemas.microsoft.com/office/drawing/2015/10/21/chartex" xmlns:cx3="http://schemas.microsoft.com/office/drawing/2016/5/9/chartex" xmlns:cx4="http://schemas.microsoft.com/office/drawing/2016/5/10/chartex" xmlns:cx5="http://schemas.microsoft.com/office/drawing/2016/5/11/chartex" xmlns:cx6="http://schemas.microsoft.com/office/drawing/2016/5/12/chartex" xmlns:cx7="http://schemas.microsoft.com/office/drawing/2016/5/13/chartex" xmlns:cx8="http://schemas.microsoft.com/office/drawing/2016/5/14/chartex" xmlns:aink="http://schemas.microsoft.com/office/drawing/2016/ink" xmlns:am3d="http://schemas.microsoft.com/office/drawing/2017/model3d" xmlns:oel="http://schemas.microsoft.com/office/2019/extlst" xmlns:w16cex="http://schemas.microsoft.com/office/word/2018/wordml/cex" xmlns:w16cid="http://schemas.microsoft.com/office/word/2016/wordml/cid" xmlns:w16="http://schemas.microsoft.com/office/word/2018/wordml" xmlns:w16du="http://schemas.microsoft.com/office/word/2023/wordml/word16du" xmlns:w16sdtdh="http://schemas.microsoft.com/office/word/2020/wordml/sdtdatahash" xmlns:w16sdtfl="http://schemas.microsoft.com/office/word/2024/wordml/sdtformatlock">
+                <mc:Fallback>
                   <w:pict>
                     <v:rect w14:anchorId="72AE0CE4" id="Rectangle 132" o:spid="_x0000_s1033" style="position:absolute;left:0;text-align:left;margin-left:-2.8pt;margin-top:1.4pt;width:20.45pt;height:18.5pt;z-index:251667456;visibility:visible;mso-wrap-style:none;mso-width-percent:0;mso-height-percent:0;mso-wrap-distance-left:9pt;mso-wrap-distance-top:0;mso-wrap-distance-right:9pt;mso-wrap-distance-bottom:0;mso-position-horizontal:absolute;mso-position-horizontal-relative:text;mso-position-vertical:absolute;mso-position-vertical-relative:text;mso-width-percent:0;mso-height-percent:0;mso-width-relative:page;mso-height-relative:page;v-text-anchor:middle" o:gfxdata="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" strokeweight=".26mm">
                       <v:stroke endcap="square"/>
@@ -7131,7 +7169,7 @@
                     </wp:anchor>
                   </w:drawing>
                 </mc:Choice>
-                <mc:Fallback xmlns:cx2="http://schemas.microsoft.com/office/drawing/2015/10/21/chartex" xmlns:cx3="http://schemas.microsoft.com/office/drawing/2016/5/9/chartex" xmlns:cx4="http://schemas.microsoft.com/office/drawing/2016/5/10/chartex" xmlns:cx5="http://schemas.microsoft.com/office/drawing/2016/5/11/chartex" xmlns:cx6="http://schemas.microsoft.com/office/drawing/2016/5/12/chartex" xmlns:cx7="http://schemas.microsoft.com/office/drawing/2016/5/13/chartex" xmlns:cx8="http://schemas.microsoft.com/office/drawing/2016/5/14/chartex" xmlns:aink="http://schemas.microsoft.com/office/drawing/2016/ink" xmlns:am3d="http://schemas.microsoft.com/office/drawing/2017/model3d" xmlns:oel="http://schemas.microsoft.com/office/2019/extlst" xmlns:w16cex="http://schemas.microsoft.com/office/word/2018/wordml/cex" xmlns:w16cid="http://schemas.microsoft.com/office/word/2016/wordml/cid" xmlns:w16="http://schemas.microsoft.com/office/word/2018/wordml" xmlns:w16du="http://schemas.microsoft.com/office/word/2023/wordml/word16du" xmlns:w16sdtdh="http://schemas.microsoft.com/office/word/2020/wordml/sdtdatahash" xmlns:w16sdtfl="http://schemas.microsoft.com/office/word/2024/wordml/sdtformatlock">
+                <mc:Fallback>
                   <w:pict>
                     <v:rect w14:anchorId="6C31450E" id="Rectangle 133" o:spid="_x0000_s1026" style="position:absolute;margin-left:-1.55pt;margin-top:1.1pt;width:20.45pt;height:18.5pt;z-index:251665408;visibility:visible;mso-wrap-style:none;mso-width-percent:0;mso-height-percent:0;mso-wrap-distance-left:9pt;mso-wrap-distance-top:0;mso-wrap-distance-right:9pt;mso-wrap-distance-bottom:0;mso-position-horizontal:absolute;mso-position-horizontal-relative:text;mso-position-vertical:absolute;mso-position-vertical-relative:text;mso-width-percent:0;mso-height-percent:0;mso-width-relative:page;mso-height-relative:page;v-text-anchor:middle" o:gfxdata="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" strokeweight=".26mm">
                       <v:stroke endcap="square"/>
@@ -7232,7 +7270,7 @@
                     </wp:anchor>
                   </w:drawing>
                 </mc:Choice>
-                <mc:Fallback xmlns:cx2="http://schemas.microsoft.com/office/drawing/2015/10/21/chartex" xmlns:cx3="http://schemas.microsoft.com/office/drawing/2016/5/9/chartex" xmlns:cx4="http://schemas.microsoft.com/office/drawing/2016/5/10/chartex" xmlns:cx5="http://schemas.microsoft.com/office/drawing/2016/5/11/chartex" xmlns:cx6="http://schemas.microsoft.com/office/drawing/2016/5/12/chartex" xmlns:cx7="http://schemas.microsoft.com/office/drawing/2016/5/13/chartex" xmlns:cx8="http://schemas.microsoft.com/office/drawing/2016/5/14/chartex" xmlns:aink="http://schemas.microsoft.com/office/drawing/2016/ink" xmlns:am3d="http://schemas.microsoft.com/office/drawing/2017/model3d" xmlns:oel="http://schemas.microsoft.com/office/2019/extlst" xmlns:w16cex="http://schemas.microsoft.com/office/word/2018/wordml/cex" xmlns:w16cid="http://schemas.microsoft.com/office/word/2016/wordml/cid" xmlns:w16="http://schemas.microsoft.com/office/word/2018/wordml" xmlns:w16du="http://schemas.microsoft.com/office/word/2023/wordml/word16du" xmlns:w16sdtdh="http://schemas.microsoft.com/office/word/2020/wordml/sdtdatahash" xmlns:w16sdtfl="http://schemas.microsoft.com/office/word/2024/wordml/sdtformatlock">
+                <mc:Fallback>
                   <w:pict>
                     <v:rect w14:anchorId="7FF5F20B" id="Rectangle 288" o:spid="_x0000_s1026" style="position:absolute;margin-left:4.85pt;margin-top:1.85pt;width:20.45pt;height:18.5pt;z-index:251666432;visibility:visible;mso-wrap-style:none;mso-width-percent:0;mso-height-percent:0;mso-wrap-distance-left:9pt;mso-wrap-distance-top:0;mso-wrap-distance-right:9pt;mso-wrap-distance-bottom:0;mso-position-horizontal:absolute;mso-position-horizontal-relative:text;mso-position-vertical:absolute;mso-position-vertical-relative:text;mso-width-percent:0;mso-height-percent:0;mso-width-relative:page;mso-height-relative:page;v-text-anchor:middle" o:gfxdata="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" strokeweight=".26mm">
                       <v:stroke endcap="square"/>
@@ -7254,7 +7292,7 @@
         </w:tc>
       </w:tr>
     </w:tbl>
-    <w:bookmarkEnd w:id="1"/>
+    <w:bookmarkEnd w:id="0"/>
     <w:p>
       <w:pPr>
         <w:suppressAutoHyphens/>
@@ -7454,7 +7492,7 @@
               </wp:anchor>
             </w:drawing>
           </mc:Choice>
-          <mc:Fallback xmlns:cx2="http://schemas.microsoft.com/office/drawing/2015/10/21/chartex" xmlns:cx3="http://schemas.microsoft.com/office/drawing/2016/5/9/chartex" xmlns:cx4="http://schemas.microsoft.com/office/drawing/2016/5/10/chartex" xmlns:cx5="http://schemas.microsoft.com/office/drawing/2016/5/11/chartex" xmlns:cx6="http://schemas.microsoft.com/office/drawing/2016/5/12/chartex" xmlns:cx7="http://schemas.microsoft.com/office/drawing/2016/5/13/chartex" xmlns:cx8="http://schemas.microsoft.com/office/drawing/2016/5/14/chartex" xmlns:aink="http://schemas.microsoft.com/office/drawing/2016/ink" xmlns:am3d="http://schemas.microsoft.com/office/drawing/2017/model3d" xmlns:oel="http://schemas.microsoft.com/office/2019/extlst" xmlns:w16cex="http://schemas.microsoft.com/office/word/2018/wordml/cex" xmlns:w16cid="http://schemas.microsoft.com/office/word/2016/wordml/cid" xmlns:w16="http://schemas.microsoft.com/office/word/2018/wordml" xmlns:w16du="http://schemas.microsoft.com/office/word/2023/wordml/word16du" xmlns:w16sdtdh="http://schemas.microsoft.com/office/word/2020/wordml/sdtdatahash" xmlns:w16sdtfl="http://schemas.microsoft.com/office/word/2024/wordml/sdtformatlock">
+          <mc:Fallback>
             <w:pict>
               <v:shape w14:anchorId="71A9B4B5" id="_x0000_s1034" type="#_x0000_t202" style="position:absolute;left:0;text-align:left;margin-left:-1.45pt;margin-top:2.15pt;width:22.9pt;height:17.8pt;z-index:251668480;visibility:visible;mso-wrap-style:square;mso-width-percent:0;mso-height-percent:0;mso-wrap-distance-left:9pt;mso-wrap-distance-top:3.6pt;mso-wrap-distance-right:9pt;mso-wrap-distance-bottom:3.6pt;mso-position-horizontal:absolute;mso-position-horizontal-relative:text;mso-position-vertical:absolute;mso-position-vertical-relative:text;mso-width-percent:0;mso-height-percent:0;mso-width-relative:margin;mso-height-relative:margin;v-text-anchor:top" o:gfxdata="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">
                 <v:textbox>
@@ -7497,38 +7535,17 @@
           <w:szCs w:val="28"/>
           <w:lang w:eastAsia="zh-CN"/>
         </w:rPr>
-        <w:t>Giấy phép thành lập và hoạt động số: … do Uỷ ban Chứng khoán Nhà nước cấp ngày: …</w:t>
-      </w:r>
-      <w:proofErr w:type="gramStart"/>
+        <w:t xml:space="preserve">Giấy phép thành lập và hoạt động số: … do Uỷ ban Chứng khoán Nhà nước cấp ngày: …./…./….. </w:t>
+      </w:r>
       <w:r>
         <w:rPr>
           <w:rFonts w:eastAsia="Times New Roman"/>
           <w:sz w:val="28"/>
           <w:szCs w:val="28"/>
-          <w:lang w:eastAsia="zh-CN"/>
-        </w:rPr>
-        <w:t>./</w:t>
-      </w:r>
-      <w:proofErr w:type="gramEnd"/>
-      <w:r>
-        <w:rPr>
-          <w:rFonts w:eastAsia="Times New Roman"/>
-          <w:sz w:val="28"/>
-          <w:szCs w:val="28"/>
-          <w:lang w:eastAsia="zh-CN"/>
-        </w:rPr>
-        <w:t xml:space="preserve">…./….. </w:t>
-      </w:r>
-      <w:r>
-        <w:rPr>
-          <w:rFonts w:eastAsia="Times New Roman"/>
-          <w:sz w:val="28"/>
-          <w:szCs w:val="28"/>
           <w:lang w:val="fr-FR" w:eastAsia="zh-CN"/>
         </w:rPr>
         <w:t>(</w:t>
       </w:r>
-      <w:proofErr w:type="gramStart"/>
       <w:r>
         <w:rPr>
           <w:rFonts w:eastAsia="Times New Roman"/>
@@ -7537,18 +7554,7 @@
           <w:szCs w:val="28"/>
           <w:lang w:val="fr-FR" w:eastAsia="zh-CN"/>
         </w:rPr>
-        <w:t>nếu</w:t>
-      </w:r>
-      <w:proofErr w:type="gramEnd"/>
-      <w:r>
-        <w:rPr>
-          <w:rFonts w:eastAsia="Times New Roman"/>
-          <w:i/>
-          <w:sz w:val="28"/>
-          <w:szCs w:val="28"/>
-          <w:lang w:val="fr-FR" w:eastAsia="zh-CN"/>
-        </w:rPr>
-        <w:t xml:space="preserve"> có</w:t>
+        <w:t>nếu có</w:t>
       </w:r>
       <w:r>
         <w:rPr>
@@ -7569,7 +7575,7 @@
           <w:szCs w:val="28"/>
         </w:rPr>
       </w:pPr>
-      <w:bookmarkStart w:id="2" w:name="_Hlk114580001"/>
+      <w:bookmarkStart w:id="1" w:name="_Hlk114580001"/>
       <w:r>
         <w:rPr>
           <w:sz w:val="28"/>
@@ -7592,7 +7598,7 @@
           <w:sz w:val="28"/>
           <w:szCs w:val="28"/>
         </w:rPr>
-        <w:t>- Trụ sở chi nhánh/văn phòng đại diện/địa điểm kinh doanh thuộc quyền sử dụng hợp pháp của doanh nghiệp và được sử dụng đúng mục đích theo quy định của pháp luật;</w:t>
+        <w:t>- Trụ sở địa điểm kinh doanh thuộc quyền sử dụng hợp pháp của doanh nghiệp và được sử dụng đúng mục đích theo quy định của pháp luật;</w:t>
       </w:r>
     </w:p>
     <w:p>
@@ -7647,7 +7653,7 @@
         <w:t xml:space="preserve"> này cam kết là người có quyền và nghĩa vụ thực hiện thủ tục đăng ký doanh nghiệp theo quy định của pháp luật và Điều lệ công ty.</w:t>
       </w:r>
     </w:p>
-    <w:bookmarkEnd w:id="2"/>
+    <w:bookmarkEnd w:id="1"/>
     <w:tbl>
       <w:tblPr>
         <w:tblW w:w="9464" w:type="dxa"/>
@@ -7888,7 +7894,7 @@
 </file>
 
 <file path=word/endnotes.xml><?xml version="1.0" encoding="utf-8"?>
-<w:endnotes xmlns:wpc="http://schemas.microsoft.com/office/word/2010/wordprocessingCanvas" xmlns:cx="http://schemas.microsoft.com/office/drawing/2014/chartex" xmlns:cx1="http://schemas.microsoft.com/office/drawing/2015/9/8/chartex" xmlns:mc="http://schemas.openxmlformats.org/markup-compatibility/2006" xmlns:o="urn:schemas-microsoft-com:office:office" xmlns:r="http://schemas.openxmlformats.org/officeDocument/2006/relationships" xmlns:m="http://schemas.openxmlformats.org/officeDocument/2006/math" xmlns:v="urn:schemas-microsoft-com:vml" xmlns:wp14="http://schemas.microsoft.com/office/word/2010/wordprocessingDrawing" xmlns:wp="http://schemas.openxmlformats.org/drawingml/2006/wordprocessingDrawing" xmlns:w10="urn:schemas-microsoft-com:office:word" xmlns:w="http://schemas.openxmlformats.org/wordprocessingml/2006/main" xmlns:w14="http://schemas.microsoft.com/office/word/2010/wordml" xmlns:w15="http://schemas.microsoft.com/office/word/2012/wordml" xmlns:w16se="http://schemas.microsoft.com/office/word/2015/wordml/symex" xmlns:wpg="http://schemas.microsoft.com/office/word/2010/wordprocessingGroup" xmlns:wpi="http://schemas.microsoft.com/office/word/2010/wordprocessingInk" xmlns:wne="http://schemas.microsoft.com/office/word/2006/wordml" xmlns:wps="http://schemas.microsoft.com/office/word/2010/wordprocessingShape" mc:Ignorable="w14 w15 w16se wp14">
+<w:endnotes xmlns:wpc="http://schemas.microsoft.com/office/word/2010/wordprocessingCanvas" xmlns:cx="http://schemas.microsoft.com/office/drawing/2014/chartex" xmlns:cx1="http://schemas.microsoft.com/office/drawing/2015/9/8/chartex" xmlns:cx2="http://schemas.microsoft.com/office/drawing/2015/10/21/chartex" xmlns:cx3="http://schemas.microsoft.com/office/drawing/2016/5/9/chartex" xmlns:cx4="http://schemas.microsoft.com/office/drawing/2016/5/10/chartex" xmlns:cx5="http://schemas.microsoft.com/office/drawing/2016/5/11/chartex" xmlns:cx6="http://schemas.microsoft.com/office/drawing/2016/5/12/chartex" xmlns:cx7="http://schemas.microsoft.com/office/drawing/2016/5/13/chartex" xmlns:cx8="http://schemas.microsoft.com/office/drawing/2016/5/14/chartex" xmlns:mc="http://schemas.openxmlformats.org/markup-compatibility/2006" xmlns:aink="http://schemas.microsoft.com/office/drawing/2016/ink" xmlns:am3d="http://schemas.microsoft.com/office/drawing/2017/model3d" xmlns:o="urn:schemas-microsoft-com:office:office" xmlns:oel="http://schemas.microsoft.com/office/2019/extlst" xmlns:r="http://schemas.openxmlformats.org/officeDocument/2006/relationships" xmlns:m="http://schemas.openxmlformats.org/officeDocument/2006/math" xmlns:v="urn:schemas-microsoft-com:vml" xmlns:wp14="http://schemas.microsoft.com/office/word/2010/wordprocessingDrawing" xmlns:wp="http://schemas.openxmlformats.org/drawingml/2006/wordprocessingDrawing" xmlns:w10="urn:schemas-microsoft-com:office:word" xmlns:w="http://schemas.openxmlformats.org/wordprocessingml/2006/main" xmlns:w14="http://schemas.microsoft.com/office/word/2010/wordml" xmlns:w15="http://schemas.microsoft.com/office/word/2012/wordml" xmlns:w16cex="http://schemas.microsoft.com/office/word/2018/wordml/cex" xmlns:w16cid="http://schemas.microsoft.com/office/word/2016/wordml/cid" xmlns:w16="http://schemas.microsoft.com/office/word/2018/wordml" xmlns:w16du="http://schemas.microsoft.com/office/word/2023/wordml/word16du" xmlns:w16sdtdh="http://schemas.microsoft.com/office/word/2020/wordml/sdtdatahash" xmlns:w16sdtfl="http://schemas.microsoft.com/office/word/2024/wordml/sdtformatlock" xmlns:w16se="http://schemas.microsoft.com/office/word/2015/wordml/symex" xmlns:wpg="http://schemas.microsoft.com/office/word/2010/wordprocessingGroup" xmlns:wpi="http://schemas.microsoft.com/office/word/2010/wordprocessingInk" xmlns:wne="http://schemas.microsoft.com/office/word/2006/wordml" xmlns:wps="http://schemas.microsoft.com/office/word/2010/wordprocessingShape" mc:Ignorable="w14 w15 w16se w16cid w16 w16cex w16sdtdh w16sdtfl w16du wp14">
   <w:endnote w:type="separator" w:id="-1">
     <w:p>
       <w:r>
@@ -7907,7 +7913,7 @@
 </file>
 
 <file path=word/footnotes.xml><?xml version="1.0" encoding="utf-8"?>
-<w:footnotes xmlns:wpc="http://schemas.microsoft.com/office/word/2010/wordprocessingCanvas" xmlns:cx="http://schemas.microsoft.com/office/drawing/2014/chartex" xmlns:cx1="http://schemas.microsoft.com/office/drawing/2015/9/8/chartex" xmlns:mc="http://schemas.openxmlformats.org/markup-compatibility/2006" xmlns:o="urn:schemas-microsoft-com:office:office" xmlns:r="http://schemas.openxmlformats.org/officeDocument/2006/relationships" xmlns:m="http://schemas.openxmlformats.org/officeDocument/2006/math" xmlns:v="urn:schemas-microsoft-com:vml" xmlns:wp14="http://schemas.microsoft.com/office/word/2010/wordprocessingDrawing" xmlns:wp="http://schemas.openxmlformats.org/drawingml/2006/wordprocessingDrawing" xmlns:w10="urn:schemas-microsoft-com:office:word" xmlns:w="http://schemas.openxmlformats.org/wordprocessingml/2006/main" xmlns:w14="http://schemas.microsoft.com/office/word/2010/wordml" xmlns:w15="http://schemas.microsoft.com/office/word/2012/wordml" xmlns:w16se="http://schemas.microsoft.com/office/word/2015/wordml/symex" xmlns:wpg="http://schemas.microsoft.com/office/word/2010/wordprocessingGroup" xmlns:wpi="http://schemas.microsoft.com/office/word/2010/wordprocessingInk" xmlns:wne="http://schemas.microsoft.com/office/word/2006/wordml" xmlns:wps="http://schemas.microsoft.com/office/word/2010/wordprocessingShape" mc:Ignorable="w14 w15 w16se wp14">
+<w:footnotes xmlns:wpc="http://schemas.microsoft.com/office/word/2010/wordprocessingCanvas" xmlns:cx="http://schemas.microsoft.com/office/drawing/2014/chartex" xmlns:cx1="http://schemas.microsoft.com/office/drawing/2015/9/8/chartex" xmlns:cx2="http://schemas.microsoft.com/office/drawing/2015/10/21/chartex" xmlns:cx3="http://schemas.microsoft.com/office/drawing/2016/5/9/chartex" xmlns:cx4="http://schemas.microsoft.com/office/drawing/2016/5/10/chartex" xmlns:cx5="http://schemas.microsoft.com/office/drawing/2016/5/11/chartex" xmlns:cx6="http://schemas.microsoft.com/office/drawing/2016/5/12/chartex" xmlns:cx7="http://schemas.microsoft.com/office/drawing/2016/5/13/chartex" xmlns:cx8="http://schemas.microsoft.com/office/drawing/2016/5/14/chartex" xmlns:mc="http://schemas.openxmlformats.org/markup-compatibility/2006" xmlns:aink="http://schemas.microsoft.com/office/drawing/2016/ink" xmlns:am3d="http://schemas.microsoft.com/office/drawing/2017/model3d" xmlns:o="urn:schemas-microsoft-com:office:office" xmlns:oel="http://schemas.microsoft.com/office/2019/extlst" xmlns:r="http://schemas.openxmlformats.org/officeDocument/2006/relationships" xmlns:m="http://schemas.openxmlformats.org/officeDocument/2006/math" xmlns:v="urn:schemas-microsoft-com:vml" xmlns:wp14="http://schemas.microsoft.com/office/word/2010/wordprocessingDrawing" xmlns:wp="http://schemas.openxmlformats.org/drawingml/2006/wordprocessingDrawing" xmlns:w10="urn:schemas-microsoft-com:office:word" xmlns:w="http://schemas.openxmlformats.org/wordprocessingml/2006/main" xmlns:w14="http://schemas.microsoft.com/office/word/2010/wordml" xmlns:w15="http://schemas.microsoft.com/office/word/2012/wordml" xmlns:w16cex="http://schemas.microsoft.com/office/word/2018/wordml/cex" xmlns:w16cid="http://schemas.microsoft.com/office/word/2016/wordml/cid" xmlns:w16="http://schemas.microsoft.com/office/word/2018/wordml" xmlns:w16du="http://schemas.microsoft.com/office/word/2023/wordml/word16du" xmlns:w16sdtdh="http://schemas.microsoft.com/office/word/2020/wordml/sdtdatahash" xmlns:w16sdtfl="http://schemas.microsoft.com/office/word/2024/wordml/sdtformatlock" xmlns:w16se="http://schemas.microsoft.com/office/word/2015/wordml/symex" xmlns:wpg="http://schemas.microsoft.com/office/word/2010/wordprocessingGroup" xmlns:wpi="http://schemas.microsoft.com/office/word/2010/wordprocessingInk" xmlns:wne="http://schemas.microsoft.com/office/word/2006/wordml" xmlns:wps="http://schemas.microsoft.com/office/word/2010/wordprocessingShape" mc:Ignorable="w14 w15 w16se w16cid w16 w16cex w16sdtdh w16sdtfl w16du wp14">
   <w:footnote w:type="separator" w:id="-1">
     <w:p>
       <w:r>
@@ -8064,7 +8070,7 @@
 </file>
 
 <file path=word/header1.xml><?xml version="1.0" encoding="utf-8"?>
-<w:hdr xmlns:wpc="http://schemas.microsoft.com/office/word/2010/wordprocessingCanvas" xmlns:cx="http://schemas.microsoft.com/office/drawing/2014/chartex" xmlns:cx1="http://schemas.microsoft.com/office/drawing/2015/9/8/chartex" xmlns:mc="http://schemas.openxmlformats.org/markup-compatibility/2006" xmlns:o="urn:schemas-microsoft-com:office:office" xmlns:r="http://schemas.openxmlformats.org/officeDocument/2006/relationships" xmlns:m="http://schemas.openxmlformats.org/officeDocument/2006/math" xmlns:v="urn:schemas-microsoft-com:vml" xmlns:wp14="http://schemas.microsoft.com/office/word/2010/wordprocessingDrawing" xmlns:wp="http://schemas.openxmlformats.org/drawingml/2006/wordprocessingDrawing" xmlns:w10="urn:schemas-microsoft-com:office:word" xmlns:w="http://schemas.openxmlformats.org/wordprocessingml/2006/main" xmlns:w14="http://schemas.microsoft.com/office/word/2010/wordml" xmlns:w15="http://schemas.microsoft.com/office/word/2012/wordml" xmlns:w16se="http://schemas.microsoft.com/office/word/2015/wordml/symex" xmlns:wpg="http://schemas.microsoft.com/office/word/2010/wordprocessingGroup" xmlns:wpi="http://schemas.microsoft.com/office/word/2010/wordprocessingInk" xmlns:wne="http://schemas.microsoft.com/office/word/2006/wordml" xmlns:wps="http://schemas.microsoft.com/office/word/2010/wordprocessingShape" mc:Ignorable="w14 w15 w16se wp14">
+<w:hdr xmlns:wpc="http://schemas.microsoft.com/office/word/2010/wordprocessingCanvas" xmlns:cx="http://schemas.microsoft.com/office/drawing/2014/chartex" xmlns:cx1="http://schemas.microsoft.com/office/drawing/2015/9/8/chartex" xmlns:cx2="http://schemas.microsoft.com/office/drawing/2015/10/21/chartex" xmlns:cx3="http://schemas.microsoft.com/office/drawing/2016/5/9/chartex" xmlns:cx4="http://schemas.microsoft.com/office/drawing/2016/5/10/chartex" xmlns:cx5="http://schemas.microsoft.com/office/drawing/2016/5/11/chartex" xmlns:cx6="http://schemas.microsoft.com/office/drawing/2016/5/12/chartex" xmlns:cx7="http://schemas.microsoft.com/office/drawing/2016/5/13/chartex" xmlns:cx8="http://schemas.microsoft.com/office/drawing/2016/5/14/chartex" xmlns:mc="http://schemas.openxmlformats.org/markup-compatibility/2006" xmlns:aink="http://schemas.microsoft.com/office/drawing/2016/ink" xmlns:am3d="http://schemas.microsoft.com/office/drawing/2017/model3d" xmlns:o="urn:schemas-microsoft-com:office:office" xmlns:oel="http://schemas.microsoft.com/office/2019/extlst" xmlns:r="http://schemas.openxmlformats.org/officeDocument/2006/relationships" xmlns:m="http://schemas.openxmlformats.org/officeDocument/2006/math" xmlns:v="urn:schemas-microsoft-com:vml" xmlns:wp14="http://schemas.microsoft.com/office/word/2010/wordprocessingDrawing" xmlns:wp="http://schemas.openxmlformats.org/drawingml/2006/wordprocessingDrawing" xmlns:w10="urn:schemas-microsoft-com:office:word" xmlns:w="http://schemas.openxmlformats.org/wordprocessingml/2006/main" xmlns:w14="http://schemas.microsoft.com/office/word/2010/wordml" xmlns:w15="http://schemas.microsoft.com/office/word/2012/wordml" xmlns:w16cex="http://schemas.microsoft.com/office/word/2018/wordml/cex" xmlns:w16cid="http://schemas.microsoft.com/office/word/2016/wordml/cid" xmlns:w16="http://schemas.microsoft.com/office/word/2018/wordml" xmlns:w16du="http://schemas.microsoft.com/office/word/2023/wordml/word16du" xmlns:w16sdtdh="http://schemas.microsoft.com/office/word/2020/wordml/sdtdatahash" xmlns:w16sdtfl="http://schemas.microsoft.com/office/word/2024/wordml/sdtformatlock" xmlns:w16se="http://schemas.microsoft.com/office/word/2015/wordml/symex" xmlns:wpg="http://schemas.microsoft.com/office/word/2010/wordprocessingGroup" xmlns:wpi="http://schemas.microsoft.com/office/word/2010/wordprocessingInk" xmlns:wne="http://schemas.microsoft.com/office/word/2006/wordml" xmlns:wps="http://schemas.microsoft.com/office/word/2010/wordprocessingShape" mc:Ignorable="w14 w15 w16se w16cid w16 w16cex w16sdtdh w16sdtfl w16du wp14">
   <w:p>
     <w:pPr>
       <w:pStyle w:val="Header"/>
@@ -8096,7 +8102,7 @@
 </file>
 
 <file path=word/header2.xml><?xml version="1.0" encoding="utf-8"?>
-<w:hdr xmlns:wpc="http://schemas.microsoft.com/office/word/2010/wordprocessingCanvas" xmlns:cx="http://schemas.microsoft.com/office/drawing/2014/chartex" xmlns:cx1="http://schemas.microsoft.com/office/drawing/2015/9/8/chartex" xmlns:mc="http://schemas.openxmlformats.org/markup-compatibility/2006" xmlns:o="urn:schemas-microsoft-com:office:office" xmlns:r="http://schemas.openxmlformats.org/officeDocument/2006/relationships" xmlns:m="http://schemas.openxmlformats.org/officeDocument/2006/math" xmlns:v="urn:schemas-microsoft-com:vml" xmlns:wp14="http://schemas.microsoft.com/office/word/2010/wordprocessingDrawing" xmlns:wp="http://schemas.openxmlformats.org/drawingml/2006/wordprocessingDrawing" xmlns:w10="urn:schemas-microsoft-com:office:word" xmlns:w="http://schemas.openxmlformats.org/wordprocessingml/2006/main" xmlns:w14="http://schemas.microsoft.com/office/word/2010/wordml" xmlns:w15="http://schemas.microsoft.com/office/word/2012/wordml" xmlns:w16se="http://schemas.microsoft.com/office/word/2015/wordml/symex" xmlns:wpg="http://schemas.microsoft.com/office/word/2010/wordprocessingGroup" xmlns:wpi="http://schemas.microsoft.com/office/word/2010/wordprocessingInk" xmlns:wne="http://schemas.microsoft.com/office/word/2006/wordml" xmlns:wps="http://schemas.microsoft.com/office/word/2010/wordprocessingShape" mc:Ignorable="w14 w15 w16se wp14">
+<w:hdr xmlns:wpc="http://schemas.microsoft.com/office/word/2010/wordprocessingCanvas" xmlns:cx="http://schemas.microsoft.com/office/drawing/2014/chartex" xmlns:cx1="http://schemas.microsoft.com/office/drawing/2015/9/8/chartex" xmlns:cx2="http://schemas.microsoft.com/office/drawing/2015/10/21/chartex" xmlns:cx3="http://schemas.microsoft.com/office/drawing/2016/5/9/chartex" xmlns:cx4="http://schemas.microsoft.com/office/drawing/2016/5/10/chartex" xmlns:cx5="http://schemas.microsoft.com/office/drawing/2016/5/11/chartex" xmlns:cx6="http://schemas.microsoft.com/office/drawing/2016/5/12/chartex" xmlns:cx7="http://schemas.microsoft.com/office/drawing/2016/5/13/chartex" xmlns:cx8="http://schemas.microsoft.com/office/drawing/2016/5/14/chartex" xmlns:mc="http://schemas.openxmlformats.org/markup-compatibility/2006" xmlns:aink="http://schemas.microsoft.com/office/drawing/2016/ink" xmlns:am3d="http://schemas.microsoft.com/office/drawing/2017/model3d" xmlns:o="urn:schemas-microsoft-com:office:office" xmlns:oel="http://schemas.microsoft.com/office/2019/extlst" xmlns:r="http://schemas.openxmlformats.org/officeDocument/2006/relationships" xmlns:m="http://schemas.openxmlformats.org/officeDocument/2006/math" xmlns:v="urn:schemas-microsoft-com:vml" xmlns:wp14="http://schemas.microsoft.com/office/word/2010/wordprocessingDrawing" xmlns:wp="http://schemas.openxmlformats.org/drawingml/2006/wordprocessingDrawing" xmlns:w10="urn:schemas-microsoft-com:office:word" xmlns:w="http://schemas.openxmlformats.org/wordprocessingml/2006/main" xmlns:w14="http://schemas.microsoft.com/office/word/2010/wordml" xmlns:w15="http://schemas.microsoft.com/office/word/2012/wordml" xmlns:w16cex="http://schemas.microsoft.com/office/word/2018/wordml/cex" xmlns:w16cid="http://schemas.microsoft.com/office/word/2016/wordml/cid" xmlns:w16="http://schemas.microsoft.com/office/word/2018/wordml" xmlns:w16du="http://schemas.microsoft.com/office/word/2023/wordml/word16du" xmlns:w16sdtdh="http://schemas.microsoft.com/office/word/2020/wordml/sdtdatahash" xmlns:w16sdtfl="http://schemas.microsoft.com/office/word/2024/wordml/sdtformatlock" xmlns:w16se="http://schemas.microsoft.com/office/word/2015/wordml/symex" xmlns:wpg="http://schemas.microsoft.com/office/word/2010/wordprocessingGroup" xmlns:wpi="http://schemas.microsoft.com/office/word/2010/wordprocessingInk" xmlns:wne="http://schemas.microsoft.com/office/word/2006/wordml" xmlns:wps="http://schemas.microsoft.com/office/word/2010/wordprocessingShape" mc:Ignorable="w14 w15 w16se w16cid w16 w16cex w16sdtdh w16sdtfl w16du wp14">
   <w:p>
     <w:pPr>
       <w:pStyle w:val="Header"/>
@@ -8107,7 +8113,7 @@
 </file>
 
 <file path=word/numbering.xml><?xml version="1.0" encoding="utf-8"?>
-<w:numbering xmlns:wpc="http://schemas.microsoft.com/office/word/2010/wordprocessingCanvas" xmlns:cx="http://schemas.microsoft.com/office/drawing/2014/chartex" xmlns:cx1="http://schemas.microsoft.com/office/drawing/2015/9/8/chartex" xmlns:mc="http://schemas.openxmlformats.org/markup-compatibility/2006" xmlns:o="urn:schemas-microsoft-com:office:office" xmlns:r="http://schemas.openxmlformats.org/officeDocument/2006/relationships" xmlns:m="http://schemas.openxmlformats.org/officeDocument/2006/math" xmlns:v="urn:schemas-microsoft-com:vml" xmlns:wp14="http://schemas.microsoft.com/office/word/2010/wordprocessingDrawing" xmlns:wp="http://schemas.openxmlformats.org/drawingml/2006/wordprocessingDrawing" xmlns:w10="urn:schemas-microsoft-com:office:word" xmlns:w="http://schemas.openxmlformats.org/wordprocessingml/2006/main" xmlns:w14="http://schemas.microsoft.com/office/word/2010/wordml" xmlns:w15="http://schemas.microsoft.com/office/word/2012/wordml" xmlns:w16se="http://schemas.microsoft.com/office/word/2015/wordml/symex" xmlns:wpg="http://schemas.microsoft.com/office/word/2010/wordprocessingGroup" xmlns:wpi="http://schemas.microsoft.com/office/word/2010/wordprocessingInk" xmlns:wne="http://schemas.microsoft.com/office/word/2006/wordml" xmlns:wps="http://schemas.microsoft.com/office/word/2010/wordprocessingShape" mc:Ignorable="w14 w15 w16se wp14">
+<w:numbering xmlns:wpc="http://schemas.microsoft.com/office/word/2010/wordprocessingCanvas" xmlns:cx="http://schemas.microsoft.com/office/drawing/2014/chartex" xmlns:cx1="http://schemas.microsoft.com/office/drawing/2015/9/8/chartex" xmlns:cx2="http://schemas.microsoft.com/office/drawing/2015/10/21/chartex" xmlns:cx3="http://schemas.microsoft.com/office/drawing/2016/5/9/chartex" xmlns:cx4="http://schemas.microsoft.com/office/drawing/2016/5/10/chartex" xmlns:cx5="http://schemas.microsoft.com/office/drawing/2016/5/11/chartex" xmlns:cx6="http://schemas.microsoft.com/office/drawing/2016/5/12/chartex" xmlns:cx7="http://schemas.microsoft.com/office/drawing/2016/5/13/chartex" xmlns:cx8="http://schemas.microsoft.com/office/drawing/2016/5/14/chartex" xmlns:mc="http://schemas.openxmlformats.org/markup-compatibility/2006" xmlns:aink="http://schemas.microsoft.com/office/drawing/2016/ink" xmlns:am3d="http://schemas.microsoft.com/office/drawing/2017/model3d" xmlns:o="urn:schemas-microsoft-com:office:office" xmlns:oel="http://schemas.microsoft.com/office/2019/extlst" xmlns:r="http://schemas.openxmlformats.org/officeDocument/2006/relationships" xmlns:m="http://schemas.openxmlformats.org/officeDocument/2006/math" xmlns:v="urn:schemas-microsoft-com:vml" xmlns:wp14="http://schemas.microsoft.com/office/word/2010/wordprocessingDrawing" xmlns:wp="http://schemas.openxmlformats.org/drawingml/2006/wordprocessingDrawing" xmlns:w10="urn:schemas-microsoft-com:office:word" xmlns:w="http://schemas.openxmlformats.org/wordprocessingml/2006/main" xmlns:w14="http://schemas.microsoft.com/office/word/2010/wordml" xmlns:w15="http://schemas.microsoft.com/office/word/2012/wordml" xmlns:w16cex="http://schemas.microsoft.com/office/word/2018/wordml/cex" xmlns:w16cid="http://schemas.microsoft.com/office/word/2016/wordml/cid" xmlns:w16="http://schemas.microsoft.com/office/word/2018/wordml" xmlns:w16du="http://schemas.microsoft.com/office/word/2023/wordml/word16du" xmlns:w16sdtdh="http://schemas.microsoft.com/office/word/2020/wordml/sdtdatahash" xmlns:w16sdtfl="http://schemas.microsoft.com/office/word/2024/wordml/sdtformatlock" xmlns:w16se="http://schemas.microsoft.com/office/word/2015/wordml/symex" xmlns:wpg="http://schemas.microsoft.com/office/word/2010/wordprocessingGroup" xmlns:wpi="http://schemas.microsoft.com/office/word/2010/wordprocessingInk" xmlns:wne="http://schemas.microsoft.com/office/word/2006/wordml" xmlns:wps="http://schemas.microsoft.com/office/word/2010/wordprocessingShape" mc:Ignorable="w14 w15 w16se w16cid w16 w16cex w16sdtdh w16sdtfl w16du wp14">
   <w:abstractNum w:abstractNumId="0" w15:restartNumberingAfterBreak="0">
     <w:nsid w:val="5AD55BB2"/>
     <w:multiLevelType w:val="hybridMultilevel"/>
@@ -8200,14 +8206,14 @@
       </w:pPr>
     </w:lvl>
   </w:abstractNum>
-  <w:num w:numId="1">
+  <w:num w:numId="1" w16cid:durableId="751656751">
     <w:abstractNumId w:val="0"/>
   </w:num>
 </w:numbering>
 </file>
 
 <file path=word/styles.xml><?xml version="1.0" encoding="utf-8"?>
-<w:styles xmlns:mc="http://schemas.openxmlformats.org/markup-compatibility/2006" xmlns:r="http://schemas.openxmlformats.org/officeDocument/2006/relationships" xmlns:w="http://schemas.openxmlformats.org/wordprocessingml/2006/main" xmlns:w14="http://schemas.microsoft.com/office/word/2010/wordml" xmlns:w15="http://schemas.microsoft.com/office/word/2012/wordml" xmlns:w16se="http://schemas.microsoft.com/office/word/2015/wordml/symex" mc:Ignorable="w14 w15 w16se">
+<w:styles xmlns:mc="http://schemas.openxmlformats.org/markup-compatibility/2006" xmlns:r="http://schemas.openxmlformats.org/officeDocument/2006/relationships" xmlns:w="http://schemas.openxmlformats.org/wordprocessingml/2006/main" xmlns:w14="http://schemas.microsoft.com/office/word/2010/wordml" xmlns:w15="http://schemas.microsoft.com/office/word/2012/wordml" xmlns:w16cex="http://schemas.microsoft.com/office/word/2018/wordml/cex" xmlns:w16cid="http://schemas.microsoft.com/office/word/2016/wordml/cid" xmlns:w16="http://schemas.microsoft.com/office/word/2018/wordml" xmlns:w16du="http://schemas.microsoft.com/office/word/2023/wordml/word16du" xmlns:w16sdtdh="http://schemas.microsoft.com/office/word/2020/wordml/sdtdatahash" xmlns:w16sdtfl="http://schemas.microsoft.com/office/word/2024/wordml/sdtformatlock" xmlns:w16se="http://schemas.microsoft.com/office/word/2015/wordml/symex" mc:Ignorable="w14 w15 w16se w16cid w16 w16cex w16sdtdh w16sdtfl w16du">
   <w:docDefaults>
     <w:rPrDefault>
       <w:rPr>
@@ -8225,7 +8231,7 @@
       </w:pPr>
     </w:pPrDefault>
   </w:docDefaults>
-  <w:latentStyles w:defLockedState="0" w:defUIPriority="99" w:defSemiHidden="0" w:defUnhideWhenUsed="0" w:defQFormat="0" w:count="371">
+  <w:latentStyles w:defLockedState="0" w:defUIPriority="99" w:defSemiHidden="0" w:defUnhideWhenUsed="0" w:defQFormat="0" w:count="376">
     <w:lsdException w:name="Normal" w:uiPriority="0" w:qFormat="1"/>
     <w:lsdException w:name="heading 1" w:uiPriority="9" w:qFormat="1"/>
     <w:lsdException w:name="heading 2" w:semiHidden="1" w:uiPriority="9" w:unhideWhenUsed="1" w:qFormat="1"/>
@@ -8597,6 +8603,11 @@
     <w:lsdException w:name="List Table 5 Dark Accent 6" w:uiPriority="50"/>
     <w:lsdException w:name="List Table 6 Colorful Accent 6" w:uiPriority="51"/>
     <w:lsdException w:name="List Table 7 Colorful Accent 6" w:uiPriority="52"/>
+    <w:lsdException w:name="Mention" w:semiHidden="1" w:unhideWhenUsed="1"/>
+    <w:lsdException w:name="Smart Hyperlink" w:semiHidden="1" w:unhideWhenUsed="1"/>
+    <w:lsdException w:name="Hashtag" w:semiHidden="1" w:unhideWhenUsed="1"/>
+    <w:lsdException w:name="Unresolved Mention" w:semiHidden="1" w:unhideWhenUsed="1"/>
+    <w:lsdException w:name="Smart Link" w:semiHidden="1" w:unhideWhenUsed="1"/>
   </w:latentStyles>
   <w:style w:type="paragraph" w:default="1" w:styleId="Normal">
     <w:name w:val="Normal"/>
@@ -8814,7 +8825,6 @@
   <w:style w:type="character" w:default="1" w:styleId="DefaultParagraphFont">
     <w:name w:val="Default Paragraph Font"/>
     <w:uiPriority w:val="1"/>
-    <w:semiHidden/>
     <w:unhideWhenUsed/>
   </w:style>
   <w:style w:type="table" w:default="1" w:styleId="TableNormal">

--- a/CONG TY TAM THAI/TamThai_ThanhLapDiaDiem/TamThai_Mau17.docx
+++ b/CONG TY TAM THAI/TamThai_ThanhLapDiaDiem/TamThai_Mau17.docx
@@ -3994,7 +3994,7 @@
                 <w:sz w:val="28"/>
                 <w:szCs w:val="28"/>
               </w:rPr>
-              <w:t>ANHUI</w:t>
+              <w:t>Cục Quản lý Di trú Quốc gia Cộng Hòa Nhân dân Trung Hoa</w:t>
             </w:r>
           </w:p>
           <w:p>
@@ -4562,6 +4562,7 @@
                 <w:szCs w:val="28"/>
                 <w:lang w:eastAsia="zh-CN"/>
               </w:rPr>
+              <w:lastRenderedPageBreak/>
               <w:t>Số định danh cá nhân: ................................................................................</w:t>
             </w:r>
           </w:p>
@@ -4583,7 +4584,6 @@
                 <w:szCs w:val="28"/>
                 <w:lang w:eastAsia="zh-CN"/>
               </w:rPr>
-              <w:lastRenderedPageBreak/>
               <w:t>Điện thoại:..................................................................................................</w:t>
             </w:r>
           </w:p>
